--- a/WebContent/docx/泛实体瘤182+6基因报告.docx
+++ b/WebContent/docx/泛实体瘤182+6基因报告.docx
@@ -1860,6 +1860,7 @@
             <w:insideH w:val="single" w:color="A4A4A4" w:sz="4" w:space="0"/>
             <w:insideV w:val="single" w:color="A4A4A4" w:sz="4" w:space="0"/>
           </w:tblBorders>
+          <w:shd w:val="clear" w:color="auto" w:fill="auto"/>
           <w:tblCellMar>
             <w:top w:w="0" w:type="dxa"/>
             <w:left w:w="108" w:type="dxa"/>
@@ -2167,8 +2168,6 @@
         </w:rPr>
         <w:br w:type="page"/>
       </w:r>
-      <w:bookmarkStart w:id="251" w:name="_GoBack"/>
-      <w:bookmarkEnd w:id="251"/>
     </w:p>
     <w:p>
       <w:pPr>
@@ -2210,9 +2209,9 @@
           <w:lang w:eastAsia="zh-CN"/>
         </w:rPr>
       </w:pPr>
-      <w:bookmarkStart w:id="0" w:name="_Toc12296"/>
-      <w:bookmarkStart w:id="1" w:name="_Toc10363"/>
-      <w:bookmarkStart w:id="2" w:name="_Toc149837258"/>
+      <w:bookmarkStart w:id="0" w:name="_Toc10363"/>
+      <w:bookmarkStart w:id="1" w:name="_Toc149837258"/>
+      <w:bookmarkStart w:id="2" w:name="_Toc12296"/>
       <w:r>
         <w:rPr>
           <w:rFonts w:hint="default" w:ascii="Times New Roman" w:hAnsi="Times New Roman" w:eastAsia="微软雅黑" w:cs="Times New Roman"/>
@@ -2363,11 +2362,12 @@
               <w:pStyle w:val="27"/>
               <w:jc w:val="center"/>
               <w:rPr>
-                <w:rFonts w:hint="default" w:ascii="Times New Roman" w:hAnsi="Times New Roman" w:eastAsia="微软雅黑" w:cs="Times New Roman"/>
+                <w:rFonts w:hint="eastAsia" w:ascii="Times New Roman" w:hAnsi="Times New Roman" w:eastAsia="微软雅黑" w:cs="Times New Roman"/>
                 <w:b/>
                 <w:color w:val="FFFFFF" w:themeColor="background1"/>
                 <w:sz w:val="18"/>
                 <w:szCs w:val="18"/>
+                <w:lang w:eastAsia="zh-CN"/>
                 <w14:textFill>
                   <w14:solidFill>
                     <w14:schemeClr w14:val="bg1"/>
@@ -2377,18 +2377,19 @@
             </w:pPr>
             <w:r>
               <w:rPr>
-                <w:rFonts w:hint="default" w:ascii="Times New Roman" w:hAnsi="Times New Roman" w:eastAsia="微软雅黑" w:cs="Times New Roman"/>
+                <w:rFonts w:hint="eastAsia" w:ascii="Times New Roman" w:hAnsi="Times New Roman" w:eastAsia="微软雅黑" w:cs="Times New Roman"/>
                 <w:b/>
                 <w:color w:val="FFFFFF" w:themeColor="background1"/>
                 <w:sz w:val="18"/>
                 <w:szCs w:val="18"/>
+                <w:lang w:eastAsia="zh-CN"/>
                 <w14:textFill>
                   <w14:solidFill>
                     <w14:schemeClr w14:val="bg1"/>
                   </w14:solidFill>
                 </w14:textFill>
               </w:rPr>
-              <w:t>突变基因</w:t>
+              <w:t>检测基因</w:t>
             </w:r>
           </w:p>
         </w:tc>
@@ -5713,14 +5714,14 @@
           <w:lang w:val="en-US" w:eastAsia="zh-CN"/>
         </w:rPr>
       </w:pPr>
-      <w:bookmarkStart w:id="4" w:name="_Toc25920"/>
-      <w:bookmarkStart w:id="5" w:name="_Toc23369_WPSOffice_Level1"/>
-      <w:bookmarkStart w:id="6" w:name="_Toc3871"/>
-      <w:bookmarkStart w:id="7" w:name="_Toc31068"/>
-      <w:bookmarkStart w:id="8" w:name="_Toc4088"/>
-      <w:bookmarkStart w:id="9" w:name="_Toc18058"/>
-      <w:bookmarkStart w:id="10" w:name="_Toc6221_WPSOffice_Level1"/>
-      <w:bookmarkStart w:id="11" w:name="_Toc1410"/>
+      <w:bookmarkStart w:id="4" w:name="_Toc3871"/>
+      <w:bookmarkStart w:id="5" w:name="_Toc31068"/>
+      <w:bookmarkStart w:id="6" w:name="_Toc18058"/>
+      <w:bookmarkStart w:id="7" w:name="_Toc6221_WPSOffice_Level1"/>
+      <w:bookmarkStart w:id="8" w:name="_Toc23369_WPSOffice_Level1"/>
+      <w:bookmarkStart w:id="9" w:name="_Toc1410"/>
+      <w:bookmarkStart w:id="10" w:name="_Toc25920"/>
+      <w:bookmarkStart w:id="11" w:name="_Toc4088"/>
       <w:r>
         <w:rPr>
           <w:rFonts w:hint="eastAsia" w:ascii="Times New Roman" w:hAnsi="Times New Roman" w:eastAsia="微软雅黑" w:cs="Times New Roman"/>
@@ -7020,9 +7021,9 @@
           <w:lang w:eastAsia="zh-CN"/>
         </w:rPr>
       </w:pPr>
-      <w:bookmarkStart w:id="12" w:name="_Toc526855033"/>
+      <w:bookmarkStart w:id="12" w:name="_Toc527112381"/>
       <w:bookmarkStart w:id="13" w:name="_Toc99096408"/>
-      <w:bookmarkStart w:id="14" w:name="_Toc527112381"/>
+      <w:bookmarkStart w:id="14" w:name="_Toc526855033"/>
       <w:r>
         <w:rPr>
           <w:rFonts w:hint="eastAsia" w:ascii="Times New Roman" w:hAnsi="Times New Roman" w:eastAsia="微软雅黑" w:cs="Times New Roman"/>
@@ -7052,8 +7053,8 @@
           <w:lang w:eastAsia="zh-CN"/>
         </w:rPr>
       </w:pPr>
-      <w:bookmarkStart w:id="15" w:name="_Toc527112382"/>
-      <w:bookmarkStart w:id="16" w:name="_Toc99096409"/>
+      <w:bookmarkStart w:id="15" w:name="_Toc99096409"/>
+      <w:bookmarkStart w:id="16" w:name="_Toc527112382"/>
       <w:bookmarkStart w:id="17" w:name="_Toc526855034"/>
       <w:r>
         <w:rPr>
@@ -7173,12 +7174,6 @@
             <w:insideH w:val="single" w:color="auto" w:sz="4" w:space="0"/>
             <w:insideV w:val="single" w:color="auto" w:sz="4" w:space="0"/>
           </w:tblBorders>
-          <w:tblCellMar>
-            <w:top w:w="0" w:type="dxa"/>
-            <w:left w:w="0" w:type="dxa"/>
-            <w:bottom w:w="0" w:type="dxa"/>
-            <w:right w:w="0" w:type="dxa"/>
-          </w:tblCellMar>
         </w:tblPrEx>
         <w:trPr>
           <w:trHeight w:val="510" w:hRule="atLeast"/>
@@ -7246,11 +7241,12 @@
               <w:pStyle w:val="27"/>
               <w:jc w:val="center"/>
               <w:rPr>
-                <w:rFonts w:ascii="Times New Roman" w:hAnsi="Times New Roman" w:eastAsia="微软雅黑" w:cs="Times New Roman"/>
+                <w:rFonts w:hint="eastAsia" w:ascii="Times New Roman" w:hAnsi="Times New Roman" w:eastAsia="微软雅黑" w:cs="Times New Roman"/>
                 <w:b/>
                 <w:color w:val="FFFFFF" w:themeColor="background1"/>
                 <w:sz w:val="18"/>
                 <w:szCs w:val="18"/>
+                <w:lang w:eastAsia="zh-CN"/>
                 <w14:textFill>
                   <w14:solidFill>
                     <w14:schemeClr w14:val="bg1"/>
@@ -7260,18 +7256,19 @@
             </w:pPr>
             <w:r>
               <w:rPr>
-                <w:rFonts w:ascii="Times New Roman" w:hAnsi="Times New Roman" w:eastAsia="微软雅黑" w:cs="Times New Roman"/>
+                <w:rFonts w:hint="eastAsia" w:ascii="Times New Roman" w:hAnsi="Times New Roman" w:eastAsia="微软雅黑" w:cs="Times New Roman"/>
                 <w:b/>
                 <w:color w:val="FFFFFF" w:themeColor="background1"/>
                 <w:sz w:val="18"/>
                 <w:szCs w:val="18"/>
+                <w:lang w:eastAsia="zh-CN"/>
                 <w14:textFill>
                   <w14:solidFill>
                     <w14:schemeClr w14:val="bg1"/>
                   </w14:solidFill>
                 </w14:textFill>
               </w:rPr>
-              <w:t>突变基因</w:t>
+              <w:t>检测基因</w:t>
             </w:r>
           </w:p>
         </w:tc>
@@ -9655,7 +9652,7 @@
                 <w:szCs w:val="18"/>
                 <w:lang w:eastAsia="zh-CN"/>
               </w:rPr>
-              <w:t>{{ tip.comutation }}</w:t>
+              <w:t>{{ tip.comutation1 }}</w:t>
             </w:r>
           </w:p>
         </w:tc>
@@ -9688,7 +9685,7 @@
                 <w:szCs w:val="18"/>
                 <w:lang w:val="en-US" w:eastAsia="zh-CN"/>
               </w:rPr>
-              <w:t>-</w:t>
+              <w:t>{{ tip.comutation }}</w:t>
             </w:r>
           </w:p>
         </w:tc>
@@ -11815,9 +11812,9 @@
       </w:r>
       <w:bookmarkEnd w:id="18"/>
       <w:bookmarkEnd w:id="19"/>
-      <w:bookmarkStart w:id="20" w:name="_Toc149837259"/>
-      <w:bookmarkStart w:id="21" w:name="_Toc23722"/>
-      <w:bookmarkStart w:id="22" w:name="_Toc18064"/>
+      <w:bookmarkStart w:id="20" w:name="_Toc18064"/>
+      <w:bookmarkStart w:id="21" w:name="_Toc149837259"/>
+      <w:bookmarkStart w:id="22" w:name="_Toc23722"/>
       <w:r>
         <w:rPr>
           <w:rFonts w:hint="default" w:ascii="Times New Roman" w:hAnsi="Times New Roman" w:eastAsia="微软雅黑" w:cs="Times New Roman"/>
@@ -12056,23 +12053,7 @@
                   </w14:solidFill>
                 </w14:textFill>
               </w:rPr>
-              <w:t>突变</w:t>
-            </w:r>
-            <w:r>
-              <w:rPr>
-                <w:rFonts w:ascii="Times New Roman" w:hAnsi="Times New Roman" w:eastAsia="微软雅黑" w:cs="Times New Roman"/>
-                <w:b/>
-                <w:bCs/>
-                <w:color w:val="FFFFFF" w:themeColor="background1"/>
-                <w:sz w:val="18"/>
-                <w:szCs w:val="18"/>
-                <w14:textFill>
-                  <w14:solidFill>
-                    <w14:schemeClr w14:val="bg1"/>
-                  </w14:solidFill>
-                </w14:textFill>
-              </w:rPr>
-              <w:t>基因</w:t>
+              <w:t>检测基因</w:t>
             </w:r>
           </w:p>
         </w:tc>
@@ -13439,12 +13420,6 @@
             <w:insideH w:val="single" w:color="auto" w:sz="4" w:space="0"/>
             <w:insideV w:val="single" w:color="auto" w:sz="4" w:space="0"/>
           </w:tblBorders>
-          <w:tblCellMar>
-            <w:top w:w="0" w:type="dxa"/>
-            <w:left w:w="0" w:type="dxa"/>
-            <w:bottom w:w="0" w:type="dxa"/>
-            <w:right w:w="0" w:type="dxa"/>
-          </w:tblCellMar>
         </w:tblPrEx>
         <w:trPr>
           <w:trHeight w:val="510" w:hRule="atLeast"/>
@@ -13466,11 +13441,12 @@
               <w:pStyle w:val="27"/>
               <w:jc w:val="center"/>
               <w:rPr>
-                <w:rFonts w:ascii="Times New Roman" w:hAnsi="Times New Roman" w:eastAsia="微软雅黑" w:cs="Times New Roman"/>
+                <w:rFonts w:hint="eastAsia" w:ascii="Times New Roman" w:hAnsi="Times New Roman" w:eastAsia="微软雅黑" w:cs="Times New Roman"/>
                 <w:b/>
                 <w:color w:val="FFFFFF" w:themeColor="background1"/>
                 <w:sz w:val="18"/>
                 <w:szCs w:val="18"/>
+                <w:lang w:eastAsia="zh-CN"/>
                 <w14:textFill>
                   <w14:solidFill>
                     <w14:schemeClr w14:val="bg1"/>
@@ -13480,18 +13456,19 @@
             </w:pPr>
             <w:r>
               <w:rPr>
-                <w:rFonts w:ascii="Times New Roman" w:hAnsi="Times New Roman" w:eastAsia="微软雅黑" w:cs="Times New Roman"/>
+                <w:rFonts w:hint="eastAsia" w:ascii="Times New Roman" w:hAnsi="Times New Roman" w:eastAsia="微软雅黑" w:cs="Times New Roman"/>
                 <w:b/>
                 <w:color w:val="FFFFFF" w:themeColor="background1"/>
                 <w:sz w:val="18"/>
                 <w:szCs w:val="18"/>
+                <w:lang w:eastAsia="zh-CN"/>
                 <w14:textFill>
                   <w14:solidFill>
                     <w14:schemeClr w14:val="bg1"/>
                   </w14:solidFill>
                 </w14:textFill>
               </w:rPr>
-              <w:t>突变基因</w:t>
+              <w:t>检测基因</w:t>
             </w:r>
           </w:p>
         </w:tc>
@@ -15666,14 +15643,14 @@
           <w:lang w:val="en-US" w:eastAsia="zh-CN"/>
         </w:rPr>
       </w:pPr>
-      <w:bookmarkStart w:id="23" w:name="_Toc25737"/>
-      <w:bookmarkStart w:id="24" w:name="_Toc17410"/>
-      <w:bookmarkStart w:id="25" w:name="_Toc6221_WPSOffice_Level2"/>
-      <w:bookmarkStart w:id="26" w:name="_Toc1549"/>
-      <w:bookmarkStart w:id="27" w:name="_Toc4339"/>
-      <w:bookmarkStart w:id="28" w:name="_Toc7551_WPSOffice_Level2"/>
-      <w:bookmarkStart w:id="29" w:name="_Toc626"/>
-      <w:bookmarkStart w:id="30" w:name="_Toc21278"/>
+      <w:bookmarkStart w:id="23" w:name="_Toc21278"/>
+      <w:bookmarkStart w:id="24" w:name="_Toc626"/>
+      <w:bookmarkStart w:id="25" w:name="_Toc25737"/>
+      <w:bookmarkStart w:id="26" w:name="_Toc4339"/>
+      <w:bookmarkStart w:id="27" w:name="_Toc1549"/>
+      <w:bookmarkStart w:id="28" w:name="_Toc6221_WPSOffice_Level2"/>
+      <w:bookmarkStart w:id="29" w:name="_Toc7551_WPSOffice_Level2"/>
+      <w:bookmarkStart w:id="30" w:name="_Toc17410"/>
       <w:bookmarkStart w:id="31" w:name="_Toc99096411"/>
       <w:bookmarkStart w:id="32" w:name="_Toc527112383"/>
       <w:bookmarkStart w:id="33" w:name="_Toc526855035"/>
@@ -15715,15 +15692,15 @@
           <w:lang w:eastAsia="zh-CN"/>
         </w:rPr>
       </w:pPr>
-      <w:bookmarkStart w:id="34" w:name="_Toc10743"/>
-      <w:bookmarkStart w:id="35" w:name="_Hlk516758315"/>
-      <w:bookmarkStart w:id="36" w:name="_Toc13489_WPSOffice_Level2"/>
-      <w:bookmarkStart w:id="37" w:name="_Toc13107"/>
-      <w:bookmarkStart w:id="38" w:name="_Toc30343"/>
-      <w:bookmarkStart w:id="39" w:name="_Toc19898_WPSOffice_Level2"/>
+      <w:bookmarkStart w:id="34" w:name="_Hlk516758315"/>
+      <w:bookmarkStart w:id="35" w:name="_Toc10743"/>
+      <w:bookmarkStart w:id="36" w:name="_Toc19898_WPSOffice_Level2"/>
+      <w:bookmarkStart w:id="37" w:name="_Toc10572"/>
+      <w:bookmarkStart w:id="38" w:name="_Toc13489_WPSOffice_Level2"/>
+      <w:bookmarkStart w:id="39" w:name="_Toc13107"/>
       <w:bookmarkStart w:id="40" w:name="_Toc24038"/>
-      <w:bookmarkStart w:id="41" w:name="_Toc10572"/>
-      <w:bookmarkStart w:id="42" w:name="_Toc29093"/>
+      <w:bookmarkStart w:id="41" w:name="_Toc29093"/>
+      <w:bookmarkStart w:id="42" w:name="_Toc30343"/>
       <w:r>
         <w:rPr>
           <w:rFonts w:hint="eastAsia" w:ascii="Times New Roman" w:hAnsi="Times New Roman" w:eastAsia="微软雅黑" w:cs="Times New Roman"/>
@@ -17160,6 +17137,12 @@
             <w:insideH w:val="single" w:color="auto" w:sz="4" w:space="0"/>
             <w:insideV w:val="single" w:color="auto" w:sz="4" w:space="0"/>
           </w:tblBorders>
+          <w:tblCellMar>
+            <w:top w:w="0" w:type="dxa"/>
+            <w:left w:w="0" w:type="dxa"/>
+            <w:bottom w:w="0" w:type="dxa"/>
+            <w:right w:w="0" w:type="dxa"/>
+          </w:tblCellMar>
         </w:tblPrEx>
         <w:trPr>
           <w:trHeight w:val="0" w:hRule="atLeast"/>
@@ -17951,14 +17934,14 @@
           <w:lang w:eastAsia="zh-CN"/>
         </w:rPr>
       </w:pPr>
-      <w:bookmarkStart w:id="43" w:name="_Toc25727"/>
-      <w:bookmarkStart w:id="44" w:name="_Toc23846_WPSOffice_Level1"/>
-      <w:bookmarkStart w:id="45" w:name="_Toc32661"/>
-      <w:bookmarkStart w:id="46" w:name="_Toc28194"/>
-      <w:bookmarkStart w:id="47" w:name="_Toc29258"/>
-      <w:bookmarkStart w:id="48" w:name="_Toc32443_WPSOffice_Level1"/>
+      <w:bookmarkStart w:id="43" w:name="_Toc32661"/>
+      <w:bookmarkStart w:id="44" w:name="_Toc29258"/>
+      <w:bookmarkStart w:id="45" w:name="_Toc25727"/>
+      <w:bookmarkStart w:id="46" w:name="_Toc4331_WPSOffice_Level1"/>
+      <w:bookmarkStart w:id="47" w:name="_Toc32443_WPSOffice_Level1"/>
+      <w:bookmarkStart w:id="48" w:name="_Toc28194"/>
       <w:bookmarkStart w:id="49" w:name="_Toc5598"/>
-      <w:bookmarkStart w:id="50" w:name="_Toc4331_WPSOffice_Level1"/>
+      <w:bookmarkStart w:id="50" w:name="_Toc23846_WPSOffice_Level1"/>
       <w:bookmarkStart w:id="51" w:name="_Toc23903"/>
       <w:r>
         <w:rPr>
@@ -20106,8 +20089,8 @@
           </w14:textFill>
         </w:rPr>
       </w:pPr>
-      <w:bookmarkStart w:id="52" w:name="_Toc527112384"/>
-      <w:bookmarkStart w:id="53" w:name="_Toc526855036"/>
+      <w:bookmarkStart w:id="52" w:name="_Toc526855036"/>
+      <w:bookmarkStart w:id="53" w:name="_Toc527112384"/>
       <w:bookmarkStart w:id="54" w:name="_Hlk500167513"/>
       <w:r>
         <w:rPr>
@@ -20512,2130 +20495,7 @@
             </w14:solidFill>
           </w14:textFill>
         </w:rPr>
-        <w:t>{{ tdd.comutation }}</w:t>
-      </w:r>
-    </w:p>
-    <w:tbl>
-      <w:tblPr>
-        <w:tblStyle w:val="18"/>
-        <w:tblpPr w:leftFromText="180" w:rightFromText="180" w:vertAnchor="text" w:tblpXSpec="center" w:tblpY="1"/>
-        <w:tblOverlap w:val="never"/>
-        <w:tblW w:w="9870" w:type="dxa"/>
-        <w:jc w:val="center"/>
-        <w:tblBorders>
-          <w:top w:val="single" w:color="1F497D" w:sz="18" w:space="0"/>
-          <w:left w:val="none" w:color="auto" w:sz="0" w:space="0"/>
-          <w:bottom w:val="single" w:color="1F497D" w:sz="18" w:space="0"/>
-          <w:right w:val="none" w:color="auto" w:sz="0" w:space="0"/>
-          <w:insideH w:val="dotted" w:color="1F497D" w:sz="4" w:space="0"/>
-          <w:insideV w:val="dotted" w:color="1F497D" w:sz="4" w:space="0"/>
-        </w:tblBorders>
-        <w:tblLayout w:type="fixed"/>
-        <w:tblCellMar>
-          <w:top w:w="0" w:type="dxa"/>
-          <w:left w:w="108" w:type="dxa"/>
-          <w:bottom w:w="0" w:type="dxa"/>
-          <w:right w:w="108" w:type="dxa"/>
-        </w:tblCellMar>
-      </w:tblPr>
-      <w:tblGrid>
-        <w:gridCol w:w="432"/>
-        <w:gridCol w:w="1191"/>
-        <w:gridCol w:w="8247"/>
-      </w:tblGrid>
-      <w:tr>
-        <w:tblPrEx>
-          <w:tblBorders>
-            <w:top w:val="single" w:color="1F497D" w:sz="18" w:space="0"/>
-            <w:left w:val="none" w:color="auto" w:sz="0" w:space="0"/>
-            <w:bottom w:val="single" w:color="1F497D" w:sz="18" w:space="0"/>
-            <w:right w:val="none" w:color="auto" w:sz="0" w:space="0"/>
-            <w:insideH w:val="dotted" w:color="1F497D" w:sz="4" w:space="0"/>
-            <w:insideV w:val="dotted" w:color="1F497D" w:sz="4" w:space="0"/>
-          </w:tblBorders>
-        </w:tblPrEx>
-        <w:trPr>
-          <w:trHeight w:val="417" w:hRule="atLeast"/>
-          <w:jc w:val="center"/>
-        </w:trPr>
-        <w:tc>
-          <w:tcPr>
-            <w:tcW w:w="1623" w:type="dxa"/>
-            <w:gridSpan w:val="2"/>
-            <w:tcBorders>
-              <w:tl2br w:val="nil"/>
-              <w:tr2bl w:val="nil"/>
-            </w:tcBorders>
-            <w:shd w:val="clear" w:color="auto" w:fill="auto"/>
-            <w:vAlign w:val="center"/>
-          </w:tcPr>
-          <w:p>
-            <w:pPr>
-              <w:keepNext/>
-              <w:spacing w:before="26"/>
-              <w:jc w:val="center"/>
-              <w:rPr>
-                <w:rFonts w:ascii="Times New Roman" w:hAnsi="Times New Roman" w:eastAsia="微软雅黑" w:cs="Times New Roman"/>
-                <w:b/>
-                <w:color w:val="1F497D"/>
-                <w:sz w:val="18"/>
-                <w:szCs w:val="18"/>
-                <w:lang w:eastAsia="zh-CN"/>
-              </w:rPr>
-            </w:pPr>
-            <w:r>
-              <w:rPr>
-                <w:rFonts w:ascii="Times New Roman" w:hAnsi="Times New Roman" w:eastAsia="微软雅黑" w:cs="Times New Roman"/>
-                <w:b/>
-                <w:color w:val="1F497D"/>
-                <w:sz w:val="18"/>
-                <w:szCs w:val="18"/>
-                <w:lang w:eastAsia="zh-CN"/>
-              </w:rPr>
-              <w:t>突变形式</w:t>
-            </w:r>
-          </w:p>
-        </w:tc>
-        <w:tc>
-          <w:tcPr>
-            <w:tcW w:w="8247" w:type="dxa"/>
-            <w:tcBorders>
-              <w:tl2br w:val="nil"/>
-              <w:tr2bl w:val="nil"/>
-            </w:tcBorders>
-            <w:vAlign w:val="center"/>
-          </w:tcPr>
-          <w:p>
-            <w:pPr>
-              <w:keepNext/>
-              <w:spacing w:before="26"/>
-              <w:jc w:val="center"/>
-              <w:rPr>
-                <w:rFonts w:ascii="Times New Roman" w:hAnsi="Times New Roman" w:eastAsia="微软雅黑" w:cs="Times New Roman"/>
-                <w:bCs/>
-                <w:sz w:val="18"/>
-                <w:szCs w:val="18"/>
-                <w:lang w:eastAsia="zh-CN"/>
-              </w:rPr>
-            </w:pPr>
-            <w:r>
-              <w:rPr>
-                <w:rFonts w:hint="eastAsia" w:ascii="Times New Roman" w:hAnsi="Times New Roman" w:eastAsia="微软雅黑" w:cs="Times New Roman"/>
-                <w:bCs/>
-                <w:sz w:val="18"/>
-                <w:szCs w:val="18"/>
-                <w:lang w:val="en-US" w:eastAsia="zh-CN"/>
-              </w:rPr>
-              <w:t>-</w:t>
-            </w:r>
-          </w:p>
-        </w:tc>
-      </w:tr>
-      <w:tr>
-        <w:tblPrEx>
-          <w:tblBorders>
-            <w:top w:val="single" w:color="1F497D" w:sz="18" w:space="0"/>
-            <w:left w:val="none" w:color="auto" w:sz="0" w:space="0"/>
-            <w:bottom w:val="single" w:color="1F497D" w:sz="18" w:space="0"/>
-            <w:right w:val="none" w:color="auto" w:sz="0" w:space="0"/>
-            <w:insideH w:val="dotted" w:color="1F497D" w:sz="4" w:space="0"/>
-            <w:insideV w:val="dotted" w:color="1F497D" w:sz="4" w:space="0"/>
-          </w:tblBorders>
-          <w:tblCellMar>
-            <w:top w:w="0" w:type="dxa"/>
-            <w:left w:w="108" w:type="dxa"/>
-            <w:bottom w:w="0" w:type="dxa"/>
-            <w:right w:w="108" w:type="dxa"/>
-          </w:tblCellMar>
-        </w:tblPrEx>
-        <w:trPr>
-          <w:trHeight w:val="494" w:hRule="atLeast"/>
-          <w:jc w:val="center"/>
-        </w:trPr>
-        <w:tc>
-          <w:tcPr>
-            <w:tcW w:w="1623" w:type="dxa"/>
-            <w:gridSpan w:val="2"/>
-            <w:tcBorders>
-              <w:tl2br w:val="nil"/>
-              <w:tr2bl w:val="nil"/>
-            </w:tcBorders>
-            <w:shd w:val="clear" w:color="auto" w:fill="auto"/>
-            <w:vAlign w:val="center"/>
-          </w:tcPr>
-          <w:p>
-            <w:pPr>
-              <w:keepNext/>
-              <w:spacing w:before="26"/>
-              <w:jc w:val="center"/>
-              <w:rPr>
-                <w:rFonts w:ascii="Times New Roman" w:hAnsi="Times New Roman" w:eastAsia="微软雅黑" w:cs="Times New Roman"/>
-                <w:b/>
-                <w:color w:val="1F497D"/>
-                <w:sz w:val="18"/>
-                <w:szCs w:val="18"/>
-                <w:lang w:eastAsia="zh-CN"/>
-              </w:rPr>
-            </w:pPr>
-            <w:r>
-              <w:rPr>
-                <w:rFonts w:hint="eastAsia" w:ascii="Times New Roman" w:hAnsi="Times New Roman" w:eastAsia="微软雅黑" w:cs="Times New Roman"/>
-                <w:b/>
-                <w:color w:val="1F497D"/>
-                <w:sz w:val="18"/>
-                <w:szCs w:val="18"/>
-                <w:highlight w:val="none"/>
-                <w:lang w:eastAsia="zh-CN"/>
-              </w:rPr>
-              <w:t>{{ tdd.mutFreq</w:t>
-            </w:r>
-            <w:r>
-              <w:rPr>
-                <w:rFonts w:hint="eastAsia" w:ascii="Times New Roman" w:hAnsi="Times New Roman" w:eastAsia="微软雅黑" w:cs="Times New Roman"/>
-                <w:b/>
-                <w:color w:val="1F497D"/>
-                <w:sz w:val="18"/>
-                <w:szCs w:val="18"/>
-                <w:highlight w:val="none"/>
-                <w:lang w:val="en-US" w:eastAsia="zh-CN"/>
-              </w:rPr>
-              <w:t>Type</w:t>
-            </w:r>
-            <w:r>
-              <w:rPr>
-                <w:rFonts w:hint="eastAsia" w:ascii="Times New Roman" w:hAnsi="Times New Roman" w:eastAsia="微软雅黑" w:cs="Times New Roman"/>
-                <w:b/>
-                <w:color w:val="1F497D"/>
-                <w:sz w:val="18"/>
-                <w:szCs w:val="18"/>
-                <w:highlight w:val="none"/>
-                <w:lang w:eastAsia="zh-CN"/>
-              </w:rPr>
-              <w:t xml:space="preserve"> }}</w:t>
-            </w:r>
-          </w:p>
-        </w:tc>
-        <w:tc>
-          <w:tcPr>
-            <w:tcW w:w="8247" w:type="dxa"/>
-            <w:tcBorders>
-              <w:tl2br w:val="nil"/>
-              <w:tr2bl w:val="nil"/>
-            </w:tcBorders>
-            <w:vAlign w:val="center"/>
-          </w:tcPr>
-          <w:p>
-            <w:pPr>
-              <w:keepNext/>
-              <w:spacing w:before="26"/>
-              <w:jc w:val="center"/>
-              <w:rPr>
-                <w:rFonts w:ascii="Times New Roman" w:hAnsi="Times New Roman" w:eastAsia="微软雅黑" w:cs="Times New Roman"/>
-                <w:bCs/>
-                <w:sz w:val="18"/>
-                <w:szCs w:val="18"/>
-                <w:lang w:eastAsia="zh-CN"/>
-              </w:rPr>
-            </w:pPr>
-            <w:r>
-              <w:rPr>
-                <w:rFonts w:hint="eastAsia" w:ascii="Times New Roman" w:hAnsi="Times New Roman" w:eastAsia="微软雅黑" w:cs="Times New Roman"/>
-                <w:bCs/>
-                <w:sz w:val="18"/>
-                <w:szCs w:val="18"/>
-                <w:lang w:eastAsia="zh-CN"/>
-              </w:rPr>
-              <w:t>{{ tdd.mutFreq }}</w:t>
-            </w:r>
-          </w:p>
-        </w:tc>
-      </w:tr>
-      <w:tr>
-        <w:tblPrEx>
-          <w:tblBorders>
-            <w:top w:val="single" w:color="1F497D" w:sz="18" w:space="0"/>
-            <w:left w:val="none" w:color="auto" w:sz="0" w:space="0"/>
-            <w:bottom w:val="single" w:color="1F497D" w:sz="18" w:space="0"/>
-            <w:right w:val="none" w:color="auto" w:sz="0" w:space="0"/>
-            <w:insideH w:val="dotted" w:color="1F497D" w:sz="4" w:space="0"/>
-            <w:insideV w:val="dotted" w:color="1F497D" w:sz="4" w:space="0"/>
-          </w:tblBorders>
-          <w:tblCellMar>
-            <w:top w:w="0" w:type="dxa"/>
-            <w:left w:w="108" w:type="dxa"/>
-            <w:bottom w:w="0" w:type="dxa"/>
-            <w:right w:w="108" w:type="dxa"/>
-          </w:tblCellMar>
-        </w:tblPrEx>
-        <w:trPr>
-          <w:trHeight w:val="474" w:hRule="atLeast"/>
-          <w:jc w:val="center"/>
-        </w:trPr>
-        <w:tc>
-          <w:tcPr>
-            <w:tcW w:w="432" w:type="dxa"/>
-            <w:vMerge w:val="restart"/>
-            <w:tcBorders>
-              <w:tl2br w:val="nil"/>
-              <w:tr2bl w:val="nil"/>
-            </w:tcBorders>
-            <w:shd w:val="clear" w:color="auto" w:fill="auto"/>
-            <w:vAlign w:val="center"/>
-          </w:tcPr>
-          <w:p>
-            <w:pPr>
-              <w:spacing w:before="1" w:line="250" w:lineRule="auto"/>
-              <w:jc w:val="center"/>
-              <w:rPr>
-                <w:rFonts w:ascii="Times New Roman" w:hAnsi="Times New Roman" w:eastAsia="微软雅黑" w:cs="Times New Roman"/>
-                <w:color w:val="1F497D"/>
-                <w:sz w:val="18"/>
-                <w:szCs w:val="18"/>
-                <w:lang w:eastAsia="zh-CN"/>
-              </w:rPr>
-            </w:pPr>
-            <w:r>
-              <w:rPr>
-                <w:rFonts w:ascii="Times New Roman" w:hAnsi="Times New Roman" w:eastAsia="微软雅黑" w:cs="Times New Roman"/>
-                <w:b/>
-                <w:color w:val="1F497D"/>
-                <w:sz w:val="18"/>
-                <w:szCs w:val="18"/>
-                <w:lang w:eastAsia="zh-CN"/>
-              </w:rPr>
-              <w:t>潜在获益药物</w:t>
-            </w:r>
-          </w:p>
-        </w:tc>
-        <w:tc>
-          <w:tcPr>
-            <w:tcW w:w="1191" w:type="dxa"/>
-            <w:tcBorders>
-              <w:tl2br w:val="nil"/>
-              <w:tr2bl w:val="nil"/>
-            </w:tcBorders>
-            <w:shd w:val="clear" w:color="auto" w:fill="auto"/>
-            <w:vAlign w:val="center"/>
-          </w:tcPr>
-          <w:p>
-            <w:pPr>
-              <w:spacing w:before="1" w:line="250" w:lineRule="auto"/>
-              <w:jc w:val="center"/>
-              <w:rPr>
-                <w:rFonts w:ascii="Times New Roman" w:hAnsi="Times New Roman" w:eastAsia="微软雅黑" w:cs="Times New Roman"/>
-                <w:b/>
-                <w:color w:val="1F497D"/>
-                <w:sz w:val="18"/>
-                <w:szCs w:val="18"/>
-                <w:lang w:eastAsia="zh-CN"/>
-              </w:rPr>
-            </w:pPr>
-            <w:r>
-              <w:rPr>
-                <w:rFonts w:ascii="Times New Roman" w:hAnsi="Times New Roman" w:eastAsia="微软雅黑" w:cs="Times New Roman"/>
-                <w:b/>
-                <w:color w:val="1F497D"/>
-                <w:sz w:val="18"/>
-                <w:szCs w:val="18"/>
-                <w:lang w:eastAsia="zh-CN"/>
-              </w:rPr>
-              <w:t>A级</w:t>
-            </w:r>
-          </w:p>
-        </w:tc>
-        <w:tc>
-          <w:tcPr>
-            <w:tcW w:w="8247" w:type="dxa"/>
-            <w:tcBorders>
-              <w:tl2br w:val="nil"/>
-              <w:tr2bl w:val="nil"/>
-            </w:tcBorders>
-            <w:shd w:val="clear" w:color="auto" w:fill="auto"/>
-            <w:vAlign w:val="center"/>
-          </w:tcPr>
-          <w:p>
-            <w:pPr>
-              <w:spacing w:before="1" w:line="250" w:lineRule="auto"/>
-              <w:jc w:val="center"/>
-              <w:rPr>
-                <w:rFonts w:ascii="Times New Roman" w:hAnsi="Times New Roman" w:eastAsia="微软雅黑" w:cs="Times New Roman"/>
-                <w:b/>
-                <w:color w:val="FFFFFF" w:themeColor="background1"/>
-                <w:sz w:val="18"/>
-                <w:szCs w:val="18"/>
-                <w:lang w:eastAsia="zh-CN"/>
-                <w14:textFill>
-                  <w14:solidFill>
-                    <w14:schemeClr w14:val="bg1"/>
-                  </w14:solidFill>
-                </w14:textFill>
-              </w:rPr>
-            </w:pPr>
-            <w:r>
-              <w:rPr>
-                <w:rFonts w:ascii="Times New Roman" w:hAnsi="Times New Roman" w:eastAsia="微软雅黑" w:cs="Times New Roman"/>
-                <w:sz w:val="18"/>
-                <w:szCs w:val="18"/>
-                <w:lang w:eastAsia="zh-CN"/>
-              </w:rPr>
-              <w:t>{% if tdd.drugaStr == [] %}无{% else%}{% for d in tdd.drugaStr %}{%if loop.last%}</w:t>
-            </w:r>
-            <w:r>
-              <w:rPr>
-                <w:rFonts w:hint="eastAsia" w:ascii="Times New Roman" w:hAnsi="Times New Roman" w:eastAsia="微软雅黑" w:cs="Times New Roman"/>
-                <w:sz w:val="18"/>
-                <w:szCs w:val="18"/>
-                <w:lang w:eastAsia="zh-CN"/>
-              </w:rPr>
-              <w:t>{{ d.nameLevel }}</w:t>
-            </w:r>
-            <w:r>
-              <w:rPr>
-                <w:rFonts w:ascii="Times New Roman" w:hAnsi="Times New Roman" w:eastAsia="微软雅黑" w:cs="Times New Roman"/>
-                <w:sz w:val="18"/>
-                <w:szCs w:val="18"/>
-                <w:lang w:eastAsia="zh-CN"/>
-              </w:rPr>
-              <w:t>{%else%}</w:t>
-            </w:r>
-            <w:r>
-              <w:rPr>
-                <w:rFonts w:hint="eastAsia" w:ascii="Times New Roman" w:hAnsi="Times New Roman" w:eastAsia="微软雅黑" w:cs="Times New Roman"/>
-                <w:sz w:val="18"/>
-                <w:szCs w:val="18"/>
-                <w:lang w:eastAsia="zh-CN"/>
-              </w:rPr>
-              <w:t>{{ d.nameLevel }}</w:t>
-            </w:r>
-            <w:r>
-              <w:rPr>
-                <w:rFonts w:ascii="Times New Roman" w:hAnsi="Times New Roman" w:eastAsia="微软雅黑" w:cs="Times New Roman"/>
-                <w:sz w:val="18"/>
-                <w:szCs w:val="18"/>
-                <w:lang w:eastAsia="zh-CN"/>
-              </w:rPr>
-              <w:t>，{%endif%}{% endfor %}{% endif%}</w:t>
-            </w:r>
-          </w:p>
-        </w:tc>
-      </w:tr>
-      <w:tr>
-        <w:tblPrEx>
-          <w:tblBorders>
-            <w:top w:val="single" w:color="1F497D" w:sz="18" w:space="0"/>
-            <w:left w:val="none" w:color="auto" w:sz="0" w:space="0"/>
-            <w:bottom w:val="single" w:color="1F497D" w:sz="18" w:space="0"/>
-            <w:right w:val="none" w:color="auto" w:sz="0" w:space="0"/>
-            <w:insideH w:val="dotted" w:color="1F497D" w:sz="4" w:space="0"/>
-            <w:insideV w:val="dotted" w:color="1F497D" w:sz="4" w:space="0"/>
-          </w:tblBorders>
-          <w:tblCellMar>
-            <w:top w:w="0" w:type="dxa"/>
-            <w:left w:w="108" w:type="dxa"/>
-            <w:bottom w:w="0" w:type="dxa"/>
-            <w:right w:w="108" w:type="dxa"/>
-          </w:tblCellMar>
-        </w:tblPrEx>
-        <w:trPr>
-          <w:trHeight w:val="474" w:hRule="atLeast"/>
-          <w:jc w:val="center"/>
-        </w:trPr>
-        <w:tc>
-          <w:tcPr>
-            <w:tcW w:w="432" w:type="dxa"/>
-            <w:vMerge w:val="continue"/>
-            <w:tcBorders>
-              <w:tl2br w:val="nil"/>
-              <w:tr2bl w:val="nil"/>
-            </w:tcBorders>
-            <w:shd w:val="clear" w:color="auto" w:fill="auto"/>
-            <w:vAlign w:val="center"/>
-          </w:tcPr>
-          <w:p>
-            <w:pPr>
-              <w:spacing w:before="1" w:line="250" w:lineRule="auto"/>
-              <w:jc w:val="center"/>
-              <w:rPr>
-                <w:rFonts w:ascii="Times New Roman" w:hAnsi="Times New Roman" w:eastAsia="微软雅黑" w:cs="Times New Roman"/>
-                <w:b/>
-                <w:color w:val="1F497D"/>
-                <w:sz w:val="18"/>
-                <w:szCs w:val="18"/>
-                <w:lang w:eastAsia="zh-CN"/>
-              </w:rPr>
-            </w:pPr>
-          </w:p>
-        </w:tc>
-        <w:tc>
-          <w:tcPr>
-            <w:tcW w:w="1191" w:type="dxa"/>
-            <w:tcBorders>
-              <w:tl2br w:val="nil"/>
-              <w:tr2bl w:val="nil"/>
-            </w:tcBorders>
-            <w:shd w:val="clear" w:color="auto" w:fill="auto"/>
-            <w:vAlign w:val="center"/>
-          </w:tcPr>
-          <w:p>
-            <w:pPr>
-              <w:spacing w:before="1" w:line="250" w:lineRule="auto"/>
-              <w:jc w:val="center"/>
-              <w:rPr>
-                <w:rFonts w:ascii="Times New Roman" w:hAnsi="Times New Roman" w:eastAsia="微软雅黑" w:cs="Times New Roman"/>
-                <w:b/>
-                <w:color w:val="1F497D"/>
-                <w:sz w:val="18"/>
-                <w:szCs w:val="18"/>
-                <w:lang w:eastAsia="zh-CN"/>
-              </w:rPr>
-            </w:pPr>
-            <w:r>
-              <w:rPr>
-                <w:rFonts w:ascii="Times New Roman" w:hAnsi="Times New Roman" w:eastAsia="微软雅黑" w:cs="Times New Roman"/>
-                <w:b/>
-                <w:color w:val="1F497D"/>
-                <w:sz w:val="18"/>
-                <w:szCs w:val="18"/>
-                <w:lang w:eastAsia="zh-CN"/>
-              </w:rPr>
-              <w:t>B级</w:t>
-            </w:r>
-          </w:p>
-        </w:tc>
-        <w:tc>
-          <w:tcPr>
-            <w:tcW w:w="8247" w:type="dxa"/>
-            <w:tcBorders>
-              <w:tl2br w:val="nil"/>
-              <w:tr2bl w:val="nil"/>
-            </w:tcBorders>
-            <w:shd w:val="clear" w:color="auto" w:fill="auto"/>
-            <w:vAlign w:val="center"/>
-          </w:tcPr>
-          <w:p>
-            <w:pPr>
-              <w:keepNext/>
-              <w:spacing w:before="26"/>
-              <w:jc w:val="center"/>
-              <w:rPr>
-                <w:rFonts w:ascii="Times New Roman" w:hAnsi="Times New Roman" w:eastAsia="微软雅黑" w:cs="Times New Roman"/>
-                <w:b/>
-                <w:color w:val="FFFFFF" w:themeColor="background1"/>
-                <w:sz w:val="18"/>
-                <w:szCs w:val="18"/>
-                <w:lang w:eastAsia="zh-CN"/>
-                <w14:textFill>
-                  <w14:solidFill>
-                    <w14:schemeClr w14:val="bg1"/>
-                  </w14:solidFill>
-                </w14:textFill>
-              </w:rPr>
-            </w:pPr>
-            <w:r>
-              <w:rPr>
-                <w:rFonts w:ascii="Times New Roman" w:hAnsi="Times New Roman" w:eastAsia="微软雅黑" w:cs="Times New Roman"/>
-                <w:sz w:val="18"/>
-                <w:szCs w:val="18"/>
-                <w:lang w:eastAsia="zh-CN"/>
-              </w:rPr>
-              <w:t>{% if tdd.drugbStr == [] %}无{% else%}{% for d in tdd.drugbStr %}{%if loop.last%}</w:t>
-            </w:r>
-            <w:r>
-              <w:rPr>
-                <w:rFonts w:hint="eastAsia" w:ascii="Times New Roman" w:hAnsi="Times New Roman" w:eastAsia="微软雅黑" w:cs="Times New Roman"/>
-                <w:sz w:val="18"/>
-                <w:szCs w:val="18"/>
-                <w:lang w:eastAsia="zh-CN"/>
-              </w:rPr>
-              <w:t>{{ d.nameLevel }}</w:t>
-            </w:r>
-            <w:r>
-              <w:rPr>
-                <w:rFonts w:ascii="Times New Roman" w:hAnsi="Times New Roman" w:eastAsia="微软雅黑" w:cs="Times New Roman"/>
-                <w:sz w:val="18"/>
-                <w:szCs w:val="18"/>
-                <w:lang w:eastAsia="zh-CN"/>
-              </w:rPr>
-              <w:t>{%else%}</w:t>
-            </w:r>
-            <w:r>
-              <w:rPr>
-                <w:rFonts w:hint="eastAsia" w:ascii="Times New Roman" w:hAnsi="Times New Roman" w:eastAsia="微软雅黑" w:cs="Times New Roman"/>
-                <w:sz w:val="18"/>
-                <w:szCs w:val="18"/>
-                <w:lang w:eastAsia="zh-CN"/>
-              </w:rPr>
-              <w:t>{{ d.nameLevel }}</w:t>
-            </w:r>
-            <w:r>
-              <w:rPr>
-                <w:rFonts w:ascii="Times New Roman" w:hAnsi="Times New Roman" w:eastAsia="微软雅黑" w:cs="Times New Roman"/>
-                <w:sz w:val="18"/>
-                <w:szCs w:val="18"/>
-                <w:lang w:eastAsia="zh-CN"/>
-              </w:rPr>
-              <w:t>，{%endif%}{% endfor %}{% endif%}</w:t>
-            </w:r>
-          </w:p>
-        </w:tc>
-      </w:tr>
-      <w:tr>
-        <w:tblPrEx>
-          <w:tblBorders>
-            <w:top w:val="single" w:color="1F497D" w:sz="18" w:space="0"/>
-            <w:left w:val="none" w:color="auto" w:sz="0" w:space="0"/>
-            <w:bottom w:val="single" w:color="1F497D" w:sz="18" w:space="0"/>
-            <w:right w:val="none" w:color="auto" w:sz="0" w:space="0"/>
-            <w:insideH w:val="dotted" w:color="1F497D" w:sz="4" w:space="0"/>
-            <w:insideV w:val="dotted" w:color="1F497D" w:sz="4" w:space="0"/>
-          </w:tblBorders>
-          <w:tblCellMar>
-            <w:top w:w="0" w:type="dxa"/>
-            <w:left w:w="108" w:type="dxa"/>
-            <w:bottom w:w="0" w:type="dxa"/>
-            <w:right w:w="108" w:type="dxa"/>
-          </w:tblCellMar>
-        </w:tblPrEx>
-        <w:trPr>
-          <w:trHeight w:val="474" w:hRule="atLeast"/>
-          <w:jc w:val="center"/>
-        </w:trPr>
-        <w:tc>
-          <w:tcPr>
-            <w:tcW w:w="432" w:type="dxa"/>
-            <w:vMerge w:val="continue"/>
-            <w:tcBorders>
-              <w:tl2br w:val="nil"/>
-              <w:tr2bl w:val="nil"/>
-            </w:tcBorders>
-            <w:shd w:val="clear" w:color="auto" w:fill="auto"/>
-            <w:vAlign w:val="center"/>
-          </w:tcPr>
-          <w:p>
-            <w:pPr>
-              <w:spacing w:before="1" w:line="250" w:lineRule="auto"/>
-              <w:jc w:val="center"/>
-              <w:rPr>
-                <w:rFonts w:ascii="Times New Roman" w:hAnsi="Times New Roman" w:eastAsia="微软雅黑" w:cs="Times New Roman"/>
-                <w:b/>
-                <w:color w:val="1F497D"/>
-                <w:sz w:val="18"/>
-                <w:szCs w:val="18"/>
-                <w:lang w:eastAsia="zh-CN"/>
-              </w:rPr>
-            </w:pPr>
-          </w:p>
-        </w:tc>
-        <w:tc>
-          <w:tcPr>
-            <w:tcW w:w="1191" w:type="dxa"/>
-            <w:tcBorders>
-              <w:tl2br w:val="nil"/>
-              <w:tr2bl w:val="nil"/>
-            </w:tcBorders>
-            <w:shd w:val="clear" w:color="auto" w:fill="auto"/>
-            <w:vAlign w:val="center"/>
-          </w:tcPr>
-          <w:p>
-            <w:pPr>
-              <w:spacing w:before="1" w:line="250" w:lineRule="auto"/>
-              <w:jc w:val="center"/>
-              <w:rPr>
-                <w:rFonts w:ascii="Times New Roman" w:hAnsi="Times New Roman" w:eastAsia="微软雅黑" w:cs="Times New Roman"/>
-                <w:b/>
-                <w:color w:val="1F497D"/>
-                <w:sz w:val="18"/>
-                <w:szCs w:val="18"/>
-                <w:lang w:eastAsia="zh-CN"/>
-              </w:rPr>
-            </w:pPr>
-            <w:r>
-              <w:rPr>
-                <w:rFonts w:ascii="Times New Roman" w:hAnsi="Times New Roman" w:eastAsia="微软雅黑" w:cs="Times New Roman"/>
-                <w:b/>
-                <w:color w:val="1F497D"/>
-                <w:sz w:val="18"/>
-                <w:szCs w:val="18"/>
-                <w:lang w:eastAsia="zh-CN"/>
-              </w:rPr>
-              <w:t>C级</w:t>
-            </w:r>
-          </w:p>
-        </w:tc>
-        <w:tc>
-          <w:tcPr>
-            <w:tcW w:w="8247" w:type="dxa"/>
-            <w:tcBorders>
-              <w:tl2br w:val="nil"/>
-              <w:tr2bl w:val="nil"/>
-            </w:tcBorders>
-            <w:shd w:val="clear" w:color="auto" w:fill="auto"/>
-            <w:vAlign w:val="center"/>
-          </w:tcPr>
-          <w:p>
-            <w:pPr>
-              <w:keepNext/>
-              <w:spacing w:before="26"/>
-              <w:jc w:val="center"/>
-              <w:rPr>
-                <w:rFonts w:ascii="Times New Roman" w:hAnsi="Times New Roman" w:eastAsia="微软雅黑" w:cs="Times New Roman"/>
-                <w:b/>
-                <w:color w:val="FFFFFF" w:themeColor="background1"/>
-                <w:sz w:val="18"/>
-                <w:szCs w:val="18"/>
-                <w:lang w:eastAsia="zh-CN"/>
-                <w14:textFill>
-                  <w14:solidFill>
-                    <w14:schemeClr w14:val="bg1"/>
-                  </w14:solidFill>
-                </w14:textFill>
-              </w:rPr>
-            </w:pPr>
-            <w:r>
-              <w:rPr>
-                <w:rFonts w:ascii="Times New Roman" w:hAnsi="Times New Roman" w:eastAsia="微软雅黑" w:cs="Times New Roman"/>
-                <w:sz w:val="18"/>
-                <w:szCs w:val="18"/>
-                <w:lang w:eastAsia="zh-CN"/>
-              </w:rPr>
-              <w:t>{% if tdd.drugcStr == [] %}无{% else%}{% for d in tdd.drugcStr %}{%if loop.last%}</w:t>
-            </w:r>
-            <w:r>
-              <w:rPr>
-                <w:rFonts w:hint="eastAsia" w:ascii="Times New Roman" w:hAnsi="Times New Roman" w:eastAsia="微软雅黑" w:cs="Times New Roman"/>
-                <w:sz w:val="18"/>
-                <w:szCs w:val="18"/>
-                <w:lang w:eastAsia="zh-CN"/>
-              </w:rPr>
-              <w:t>{{ d.nameLevel }}</w:t>
-            </w:r>
-            <w:r>
-              <w:rPr>
-                <w:rFonts w:ascii="Times New Roman" w:hAnsi="Times New Roman" w:eastAsia="微软雅黑" w:cs="Times New Roman"/>
-                <w:sz w:val="18"/>
-                <w:szCs w:val="18"/>
-                <w:lang w:eastAsia="zh-CN"/>
-              </w:rPr>
-              <w:t>{%else%}</w:t>
-            </w:r>
-            <w:r>
-              <w:rPr>
-                <w:rFonts w:hint="eastAsia" w:ascii="Times New Roman" w:hAnsi="Times New Roman" w:eastAsia="微软雅黑" w:cs="Times New Roman"/>
-                <w:sz w:val="18"/>
-                <w:szCs w:val="18"/>
-                <w:lang w:eastAsia="zh-CN"/>
-              </w:rPr>
-              <w:t>{{ d.nameLevel }}</w:t>
-            </w:r>
-            <w:r>
-              <w:rPr>
-                <w:rFonts w:ascii="Times New Roman" w:hAnsi="Times New Roman" w:eastAsia="微软雅黑" w:cs="Times New Roman"/>
-                <w:sz w:val="18"/>
-                <w:szCs w:val="18"/>
-                <w:lang w:eastAsia="zh-CN"/>
-              </w:rPr>
-              <w:t>，{%endif%}{% endfor %}{% endif%}</w:t>
-            </w:r>
-          </w:p>
-        </w:tc>
-      </w:tr>
-      <w:tr>
-        <w:tblPrEx>
-          <w:tblBorders>
-            <w:top w:val="single" w:color="1F497D" w:sz="18" w:space="0"/>
-            <w:left w:val="none" w:color="auto" w:sz="0" w:space="0"/>
-            <w:bottom w:val="single" w:color="1F497D" w:sz="18" w:space="0"/>
-            <w:right w:val="none" w:color="auto" w:sz="0" w:space="0"/>
-            <w:insideH w:val="dotted" w:color="1F497D" w:sz="4" w:space="0"/>
-            <w:insideV w:val="dotted" w:color="1F497D" w:sz="4" w:space="0"/>
-          </w:tblBorders>
-          <w:tblCellMar>
-            <w:top w:w="0" w:type="dxa"/>
-            <w:left w:w="108" w:type="dxa"/>
-            <w:bottom w:w="0" w:type="dxa"/>
-            <w:right w:w="108" w:type="dxa"/>
-          </w:tblCellMar>
-        </w:tblPrEx>
-        <w:trPr>
-          <w:trHeight w:val="474" w:hRule="atLeast"/>
-          <w:jc w:val="center"/>
-        </w:trPr>
-        <w:tc>
-          <w:tcPr>
-            <w:tcW w:w="432" w:type="dxa"/>
-            <w:vMerge w:val="continue"/>
-            <w:tcBorders>
-              <w:tl2br w:val="nil"/>
-              <w:tr2bl w:val="nil"/>
-            </w:tcBorders>
-            <w:shd w:val="clear" w:color="auto" w:fill="auto"/>
-            <w:vAlign w:val="center"/>
-          </w:tcPr>
-          <w:p>
-            <w:pPr>
-              <w:spacing w:before="1" w:line="250" w:lineRule="auto"/>
-              <w:jc w:val="center"/>
-              <w:rPr>
-                <w:rFonts w:ascii="Times New Roman" w:hAnsi="Times New Roman" w:eastAsia="微软雅黑" w:cs="Times New Roman"/>
-                <w:b/>
-                <w:color w:val="1F497D"/>
-                <w:sz w:val="18"/>
-                <w:szCs w:val="18"/>
-                <w:lang w:eastAsia="zh-CN"/>
-              </w:rPr>
-            </w:pPr>
-          </w:p>
-        </w:tc>
-        <w:tc>
-          <w:tcPr>
-            <w:tcW w:w="1191" w:type="dxa"/>
-            <w:tcBorders>
-              <w:tl2br w:val="nil"/>
-              <w:tr2bl w:val="nil"/>
-            </w:tcBorders>
-            <w:shd w:val="clear" w:color="auto" w:fill="auto"/>
-            <w:vAlign w:val="center"/>
-          </w:tcPr>
-          <w:p>
-            <w:pPr>
-              <w:spacing w:before="1" w:line="250" w:lineRule="auto"/>
-              <w:jc w:val="center"/>
-              <w:rPr>
-                <w:rFonts w:ascii="Times New Roman" w:hAnsi="Times New Roman" w:eastAsia="微软雅黑" w:cs="Times New Roman"/>
-                <w:b/>
-                <w:color w:val="1F497D"/>
-                <w:sz w:val="18"/>
-                <w:szCs w:val="18"/>
-                <w:lang w:eastAsia="zh-CN"/>
-              </w:rPr>
-            </w:pPr>
-            <w:r>
-              <w:rPr>
-                <w:rFonts w:hint="eastAsia" w:ascii="Times New Roman" w:hAnsi="Times New Roman" w:eastAsia="微软雅黑" w:cs="Times New Roman"/>
-                <w:b/>
-                <w:color w:val="1F497D"/>
-                <w:sz w:val="18"/>
-                <w:szCs w:val="18"/>
-                <w:lang w:eastAsia="zh-CN"/>
-              </w:rPr>
-              <w:t>D</w:t>
-            </w:r>
-            <w:r>
-              <w:rPr>
-                <w:rFonts w:ascii="Times New Roman" w:hAnsi="Times New Roman" w:eastAsia="微软雅黑" w:cs="Times New Roman"/>
-                <w:b/>
-                <w:color w:val="1F497D"/>
-                <w:sz w:val="18"/>
-                <w:szCs w:val="18"/>
-                <w:lang w:eastAsia="zh-CN"/>
-              </w:rPr>
-              <w:t>级</w:t>
-            </w:r>
-          </w:p>
-        </w:tc>
-        <w:tc>
-          <w:tcPr>
-            <w:tcW w:w="8247" w:type="dxa"/>
-            <w:tcBorders>
-              <w:tl2br w:val="nil"/>
-              <w:tr2bl w:val="nil"/>
-            </w:tcBorders>
-            <w:shd w:val="clear" w:color="auto" w:fill="auto"/>
-            <w:vAlign w:val="center"/>
-          </w:tcPr>
-          <w:p>
-            <w:pPr>
-              <w:keepNext/>
-              <w:spacing w:before="26"/>
-              <w:jc w:val="center"/>
-              <w:rPr>
-                <w:rFonts w:ascii="Times New Roman" w:hAnsi="Times New Roman" w:eastAsia="微软雅黑" w:cs="Times New Roman"/>
-                <w:b/>
-                <w:color w:val="FFFFFF" w:themeColor="background1"/>
-                <w:sz w:val="18"/>
-                <w:szCs w:val="18"/>
-                <w:lang w:eastAsia="zh-CN"/>
-                <w14:textFill>
-                  <w14:solidFill>
-                    <w14:schemeClr w14:val="bg1"/>
-                  </w14:solidFill>
-                </w14:textFill>
-              </w:rPr>
-            </w:pPr>
-            <w:r>
-              <w:rPr>
-                <w:rFonts w:ascii="Times New Roman" w:hAnsi="Times New Roman" w:eastAsia="微软雅黑" w:cs="Times New Roman"/>
-                <w:sz w:val="18"/>
-                <w:szCs w:val="18"/>
-                <w:lang w:eastAsia="zh-CN"/>
-              </w:rPr>
-              <w:t>{% if tdd.drug</w:t>
-            </w:r>
-            <w:r>
-              <w:rPr>
-                <w:rFonts w:hint="eastAsia" w:ascii="Times New Roman" w:hAnsi="Times New Roman" w:eastAsia="微软雅黑" w:cs="Times New Roman"/>
-                <w:sz w:val="18"/>
-                <w:szCs w:val="18"/>
-                <w:lang w:eastAsia="zh-CN"/>
-              </w:rPr>
-              <w:t>d</w:t>
-            </w:r>
-            <w:r>
-              <w:rPr>
-                <w:rFonts w:ascii="Times New Roman" w:hAnsi="Times New Roman" w:eastAsia="微软雅黑" w:cs="Times New Roman"/>
-                <w:sz w:val="18"/>
-                <w:szCs w:val="18"/>
-                <w:lang w:eastAsia="zh-CN"/>
-              </w:rPr>
-              <w:t>Str == [] %}无{% else%}{% for d in tdd.drug</w:t>
-            </w:r>
-            <w:r>
-              <w:rPr>
-                <w:rFonts w:hint="eastAsia" w:ascii="Times New Roman" w:hAnsi="Times New Roman" w:eastAsia="微软雅黑" w:cs="Times New Roman"/>
-                <w:sz w:val="18"/>
-                <w:szCs w:val="18"/>
-                <w:lang w:eastAsia="zh-CN"/>
-              </w:rPr>
-              <w:t>d</w:t>
-            </w:r>
-            <w:r>
-              <w:rPr>
-                <w:rFonts w:ascii="Times New Roman" w:hAnsi="Times New Roman" w:eastAsia="微软雅黑" w:cs="Times New Roman"/>
-                <w:sz w:val="18"/>
-                <w:szCs w:val="18"/>
-                <w:lang w:eastAsia="zh-CN"/>
-              </w:rPr>
-              <w:t>Str %}{%if loop.last%}</w:t>
-            </w:r>
-            <w:r>
-              <w:rPr>
-                <w:rFonts w:hint="eastAsia" w:ascii="Times New Roman" w:hAnsi="Times New Roman" w:eastAsia="微软雅黑" w:cs="Times New Roman"/>
-                <w:sz w:val="18"/>
-                <w:szCs w:val="18"/>
-                <w:lang w:eastAsia="zh-CN"/>
-              </w:rPr>
-              <w:t>{{ d.nameLevel }}</w:t>
-            </w:r>
-            <w:r>
-              <w:rPr>
-                <w:rFonts w:ascii="Times New Roman" w:hAnsi="Times New Roman" w:eastAsia="微软雅黑" w:cs="Times New Roman"/>
-                <w:sz w:val="18"/>
-                <w:szCs w:val="18"/>
-                <w:lang w:eastAsia="zh-CN"/>
-              </w:rPr>
-              <w:t>{%else%}</w:t>
-            </w:r>
-            <w:r>
-              <w:rPr>
-                <w:rFonts w:hint="eastAsia" w:ascii="Times New Roman" w:hAnsi="Times New Roman" w:eastAsia="微软雅黑" w:cs="Times New Roman"/>
-                <w:sz w:val="18"/>
-                <w:szCs w:val="18"/>
-                <w:lang w:eastAsia="zh-CN"/>
-              </w:rPr>
-              <w:t>{{ d.nameLevel }}</w:t>
-            </w:r>
-            <w:r>
-              <w:rPr>
-                <w:rFonts w:ascii="Times New Roman" w:hAnsi="Times New Roman" w:eastAsia="微软雅黑" w:cs="Times New Roman"/>
-                <w:sz w:val="18"/>
-                <w:szCs w:val="18"/>
-                <w:lang w:eastAsia="zh-CN"/>
-              </w:rPr>
-              <w:t>，{%endif%}{% endfor %}{% endif%}</w:t>
-            </w:r>
-          </w:p>
-        </w:tc>
-      </w:tr>
-      <w:tr>
-        <w:tblPrEx>
-          <w:tblBorders>
-            <w:top w:val="single" w:color="1F497D" w:sz="18" w:space="0"/>
-            <w:left w:val="none" w:color="auto" w:sz="0" w:space="0"/>
-            <w:bottom w:val="single" w:color="1F497D" w:sz="18" w:space="0"/>
-            <w:right w:val="none" w:color="auto" w:sz="0" w:space="0"/>
-            <w:insideH w:val="dotted" w:color="1F497D" w:sz="4" w:space="0"/>
-            <w:insideV w:val="dotted" w:color="1F497D" w:sz="4" w:space="0"/>
-          </w:tblBorders>
-          <w:tblCellMar>
-            <w:top w:w="0" w:type="dxa"/>
-            <w:left w:w="108" w:type="dxa"/>
-            <w:bottom w:w="0" w:type="dxa"/>
-            <w:right w:w="108" w:type="dxa"/>
-          </w:tblCellMar>
-        </w:tblPrEx>
-        <w:trPr>
-          <w:trHeight w:val="474" w:hRule="atLeast"/>
-          <w:jc w:val="center"/>
-        </w:trPr>
-        <w:tc>
-          <w:tcPr>
-            <w:tcW w:w="432" w:type="dxa"/>
-            <w:vMerge w:val="restart"/>
-            <w:tcBorders>
-              <w:tl2br w:val="nil"/>
-              <w:tr2bl w:val="nil"/>
-            </w:tcBorders>
-            <w:shd w:val="clear" w:color="auto" w:fill="auto"/>
-            <w:vAlign w:val="center"/>
-          </w:tcPr>
-          <w:p>
-            <w:pPr>
-              <w:keepNext/>
-              <w:spacing w:before="26"/>
-              <w:jc w:val="center"/>
-              <w:rPr>
-                <w:rFonts w:ascii="Times New Roman" w:hAnsi="Times New Roman" w:eastAsia="微软雅黑" w:cs="Times New Roman"/>
-                <w:b/>
-                <w:color w:val="1F497D"/>
-                <w:sz w:val="18"/>
-                <w:szCs w:val="18"/>
-                <w:lang w:eastAsia="zh-CN"/>
-              </w:rPr>
-            </w:pPr>
-            <w:r>
-              <w:rPr>
-                <w:rFonts w:ascii="Times New Roman" w:hAnsi="Times New Roman" w:eastAsia="微软雅黑" w:cs="Times New Roman"/>
-                <w:b/>
-                <w:color w:val="1F497D"/>
-                <w:sz w:val="18"/>
-                <w:szCs w:val="18"/>
-                <w:lang w:eastAsia="zh-CN"/>
-              </w:rPr>
-              <w:t>潜在耐药信息</w:t>
-            </w:r>
-          </w:p>
-        </w:tc>
-        <w:tc>
-          <w:tcPr>
-            <w:tcW w:w="1191" w:type="dxa"/>
-            <w:tcBorders>
-              <w:tl2br w:val="nil"/>
-              <w:tr2bl w:val="nil"/>
-            </w:tcBorders>
-            <w:shd w:val="clear" w:color="auto" w:fill="auto"/>
-            <w:vAlign w:val="center"/>
-          </w:tcPr>
-          <w:p>
-            <w:pPr>
-              <w:keepNext/>
-              <w:spacing w:before="26"/>
-              <w:jc w:val="center"/>
-              <w:rPr>
-                <w:rFonts w:ascii="Times New Roman" w:hAnsi="Times New Roman" w:eastAsia="微软雅黑" w:cs="Times New Roman"/>
-                <w:b/>
-                <w:color w:val="1F497D"/>
-                <w:sz w:val="18"/>
-                <w:szCs w:val="18"/>
-                <w:lang w:eastAsia="zh-CN"/>
-              </w:rPr>
-            </w:pPr>
-            <w:r>
-              <w:rPr>
-                <w:rFonts w:ascii="Times New Roman" w:hAnsi="Times New Roman" w:eastAsia="微软雅黑" w:cs="Times New Roman"/>
-                <w:b/>
-                <w:color w:val="1F497D"/>
-                <w:sz w:val="18"/>
-                <w:szCs w:val="18"/>
-                <w:lang w:eastAsia="zh-CN"/>
-              </w:rPr>
-              <w:t>A级</w:t>
-            </w:r>
-          </w:p>
-        </w:tc>
-        <w:tc>
-          <w:tcPr>
-            <w:tcW w:w="8247" w:type="dxa"/>
-            <w:tcBorders>
-              <w:tl2br w:val="nil"/>
-              <w:tr2bl w:val="nil"/>
-            </w:tcBorders>
-            <w:shd w:val="clear" w:color="auto" w:fill="auto"/>
-            <w:vAlign w:val="center"/>
-          </w:tcPr>
-          <w:p>
-            <w:pPr>
-              <w:keepNext/>
-              <w:spacing w:before="26"/>
-              <w:jc w:val="center"/>
-              <w:rPr>
-                <w:rFonts w:ascii="Times New Roman" w:hAnsi="Times New Roman" w:eastAsia="微软雅黑" w:cs="Times New Roman"/>
-                <w:sz w:val="18"/>
-                <w:szCs w:val="18"/>
-                <w:lang w:eastAsia="zh-CN"/>
-              </w:rPr>
-            </w:pPr>
-            <w:r>
-              <w:rPr>
-                <w:rFonts w:ascii="Times New Roman" w:hAnsi="Times New Roman" w:eastAsia="微软雅黑" w:cs="Times New Roman"/>
-                <w:sz w:val="18"/>
-                <w:szCs w:val="18"/>
-                <w:lang w:eastAsia="zh-CN"/>
-              </w:rPr>
-              <w:t>{% if tdd.resistant</w:t>
-            </w:r>
-            <w:r>
-              <w:rPr>
-                <w:rFonts w:hint="eastAsia" w:ascii="Times New Roman" w:hAnsi="Times New Roman" w:eastAsia="微软雅黑" w:cs="Times New Roman"/>
-                <w:sz w:val="18"/>
-                <w:szCs w:val="18"/>
-                <w:lang w:eastAsia="zh-CN"/>
-              </w:rPr>
-              <w:t>a</w:t>
-            </w:r>
-            <w:r>
-              <w:rPr>
-                <w:rFonts w:ascii="Times New Roman" w:hAnsi="Times New Roman" w:eastAsia="微软雅黑" w:cs="Times New Roman"/>
-                <w:sz w:val="18"/>
-                <w:szCs w:val="18"/>
-                <w:lang w:eastAsia="zh-CN"/>
-              </w:rPr>
-              <w:t>Str == [] %}无{% else%}{% for d in tdd.resistant</w:t>
-            </w:r>
-            <w:r>
-              <w:rPr>
-                <w:rFonts w:hint="eastAsia" w:ascii="Times New Roman" w:hAnsi="Times New Roman" w:eastAsia="微软雅黑" w:cs="Times New Roman"/>
-                <w:sz w:val="18"/>
-                <w:szCs w:val="18"/>
-                <w:lang w:eastAsia="zh-CN"/>
-              </w:rPr>
-              <w:t>a</w:t>
-            </w:r>
-            <w:r>
-              <w:rPr>
-                <w:rFonts w:ascii="Times New Roman" w:hAnsi="Times New Roman" w:eastAsia="微软雅黑" w:cs="Times New Roman"/>
-                <w:sz w:val="18"/>
-                <w:szCs w:val="18"/>
-                <w:lang w:eastAsia="zh-CN"/>
-              </w:rPr>
-              <w:t>Str %}{%if loop.last%}</w:t>
-            </w:r>
-            <w:r>
-              <w:rPr>
-                <w:rFonts w:hint="eastAsia" w:ascii="Times New Roman" w:hAnsi="Times New Roman" w:eastAsia="微软雅黑" w:cs="Times New Roman"/>
-                <w:sz w:val="18"/>
-                <w:szCs w:val="18"/>
-                <w:lang w:eastAsia="zh-CN"/>
-              </w:rPr>
-              <w:t>{{ d.nameLevel }}</w:t>
-            </w:r>
-            <w:r>
-              <w:rPr>
-                <w:rFonts w:ascii="Times New Roman" w:hAnsi="Times New Roman" w:eastAsia="微软雅黑" w:cs="Times New Roman"/>
-                <w:sz w:val="18"/>
-                <w:szCs w:val="18"/>
-                <w:lang w:eastAsia="zh-CN"/>
-              </w:rPr>
-              <w:t>{%else%}</w:t>
-            </w:r>
-            <w:r>
-              <w:rPr>
-                <w:rFonts w:hint="eastAsia" w:ascii="Times New Roman" w:hAnsi="Times New Roman" w:eastAsia="微软雅黑" w:cs="Times New Roman"/>
-                <w:sz w:val="18"/>
-                <w:szCs w:val="18"/>
-                <w:lang w:eastAsia="zh-CN"/>
-              </w:rPr>
-              <w:t>{{ d.nameLevel }}</w:t>
-            </w:r>
-            <w:r>
-              <w:rPr>
-                <w:rFonts w:ascii="Times New Roman" w:hAnsi="Times New Roman" w:eastAsia="微软雅黑" w:cs="Times New Roman"/>
-                <w:sz w:val="18"/>
-                <w:szCs w:val="18"/>
-                <w:lang w:eastAsia="zh-CN"/>
-              </w:rPr>
-              <w:t>，{%endif%}{% endfor %}{% endif%}</w:t>
-            </w:r>
-          </w:p>
-        </w:tc>
-      </w:tr>
-      <w:tr>
-        <w:tblPrEx>
-          <w:tblBorders>
-            <w:top w:val="single" w:color="1F497D" w:sz="18" w:space="0"/>
-            <w:left w:val="none" w:color="auto" w:sz="0" w:space="0"/>
-            <w:bottom w:val="single" w:color="1F497D" w:sz="18" w:space="0"/>
-            <w:right w:val="none" w:color="auto" w:sz="0" w:space="0"/>
-            <w:insideH w:val="dotted" w:color="1F497D" w:sz="4" w:space="0"/>
-            <w:insideV w:val="dotted" w:color="1F497D" w:sz="4" w:space="0"/>
-          </w:tblBorders>
-          <w:tblCellMar>
-            <w:top w:w="0" w:type="dxa"/>
-            <w:left w:w="108" w:type="dxa"/>
-            <w:bottom w:w="0" w:type="dxa"/>
-            <w:right w:w="108" w:type="dxa"/>
-          </w:tblCellMar>
-        </w:tblPrEx>
-        <w:trPr>
-          <w:trHeight w:val="474" w:hRule="atLeast"/>
-          <w:jc w:val="center"/>
-        </w:trPr>
-        <w:tc>
-          <w:tcPr>
-            <w:tcW w:w="432" w:type="dxa"/>
-            <w:vMerge w:val="continue"/>
-            <w:tcBorders>
-              <w:tl2br w:val="nil"/>
-              <w:tr2bl w:val="nil"/>
-            </w:tcBorders>
-            <w:shd w:val="clear" w:color="auto" w:fill="auto"/>
-            <w:vAlign w:val="center"/>
-          </w:tcPr>
-          <w:p>
-            <w:pPr>
-              <w:keepNext/>
-              <w:spacing w:before="26"/>
-              <w:jc w:val="center"/>
-              <w:rPr>
-                <w:rFonts w:ascii="Times New Roman" w:hAnsi="Times New Roman" w:eastAsia="微软雅黑" w:cs="Times New Roman"/>
-                <w:b/>
-                <w:color w:val="1F497D"/>
-                <w:sz w:val="18"/>
-                <w:szCs w:val="18"/>
-                <w:lang w:eastAsia="zh-CN"/>
-              </w:rPr>
-            </w:pPr>
-          </w:p>
-        </w:tc>
-        <w:tc>
-          <w:tcPr>
-            <w:tcW w:w="1191" w:type="dxa"/>
-            <w:tcBorders>
-              <w:tl2br w:val="nil"/>
-              <w:tr2bl w:val="nil"/>
-            </w:tcBorders>
-            <w:shd w:val="clear" w:color="auto" w:fill="auto"/>
-            <w:vAlign w:val="center"/>
-          </w:tcPr>
-          <w:p>
-            <w:pPr>
-              <w:keepNext/>
-              <w:spacing w:before="26"/>
-              <w:jc w:val="center"/>
-              <w:rPr>
-                <w:rFonts w:ascii="Times New Roman" w:hAnsi="Times New Roman" w:eastAsia="微软雅黑" w:cs="Times New Roman"/>
-                <w:b/>
-                <w:color w:val="1F497D"/>
-                <w:sz w:val="18"/>
-                <w:szCs w:val="18"/>
-                <w:lang w:eastAsia="zh-CN"/>
-              </w:rPr>
-            </w:pPr>
-            <w:r>
-              <w:rPr>
-                <w:rFonts w:ascii="Times New Roman" w:hAnsi="Times New Roman" w:eastAsia="微软雅黑" w:cs="Times New Roman"/>
-                <w:b/>
-                <w:color w:val="1F497D"/>
-                <w:sz w:val="18"/>
-                <w:szCs w:val="18"/>
-                <w:lang w:eastAsia="zh-CN"/>
-              </w:rPr>
-              <w:t>B级</w:t>
-            </w:r>
-          </w:p>
-        </w:tc>
-        <w:tc>
-          <w:tcPr>
-            <w:tcW w:w="8247" w:type="dxa"/>
-            <w:tcBorders>
-              <w:tl2br w:val="nil"/>
-              <w:tr2bl w:val="nil"/>
-            </w:tcBorders>
-            <w:shd w:val="clear" w:color="auto" w:fill="auto"/>
-            <w:vAlign w:val="center"/>
-          </w:tcPr>
-          <w:p>
-            <w:pPr>
-              <w:keepNext/>
-              <w:spacing w:before="26"/>
-              <w:jc w:val="center"/>
-              <w:rPr>
-                <w:rFonts w:ascii="Times New Roman" w:hAnsi="Times New Roman" w:eastAsia="微软雅黑" w:cs="Times New Roman"/>
-                <w:sz w:val="18"/>
-                <w:szCs w:val="18"/>
-                <w:lang w:eastAsia="zh-CN"/>
-              </w:rPr>
-            </w:pPr>
-            <w:r>
-              <w:rPr>
-                <w:rFonts w:ascii="Times New Roman" w:hAnsi="Times New Roman" w:eastAsia="微软雅黑" w:cs="Times New Roman"/>
-                <w:sz w:val="18"/>
-                <w:szCs w:val="18"/>
-                <w:lang w:eastAsia="zh-CN"/>
-              </w:rPr>
-              <w:t>{% if tdd.resistant</w:t>
-            </w:r>
-            <w:r>
-              <w:rPr>
-                <w:rFonts w:hint="eastAsia" w:ascii="Times New Roman" w:hAnsi="Times New Roman" w:eastAsia="微软雅黑" w:cs="Times New Roman"/>
-                <w:sz w:val="18"/>
-                <w:szCs w:val="18"/>
-                <w:lang w:eastAsia="zh-CN"/>
-              </w:rPr>
-              <w:t>b</w:t>
-            </w:r>
-            <w:r>
-              <w:rPr>
-                <w:rFonts w:ascii="Times New Roman" w:hAnsi="Times New Roman" w:eastAsia="微软雅黑" w:cs="Times New Roman"/>
-                <w:sz w:val="18"/>
-                <w:szCs w:val="18"/>
-                <w:lang w:eastAsia="zh-CN"/>
-              </w:rPr>
-              <w:t>Str == [] %}无{% else%}{% for d in tdd.resistant</w:t>
-            </w:r>
-            <w:r>
-              <w:rPr>
-                <w:rFonts w:hint="eastAsia" w:ascii="Times New Roman" w:hAnsi="Times New Roman" w:eastAsia="微软雅黑" w:cs="Times New Roman"/>
-                <w:sz w:val="18"/>
-                <w:szCs w:val="18"/>
-                <w:lang w:eastAsia="zh-CN"/>
-              </w:rPr>
-              <w:t>b</w:t>
-            </w:r>
-            <w:r>
-              <w:rPr>
-                <w:rFonts w:ascii="Times New Roman" w:hAnsi="Times New Roman" w:eastAsia="微软雅黑" w:cs="Times New Roman"/>
-                <w:sz w:val="18"/>
-                <w:szCs w:val="18"/>
-                <w:lang w:eastAsia="zh-CN"/>
-              </w:rPr>
-              <w:t>Str %}{%if loop.last%}</w:t>
-            </w:r>
-            <w:r>
-              <w:rPr>
-                <w:rFonts w:hint="eastAsia" w:ascii="Times New Roman" w:hAnsi="Times New Roman" w:eastAsia="微软雅黑" w:cs="Times New Roman"/>
-                <w:sz w:val="18"/>
-                <w:szCs w:val="18"/>
-                <w:lang w:eastAsia="zh-CN"/>
-              </w:rPr>
-              <w:t>{{ d.nameLevel }}</w:t>
-            </w:r>
-            <w:r>
-              <w:rPr>
-                <w:rFonts w:ascii="Times New Roman" w:hAnsi="Times New Roman" w:eastAsia="微软雅黑" w:cs="Times New Roman"/>
-                <w:sz w:val="18"/>
-                <w:szCs w:val="18"/>
-                <w:lang w:eastAsia="zh-CN"/>
-              </w:rPr>
-              <w:t>{%else%}</w:t>
-            </w:r>
-            <w:r>
-              <w:rPr>
-                <w:rFonts w:hint="eastAsia" w:ascii="Times New Roman" w:hAnsi="Times New Roman" w:eastAsia="微软雅黑" w:cs="Times New Roman"/>
-                <w:sz w:val="18"/>
-                <w:szCs w:val="18"/>
-                <w:lang w:eastAsia="zh-CN"/>
-              </w:rPr>
-              <w:t>{{ d.nameLevel }}</w:t>
-            </w:r>
-            <w:r>
-              <w:rPr>
-                <w:rFonts w:ascii="Times New Roman" w:hAnsi="Times New Roman" w:eastAsia="微软雅黑" w:cs="Times New Roman"/>
-                <w:sz w:val="18"/>
-                <w:szCs w:val="18"/>
-                <w:lang w:eastAsia="zh-CN"/>
-              </w:rPr>
-              <w:t>，{%endif%}{% endfor %}{% endif%}</w:t>
-            </w:r>
-          </w:p>
-        </w:tc>
-      </w:tr>
-      <w:tr>
-        <w:tblPrEx>
-          <w:tblBorders>
-            <w:top w:val="single" w:color="1F497D" w:sz="18" w:space="0"/>
-            <w:left w:val="none" w:color="auto" w:sz="0" w:space="0"/>
-            <w:bottom w:val="single" w:color="1F497D" w:sz="18" w:space="0"/>
-            <w:right w:val="none" w:color="auto" w:sz="0" w:space="0"/>
-            <w:insideH w:val="dotted" w:color="1F497D" w:sz="4" w:space="0"/>
-            <w:insideV w:val="dotted" w:color="1F497D" w:sz="4" w:space="0"/>
-          </w:tblBorders>
-          <w:tblCellMar>
-            <w:top w:w="0" w:type="dxa"/>
-            <w:left w:w="108" w:type="dxa"/>
-            <w:bottom w:w="0" w:type="dxa"/>
-            <w:right w:w="108" w:type="dxa"/>
-          </w:tblCellMar>
-        </w:tblPrEx>
-        <w:trPr>
-          <w:trHeight w:val="474" w:hRule="atLeast"/>
-          <w:jc w:val="center"/>
-        </w:trPr>
-        <w:tc>
-          <w:tcPr>
-            <w:tcW w:w="432" w:type="dxa"/>
-            <w:vMerge w:val="continue"/>
-            <w:tcBorders>
-              <w:tl2br w:val="nil"/>
-              <w:tr2bl w:val="nil"/>
-            </w:tcBorders>
-            <w:shd w:val="clear" w:color="auto" w:fill="auto"/>
-            <w:vAlign w:val="center"/>
-          </w:tcPr>
-          <w:p>
-            <w:pPr>
-              <w:keepNext/>
-              <w:spacing w:before="26"/>
-              <w:jc w:val="center"/>
-              <w:rPr>
-                <w:rFonts w:ascii="Times New Roman" w:hAnsi="Times New Roman" w:eastAsia="微软雅黑" w:cs="Times New Roman"/>
-                <w:b/>
-                <w:color w:val="1F497D"/>
-                <w:sz w:val="18"/>
-                <w:szCs w:val="18"/>
-                <w:lang w:eastAsia="zh-CN"/>
-              </w:rPr>
-            </w:pPr>
-          </w:p>
-        </w:tc>
-        <w:tc>
-          <w:tcPr>
-            <w:tcW w:w="1191" w:type="dxa"/>
-            <w:tcBorders>
-              <w:tl2br w:val="nil"/>
-              <w:tr2bl w:val="nil"/>
-            </w:tcBorders>
-            <w:shd w:val="clear" w:color="auto" w:fill="auto"/>
-            <w:vAlign w:val="center"/>
-          </w:tcPr>
-          <w:p>
-            <w:pPr>
-              <w:keepNext/>
-              <w:spacing w:before="26"/>
-              <w:jc w:val="center"/>
-              <w:rPr>
-                <w:rFonts w:ascii="Times New Roman" w:hAnsi="Times New Roman" w:eastAsia="微软雅黑" w:cs="Times New Roman"/>
-                <w:b/>
-                <w:color w:val="1F497D"/>
-                <w:sz w:val="18"/>
-                <w:szCs w:val="18"/>
-                <w:lang w:eastAsia="zh-CN"/>
-              </w:rPr>
-            </w:pPr>
-            <w:r>
-              <w:rPr>
-                <w:rFonts w:ascii="Times New Roman" w:hAnsi="Times New Roman" w:eastAsia="微软雅黑" w:cs="Times New Roman"/>
-                <w:b/>
-                <w:color w:val="1F497D"/>
-                <w:sz w:val="18"/>
-                <w:szCs w:val="18"/>
-                <w:lang w:eastAsia="zh-CN"/>
-              </w:rPr>
-              <w:t>C级</w:t>
-            </w:r>
-          </w:p>
-        </w:tc>
-        <w:tc>
-          <w:tcPr>
-            <w:tcW w:w="8247" w:type="dxa"/>
-            <w:tcBorders>
-              <w:tl2br w:val="nil"/>
-              <w:tr2bl w:val="nil"/>
-            </w:tcBorders>
-            <w:shd w:val="clear" w:color="auto" w:fill="auto"/>
-            <w:vAlign w:val="center"/>
-          </w:tcPr>
-          <w:p>
-            <w:pPr>
-              <w:keepNext/>
-              <w:spacing w:before="26"/>
-              <w:jc w:val="center"/>
-              <w:rPr>
-                <w:rFonts w:ascii="Times New Roman" w:hAnsi="Times New Roman" w:eastAsia="微软雅黑" w:cs="Times New Roman"/>
-                <w:sz w:val="18"/>
-                <w:szCs w:val="18"/>
-                <w:lang w:eastAsia="zh-CN"/>
-              </w:rPr>
-            </w:pPr>
-            <w:r>
-              <w:rPr>
-                <w:rFonts w:ascii="Times New Roman" w:hAnsi="Times New Roman" w:eastAsia="微软雅黑" w:cs="Times New Roman"/>
-                <w:sz w:val="18"/>
-                <w:szCs w:val="18"/>
-                <w:lang w:eastAsia="zh-CN"/>
-              </w:rPr>
-              <w:t>{% if tdd.resistant</w:t>
-            </w:r>
-            <w:r>
-              <w:rPr>
-                <w:rFonts w:hint="eastAsia" w:ascii="Times New Roman" w:hAnsi="Times New Roman" w:eastAsia="微软雅黑" w:cs="Times New Roman"/>
-                <w:sz w:val="18"/>
-                <w:szCs w:val="18"/>
-                <w:lang w:eastAsia="zh-CN"/>
-              </w:rPr>
-              <w:t>c</w:t>
-            </w:r>
-            <w:r>
-              <w:rPr>
-                <w:rFonts w:ascii="Times New Roman" w:hAnsi="Times New Roman" w:eastAsia="微软雅黑" w:cs="Times New Roman"/>
-                <w:sz w:val="18"/>
-                <w:szCs w:val="18"/>
-                <w:lang w:eastAsia="zh-CN"/>
-              </w:rPr>
-              <w:t>Str == [] %}无{% else%}{% for d in tdd.resistant</w:t>
-            </w:r>
-            <w:r>
-              <w:rPr>
-                <w:rFonts w:hint="eastAsia" w:ascii="Times New Roman" w:hAnsi="Times New Roman" w:eastAsia="微软雅黑" w:cs="Times New Roman"/>
-                <w:sz w:val="18"/>
-                <w:szCs w:val="18"/>
-                <w:lang w:eastAsia="zh-CN"/>
-              </w:rPr>
-              <w:t>c</w:t>
-            </w:r>
-            <w:r>
-              <w:rPr>
-                <w:rFonts w:ascii="Times New Roman" w:hAnsi="Times New Roman" w:eastAsia="微软雅黑" w:cs="Times New Roman"/>
-                <w:sz w:val="18"/>
-                <w:szCs w:val="18"/>
-                <w:lang w:eastAsia="zh-CN"/>
-              </w:rPr>
-              <w:t>Str %}{%if loop.last%}</w:t>
-            </w:r>
-            <w:r>
-              <w:rPr>
-                <w:rFonts w:hint="eastAsia" w:ascii="Times New Roman" w:hAnsi="Times New Roman" w:eastAsia="微软雅黑" w:cs="Times New Roman"/>
-                <w:sz w:val="18"/>
-                <w:szCs w:val="18"/>
-                <w:lang w:eastAsia="zh-CN"/>
-              </w:rPr>
-              <w:t>{{ d.nameLevel }}</w:t>
-            </w:r>
-            <w:r>
-              <w:rPr>
-                <w:rFonts w:ascii="Times New Roman" w:hAnsi="Times New Roman" w:eastAsia="微软雅黑" w:cs="Times New Roman"/>
-                <w:sz w:val="18"/>
-                <w:szCs w:val="18"/>
-                <w:lang w:eastAsia="zh-CN"/>
-              </w:rPr>
-              <w:t>{%else%}</w:t>
-            </w:r>
-            <w:r>
-              <w:rPr>
-                <w:rFonts w:hint="eastAsia" w:ascii="Times New Roman" w:hAnsi="Times New Roman" w:eastAsia="微软雅黑" w:cs="Times New Roman"/>
-                <w:sz w:val="18"/>
-                <w:szCs w:val="18"/>
-                <w:lang w:eastAsia="zh-CN"/>
-              </w:rPr>
-              <w:t>{{ d.nameLevel }}</w:t>
-            </w:r>
-            <w:r>
-              <w:rPr>
-                <w:rFonts w:ascii="Times New Roman" w:hAnsi="Times New Roman" w:eastAsia="微软雅黑" w:cs="Times New Roman"/>
-                <w:sz w:val="18"/>
-                <w:szCs w:val="18"/>
-                <w:lang w:eastAsia="zh-CN"/>
-              </w:rPr>
-              <w:t>，{%endif%}{% endfor %}{% endif%}</w:t>
-            </w:r>
-          </w:p>
-        </w:tc>
-      </w:tr>
-      <w:tr>
-        <w:tblPrEx>
-          <w:tblBorders>
-            <w:top w:val="single" w:color="1F497D" w:sz="18" w:space="0"/>
-            <w:left w:val="none" w:color="auto" w:sz="0" w:space="0"/>
-            <w:bottom w:val="single" w:color="1F497D" w:sz="18" w:space="0"/>
-            <w:right w:val="none" w:color="auto" w:sz="0" w:space="0"/>
-            <w:insideH w:val="dotted" w:color="1F497D" w:sz="4" w:space="0"/>
-            <w:insideV w:val="dotted" w:color="1F497D" w:sz="4" w:space="0"/>
-          </w:tblBorders>
-          <w:tblCellMar>
-            <w:top w:w="0" w:type="dxa"/>
-            <w:left w:w="108" w:type="dxa"/>
-            <w:bottom w:w="0" w:type="dxa"/>
-            <w:right w:w="108" w:type="dxa"/>
-          </w:tblCellMar>
-        </w:tblPrEx>
-        <w:trPr>
-          <w:trHeight w:val="474" w:hRule="atLeast"/>
-          <w:jc w:val="center"/>
-        </w:trPr>
-        <w:tc>
-          <w:tcPr>
-            <w:tcW w:w="432" w:type="dxa"/>
-            <w:vMerge w:val="continue"/>
-            <w:tcBorders>
-              <w:tl2br w:val="nil"/>
-              <w:tr2bl w:val="nil"/>
-            </w:tcBorders>
-            <w:shd w:val="clear" w:color="auto" w:fill="auto"/>
-            <w:vAlign w:val="center"/>
-          </w:tcPr>
-          <w:p>
-            <w:pPr>
-              <w:keepNext/>
-              <w:spacing w:before="26"/>
-              <w:jc w:val="center"/>
-              <w:rPr>
-                <w:rFonts w:ascii="Times New Roman" w:hAnsi="Times New Roman" w:eastAsia="微软雅黑" w:cs="Times New Roman"/>
-                <w:b/>
-                <w:color w:val="1F497D"/>
-                <w:sz w:val="18"/>
-                <w:szCs w:val="18"/>
-                <w:lang w:eastAsia="zh-CN"/>
-              </w:rPr>
-            </w:pPr>
-          </w:p>
-        </w:tc>
-        <w:tc>
-          <w:tcPr>
-            <w:tcW w:w="1191" w:type="dxa"/>
-            <w:tcBorders>
-              <w:tl2br w:val="nil"/>
-              <w:tr2bl w:val="nil"/>
-            </w:tcBorders>
-            <w:shd w:val="clear" w:color="auto" w:fill="auto"/>
-            <w:vAlign w:val="center"/>
-          </w:tcPr>
-          <w:p>
-            <w:pPr>
-              <w:keepNext/>
-              <w:spacing w:before="26"/>
-              <w:jc w:val="center"/>
-              <w:rPr>
-                <w:rFonts w:ascii="Times New Roman" w:hAnsi="Times New Roman" w:eastAsia="微软雅黑" w:cs="Times New Roman"/>
-                <w:b/>
-                <w:color w:val="1F497D"/>
-                <w:sz w:val="18"/>
-                <w:szCs w:val="18"/>
-                <w:lang w:eastAsia="zh-CN"/>
-              </w:rPr>
-            </w:pPr>
-            <w:r>
-              <w:rPr>
-                <w:rFonts w:hint="eastAsia" w:ascii="Times New Roman" w:hAnsi="Times New Roman" w:eastAsia="微软雅黑" w:cs="Times New Roman"/>
-                <w:b/>
-                <w:color w:val="1F497D"/>
-                <w:sz w:val="18"/>
-                <w:szCs w:val="18"/>
-                <w:lang w:eastAsia="zh-CN"/>
-              </w:rPr>
-              <w:t>D</w:t>
-            </w:r>
-            <w:r>
-              <w:rPr>
-                <w:rFonts w:ascii="Times New Roman" w:hAnsi="Times New Roman" w:eastAsia="微软雅黑" w:cs="Times New Roman"/>
-                <w:b/>
-                <w:color w:val="1F497D"/>
-                <w:sz w:val="18"/>
-                <w:szCs w:val="18"/>
-                <w:lang w:eastAsia="zh-CN"/>
-              </w:rPr>
-              <w:t>级</w:t>
-            </w:r>
-          </w:p>
-        </w:tc>
-        <w:tc>
-          <w:tcPr>
-            <w:tcW w:w="8247" w:type="dxa"/>
-            <w:tcBorders>
-              <w:tl2br w:val="nil"/>
-              <w:tr2bl w:val="nil"/>
-            </w:tcBorders>
-            <w:shd w:val="clear" w:color="auto" w:fill="auto"/>
-            <w:vAlign w:val="center"/>
-          </w:tcPr>
-          <w:p>
-            <w:pPr>
-              <w:keepNext/>
-              <w:spacing w:before="26"/>
-              <w:jc w:val="center"/>
-              <w:rPr>
-                <w:rFonts w:ascii="Times New Roman" w:hAnsi="Times New Roman" w:eastAsia="微软雅黑" w:cs="Times New Roman"/>
-                <w:sz w:val="18"/>
-                <w:szCs w:val="18"/>
-                <w:lang w:eastAsia="zh-CN"/>
-              </w:rPr>
-            </w:pPr>
-            <w:r>
-              <w:rPr>
-                <w:rFonts w:ascii="Times New Roman" w:hAnsi="Times New Roman" w:eastAsia="微软雅黑" w:cs="Times New Roman"/>
-                <w:sz w:val="18"/>
-                <w:szCs w:val="18"/>
-                <w:lang w:eastAsia="zh-CN"/>
-              </w:rPr>
-              <w:t>{% if tdd.resistant</w:t>
-            </w:r>
-            <w:r>
-              <w:rPr>
-                <w:rFonts w:hint="eastAsia" w:ascii="Times New Roman" w:hAnsi="Times New Roman" w:eastAsia="微软雅黑" w:cs="Times New Roman"/>
-                <w:sz w:val="18"/>
-                <w:szCs w:val="18"/>
-                <w:lang w:eastAsia="zh-CN"/>
-              </w:rPr>
-              <w:t>d</w:t>
-            </w:r>
-            <w:r>
-              <w:rPr>
-                <w:rFonts w:ascii="Times New Roman" w:hAnsi="Times New Roman" w:eastAsia="微软雅黑" w:cs="Times New Roman"/>
-                <w:sz w:val="18"/>
-                <w:szCs w:val="18"/>
-                <w:lang w:eastAsia="zh-CN"/>
-              </w:rPr>
-              <w:t>Str == [] %}无{% else%}{% for d in tdd.resistant</w:t>
-            </w:r>
-            <w:r>
-              <w:rPr>
-                <w:rFonts w:hint="eastAsia" w:ascii="Times New Roman" w:hAnsi="Times New Roman" w:eastAsia="微软雅黑" w:cs="Times New Roman"/>
-                <w:sz w:val="18"/>
-                <w:szCs w:val="18"/>
-                <w:lang w:eastAsia="zh-CN"/>
-              </w:rPr>
-              <w:t>d</w:t>
-            </w:r>
-            <w:r>
-              <w:rPr>
-                <w:rFonts w:ascii="Times New Roman" w:hAnsi="Times New Roman" w:eastAsia="微软雅黑" w:cs="Times New Roman"/>
-                <w:sz w:val="18"/>
-                <w:szCs w:val="18"/>
-                <w:lang w:eastAsia="zh-CN"/>
-              </w:rPr>
-              <w:t>Str %}{%if loop.last%}</w:t>
-            </w:r>
-            <w:r>
-              <w:rPr>
-                <w:rFonts w:hint="eastAsia" w:ascii="Times New Roman" w:hAnsi="Times New Roman" w:eastAsia="微软雅黑" w:cs="Times New Roman"/>
-                <w:sz w:val="18"/>
-                <w:szCs w:val="18"/>
-                <w:lang w:eastAsia="zh-CN"/>
-              </w:rPr>
-              <w:t>{{ d.nameLevel }}</w:t>
-            </w:r>
-            <w:r>
-              <w:rPr>
-                <w:rFonts w:ascii="Times New Roman" w:hAnsi="Times New Roman" w:eastAsia="微软雅黑" w:cs="Times New Roman"/>
-                <w:sz w:val="18"/>
-                <w:szCs w:val="18"/>
-                <w:lang w:eastAsia="zh-CN"/>
-              </w:rPr>
-              <w:t>{%else%}</w:t>
-            </w:r>
-            <w:r>
-              <w:rPr>
-                <w:rFonts w:hint="eastAsia" w:ascii="Times New Roman" w:hAnsi="Times New Roman" w:eastAsia="微软雅黑" w:cs="Times New Roman"/>
-                <w:sz w:val="18"/>
-                <w:szCs w:val="18"/>
-                <w:lang w:eastAsia="zh-CN"/>
-              </w:rPr>
-              <w:t>{{ d.nameLevel }}</w:t>
-            </w:r>
-            <w:r>
-              <w:rPr>
-                <w:rFonts w:ascii="Times New Roman" w:hAnsi="Times New Roman" w:eastAsia="微软雅黑" w:cs="Times New Roman"/>
-                <w:sz w:val="18"/>
-                <w:szCs w:val="18"/>
-                <w:lang w:eastAsia="zh-CN"/>
-              </w:rPr>
-              <w:t>，{%endif%}{% endfor %}{% endif%}</w:t>
-            </w:r>
-          </w:p>
-        </w:tc>
-      </w:tr>
-      <w:tr>
-        <w:tblPrEx>
-          <w:tblBorders>
-            <w:top w:val="single" w:color="1F497D" w:sz="18" w:space="0"/>
-            <w:left w:val="none" w:color="auto" w:sz="0" w:space="0"/>
-            <w:bottom w:val="single" w:color="1F497D" w:sz="18" w:space="0"/>
-            <w:right w:val="none" w:color="auto" w:sz="0" w:space="0"/>
-            <w:insideH w:val="dotted" w:color="1F497D" w:sz="4" w:space="0"/>
-            <w:insideV w:val="dotted" w:color="1F497D" w:sz="4" w:space="0"/>
-          </w:tblBorders>
-          <w:tblCellMar>
-            <w:top w:w="0" w:type="dxa"/>
-            <w:left w:w="108" w:type="dxa"/>
-            <w:bottom w:w="0" w:type="dxa"/>
-            <w:right w:w="108" w:type="dxa"/>
-          </w:tblCellMar>
-        </w:tblPrEx>
-        <w:trPr>
-          <w:jc w:val="center"/>
-        </w:trPr>
-        <w:tc>
-          <w:tcPr>
-            <w:tcW w:w="1623" w:type="dxa"/>
-            <w:gridSpan w:val="2"/>
-            <w:tcBorders>
-              <w:bottom w:val="dotted" w:color="1F497D" w:sz="4" w:space="0"/>
-            </w:tcBorders>
-            <w:shd w:val="clear" w:color="auto" w:fill="auto"/>
-            <w:vAlign w:val="center"/>
-          </w:tcPr>
-          <w:p>
-            <w:pPr>
-              <w:keepNext/>
-              <w:spacing w:before="26"/>
-              <w:jc w:val="center"/>
-              <w:rPr>
-                <w:rFonts w:ascii="Times New Roman" w:hAnsi="Times New Roman" w:eastAsia="微软雅黑" w:cs="Times New Roman"/>
-                <w:b/>
-                <w:color w:val="1F497D"/>
-                <w:sz w:val="18"/>
-                <w:szCs w:val="18"/>
-                <w:lang w:eastAsia="zh-CN"/>
-              </w:rPr>
-            </w:pPr>
-            <w:r>
-              <w:rPr>
-                <w:rFonts w:hint="eastAsia" w:ascii="Times New Roman" w:hAnsi="Times New Roman" w:eastAsia="微软雅黑" w:cs="Times New Roman"/>
-                <w:b/>
-                <w:color w:val="1F497D"/>
-                <w:sz w:val="18"/>
-                <w:szCs w:val="18"/>
-                <w:lang w:eastAsia="zh-CN"/>
-              </w:rPr>
-              <w:t>基因突变相关说明</w:t>
-            </w:r>
-          </w:p>
-        </w:tc>
-        <w:tc>
-          <w:tcPr>
-            <w:tcW w:w="8247" w:type="dxa"/>
-            <w:tcBorders>
-              <w:bottom w:val="dotted" w:color="1F497D" w:sz="4" w:space="0"/>
-            </w:tcBorders>
-            <w:vAlign w:val="center"/>
-          </w:tcPr>
-          <w:p>
-            <w:pPr>
-              <w:keepNext/>
-              <w:spacing w:before="26"/>
-              <w:rPr>
-                <w:rFonts w:ascii="Times New Roman" w:hAnsi="Times New Roman" w:eastAsia="微软雅黑" w:cs="Times New Roman"/>
-                <w:sz w:val="18"/>
-                <w:szCs w:val="18"/>
-                <w:lang w:eastAsia="zh-CN"/>
-              </w:rPr>
-            </w:pPr>
-            <w:r>
-              <w:rPr>
-                <w:rFonts w:hint="eastAsia" w:ascii="Times New Roman" w:hAnsi="Times New Roman" w:eastAsia="微软雅黑" w:cs="Times New Roman"/>
-                <w:sz w:val="18"/>
-                <w:szCs w:val="18"/>
-                <w:lang w:eastAsia="zh-CN"/>
-              </w:rPr>
-              <w:t>{% for md in tdd.medicationDescription %}{% if md.key == '突变说明</w:t>
-            </w:r>
-            <w:r>
-              <w:rPr>
-                <w:rFonts w:ascii="Times New Roman" w:hAnsi="Times New Roman" w:eastAsia="微软雅黑" w:cs="Times New Roman"/>
-                <w:sz w:val="18"/>
-                <w:szCs w:val="18"/>
-                <w:lang w:eastAsia="zh-CN"/>
-              </w:rPr>
-              <w:t>:</w:t>
-            </w:r>
-            <w:r>
-              <w:rPr>
-                <w:rFonts w:hint="eastAsia" w:ascii="Times New Roman" w:hAnsi="Times New Roman" w:eastAsia="微软雅黑" w:cs="Times New Roman"/>
-                <w:sz w:val="18"/>
-                <w:szCs w:val="18"/>
-                <w:lang w:eastAsia="zh-CN"/>
-              </w:rPr>
-              <w:t>' %}</w:t>
-            </w:r>
-            <w:r>
-              <w:rPr>
-                <w:rFonts w:hint="eastAsia" w:ascii="Times New Roman" w:hAnsi="Times New Roman" w:eastAsia="微软雅黑" w:cs="Times New Roman"/>
-                <w:b/>
-                <w:bCs/>
-                <w:sz w:val="18"/>
-                <w:szCs w:val="18"/>
-                <w:lang w:eastAsia="zh-CN"/>
-              </w:rPr>
-              <w:t>{{md.key}}</w:t>
-            </w:r>
-            <w:r>
-              <w:rPr>
-                <w:rFonts w:hint="eastAsia" w:ascii="Times New Roman" w:hAnsi="Times New Roman" w:eastAsia="微软雅黑" w:cs="Times New Roman"/>
-                <w:sz w:val="18"/>
-                <w:szCs w:val="18"/>
-                <w:lang w:eastAsia="zh-CN"/>
-              </w:rPr>
-              <w:t>{{md.value}}{% elif md.value == '' %}{% else%}</w:t>
-            </w:r>
-            <w:r>
-              <w:rPr>
-                <w:rFonts w:hint="eastAsia" w:ascii="Times New Roman" w:hAnsi="Times New Roman" w:eastAsia="微软雅黑" w:cs="Times New Roman"/>
-                <w:b/>
-                <w:bCs/>
-                <w:sz w:val="18"/>
-                <w:szCs w:val="18"/>
-                <w:lang w:eastAsia="zh-CN"/>
-              </w:rPr>
-              <w:t>{{md.key}}</w:t>
-            </w:r>
-            <w:r>
-              <w:rPr>
-                <w:rFonts w:hint="eastAsia" w:ascii="Times New Roman" w:hAnsi="Times New Roman" w:eastAsia="微软雅黑" w:cs="Times New Roman"/>
-                <w:sz w:val="18"/>
-                <w:szCs w:val="18"/>
-                <w:lang w:eastAsia="zh-CN"/>
-              </w:rPr>
-              <w:t>{{md.value}}</w:t>
-            </w:r>
-          </w:p>
-          <w:p>
-            <w:pPr>
-              <w:keepNext/>
-              <w:spacing w:before="26"/>
-              <w:rPr>
-                <w:rFonts w:ascii="Times New Roman" w:hAnsi="Times New Roman" w:eastAsia="微软雅黑" w:cs="Times New Roman"/>
-                <w:sz w:val="18"/>
-                <w:szCs w:val="18"/>
-                <w:lang w:eastAsia="zh-CN"/>
-              </w:rPr>
-            </w:pPr>
-            <w:r>
-              <w:rPr>
-                <w:rFonts w:hint="eastAsia" w:ascii="Times New Roman" w:hAnsi="Times New Roman" w:eastAsia="微软雅黑" w:cs="Times New Roman"/>
-                <w:sz w:val="18"/>
-                <w:szCs w:val="18"/>
-                <w:lang w:eastAsia="zh-CN"/>
-              </w:rPr>
-              <w:t>{% endif %}{% endfor %}</w:t>
-            </w:r>
-          </w:p>
-        </w:tc>
-      </w:tr>
-    </w:tbl>
-    <w:p>
-      <w:pPr>
-        <w:pStyle w:val="45"/>
-        <w:rPr>
-          <w:rFonts w:hint="default" w:ascii="Times New Roman" w:hAnsi="Times New Roman" w:eastAsia="微软雅黑" w:cs="Times New Roman"/>
-          <w:b/>
-          <w:color w:val="1F497D" w:themeColor="text2"/>
-          <w:sz w:val="24"/>
-          <w:szCs w:val="24"/>
-          <w:highlight w:val="none"/>
-          <w:lang w:val="en-US" w:eastAsia="zh-CN" w:bidi="ar-SA"/>
-          <w14:textFill>
-            <w14:solidFill>
-              <w14:schemeClr w14:val="tx2"/>
-            </w14:solidFill>
-          </w14:textFill>
-        </w:rPr>
-      </w:pPr>
-      <w:r>
-        <w:rPr>
-          <w:rFonts w:hint="eastAsia" w:ascii="Times New Roman" w:hAnsi="Times New Roman" w:eastAsia="微软雅黑" w:cs="Times New Roman"/>
-          <w:b/>
-          <w:color w:val="1F497D" w:themeColor="text2"/>
-          <w:sz w:val="24"/>
-          <w:szCs w:val="24"/>
-          <w:highlight w:val="none"/>
-          <w:lang w:val="en-US" w:eastAsia="zh-CN" w:bidi="ar-SA"/>
-          <w14:textFill>
-            <w14:solidFill>
-              <w14:schemeClr w14:val="tx2"/>
-            </w14:solidFill>
-          </w14:textFill>
-        </w:rPr>
-        <w:t>{% endfor %}</w:t>
-      </w:r>
-      <w:r>
-        <w:rPr>
-          <w:rFonts w:hint="default" w:ascii="Times New Roman" w:hAnsi="Times New Roman" w:eastAsia="微软雅黑" w:cs="Times New Roman"/>
-          <w:b/>
-          <w:color w:val="1F497D" w:themeColor="text2"/>
-          <w:sz w:val="24"/>
-          <w:szCs w:val="24"/>
-          <w:highlight w:val="none"/>
-          <w:lang w:val="en-US" w:eastAsia="zh-CN" w:bidi="ar-SA"/>
-          <w14:textFill>
-            <w14:solidFill>
-              <w14:schemeClr w14:val="tx2"/>
-            </w14:solidFill>
-          </w14:textFill>
-        </w:rPr>
-        <w:br w:type="page"/>
-      </w:r>
-    </w:p>
-    <w:bookmarkEnd w:id="52"/>
-    <w:bookmarkEnd w:id="53"/>
-    <w:bookmarkEnd w:id="54"/>
-    <w:p>
-      <w:pPr>
-        <w:outlineLvl w:val="9"/>
-        <w:rPr>
-          <w:rFonts w:hint="eastAsia" w:ascii="Times New Roman" w:hAnsi="Times New Roman" w:eastAsia="微软雅黑" w:cs="Times New Roman"/>
-          <w:b/>
-          <w:color w:val="1F497D" w:themeColor="text2"/>
-          <w:sz w:val="24"/>
-          <w:szCs w:val="24"/>
-          <w:highlight w:val="none"/>
-          <w:lang w:val="en-US" w:eastAsia="zh-CN" w:bidi="ar-SA"/>
-          <w14:textFill>
-            <w14:solidFill>
-              <w14:schemeClr w14:val="tx2"/>
-            </w14:solidFill>
-          </w14:textFill>
-        </w:rPr>
-      </w:pPr>
-      <w:bookmarkStart w:id="55" w:name="_Toc6784"/>
-      <w:bookmarkStart w:id="56" w:name="_Toc26543"/>
-      <w:bookmarkStart w:id="57" w:name="_Toc32468"/>
-      <w:bookmarkStart w:id="58" w:name="_Toc29383"/>
-      <w:r>
-        <w:rPr>
-          <w:rFonts w:hint="eastAsia" w:ascii="Times New Roman" w:hAnsi="Times New Roman" w:eastAsia="微软雅黑" w:cs="Times New Roman"/>
-          <w:b/>
-          <w:color w:val="1F497D" w:themeColor="text2"/>
-          <w:sz w:val="24"/>
-          <w:szCs w:val="24"/>
-          <w:highlight w:val="none"/>
-          <w:lang w:val="en-US" w:eastAsia="zh-CN" w:bidi="ar-SA"/>
-          <w14:textFill>
-            <w14:solidFill>
-              <w14:schemeClr w14:val="tx2"/>
-            </w14:solidFill>
-          </w14:textFill>
-        </w:rPr>
-        <w:t>{% endif %}</w:t>
-      </w:r>
-    </w:p>
-    <w:p>
-      <w:pPr>
-        <w:keepNext w:val="0"/>
-        <w:keepLines w:val="0"/>
-        <w:pageBreakBefore w:val="0"/>
-        <w:widowControl/>
-        <w:kinsoku/>
-        <w:wordWrap/>
-        <w:overflowPunct/>
-        <w:topLinePunct w:val="0"/>
-        <w:autoSpaceDE/>
-        <w:autoSpaceDN/>
-        <w:bidi w:val="0"/>
-        <w:adjustRightInd/>
-        <w:snapToGrid/>
-        <w:spacing w:line="240" w:lineRule="auto"/>
-        <w:textAlignment w:val="auto"/>
-        <w:rPr>
-          <w:rFonts w:hint="eastAsia" w:ascii="Times New Roman" w:hAnsi="Times New Roman" w:eastAsia="微软雅黑" w:cs="Times New Roman"/>
-          <w:b/>
-          <w:color w:val="1F497D" w:themeColor="text2"/>
-          <w:sz w:val="24"/>
-          <w:szCs w:val="24"/>
-          <w:lang w:eastAsia="zh-CN"/>
-          <w14:textFill>
-            <w14:solidFill>
-              <w14:schemeClr w14:val="tx2"/>
-            </w14:solidFill>
-          </w14:textFill>
-        </w:rPr>
-      </w:pPr>
-      <w:bookmarkStart w:id="59" w:name="_Toc17445"/>
-      <w:bookmarkStart w:id="60" w:name="_Toc5527"/>
-      <w:bookmarkStart w:id="61" w:name="_Toc149837265"/>
-      <w:r>
-        <w:rPr>
-          <w:rFonts w:hint="eastAsia" w:ascii="Times New Roman" w:hAnsi="Times New Roman" w:eastAsia="微软雅黑" w:cs="Times New Roman"/>
-          <w:b/>
-          <w:color w:val="1F497D" w:themeColor="text2"/>
-          <w:sz w:val="24"/>
-          <w:szCs w:val="24"/>
-          <w:lang w:val="en-US" w:eastAsia="zh-CN"/>
-          <w14:textFill>
-            <w14:solidFill>
-              <w14:schemeClr w14:val="tx2"/>
-            </w14:solidFill>
-          </w14:textFill>
-        </w:rPr>
-        <w:t>2.2</w:t>
-      </w:r>
-      <w:r>
-        <w:rPr>
-          <w:rFonts w:hint="eastAsia" w:ascii="Times New Roman" w:hAnsi="Times New Roman" w:eastAsia="微软雅黑" w:cs="Times New Roman"/>
-          <w:b/>
-          <w:color w:val="1F497D" w:themeColor="text2"/>
-          <w:sz w:val="24"/>
-          <w:szCs w:val="24"/>
-          <w:lang w:eastAsia="zh-CN"/>
-          <w14:textFill>
-            <w14:solidFill>
-              <w14:schemeClr w14:val="tx2"/>
-            </w14:solidFill>
-          </w14:textFill>
-        </w:rPr>
-        <w:t>胚系变异结果解析</w:t>
-      </w:r>
-      <w:bookmarkEnd w:id="59"/>
-      <w:bookmarkEnd w:id="60"/>
-    </w:p>
-    <w:p>
-      <w:pPr>
-        <w:outlineLvl w:val="9"/>
-        <w:rPr>
-          <w:rFonts w:hint="eastAsia" w:ascii="Times New Roman" w:hAnsi="Times New Roman" w:eastAsia="微软雅黑" w:cs="Times New Roman"/>
-          <w:b/>
-          <w:color w:val="1F497D" w:themeColor="text2"/>
-          <w:sz w:val="24"/>
-          <w:szCs w:val="24"/>
-          <w:highlight w:val="none"/>
-          <w:lang w:val="en-US" w:eastAsia="zh-CN" w:bidi="ar-SA"/>
-          <w14:textFill>
-            <w14:solidFill>
-              <w14:schemeClr w14:val="tx2"/>
-            </w14:solidFill>
-          </w14:textFill>
-        </w:rPr>
-      </w:pPr>
-      <w:r>
-        <w:rPr>
-          <w:rFonts w:hint="eastAsia" w:ascii="Times New Roman" w:hAnsi="Times New Roman" w:eastAsia="微软雅黑" w:cs="Times New Roman"/>
-          <w:b/>
-          <w:color w:val="1F497D" w:themeColor="text2"/>
-          <w:sz w:val="24"/>
-          <w:szCs w:val="24"/>
-          <w:highlight w:val="none"/>
-          <w:lang w:val="en-US" w:eastAsia="zh-CN" w:bidi="ar-SA"/>
-          <w14:textFill>
-            <w14:solidFill>
-              <w14:schemeClr w14:val="tx2"/>
-            </w14:solidFill>
-          </w14:textFill>
-        </w:rPr>
-        <w:t>{%if geneticCancerRiskInfo %}{% for tdd in geneticCancerRiskInfo %}</w:t>
-      </w:r>
-      <w:bookmarkEnd w:id="61"/>
-    </w:p>
-    <w:p>
-      <w:pPr>
-        <w:keepNext/>
-        <w:widowControl/>
-        <w:spacing w:before="360" w:beforeLines="150" w:line="260" w:lineRule="auto"/>
-        <w:rPr>
-          <w:rFonts w:hint="eastAsia" w:ascii="Times New Roman" w:hAnsi="Times New Roman" w:eastAsia="微软雅黑" w:cs="Times New Roman"/>
-          <w:b/>
-          <w:color w:val="1F497D" w:themeColor="text2"/>
-          <w:sz w:val="24"/>
-          <w:szCs w:val="24"/>
-          <w:lang w:eastAsia="zh-CN"/>
-          <w14:textFill>
-            <w14:solidFill>
-              <w14:schemeClr w14:val="tx2"/>
-            </w14:solidFill>
-          </w14:textFill>
-        </w:rPr>
-      </w:pPr>
-      <w:r>
-        <w:rPr>
-          <w:rFonts w:hint="eastAsia" w:ascii="Times New Roman" w:hAnsi="Times New Roman" w:eastAsia="微软雅黑" w:cs="Times New Roman"/>
-          <w:b/>
-          <w:color w:val="1F497D" w:themeColor="text2"/>
-          <w:sz w:val="24"/>
-          <w:szCs w:val="24"/>
-          <w:lang w:eastAsia="zh-CN"/>
-          <w14:textFill>
-            <w14:solidFill>
-              <w14:schemeClr w14:val="tx2"/>
-            </w14:solidFill>
-          </w14:textFill>
-        </w:rPr>
-        <w:t>{{ tdd.gene }}</w:t>
+        <w:t>{{ tdd.comutation1 }}</w:t>
       </w:r>
     </w:p>
     <w:tbl>
@@ -22753,6 +20613,2137 @@
                 <w:bCs/>
                 <w:sz w:val="18"/>
                 <w:szCs w:val="18"/>
+                <w:lang w:val="en-US" w:eastAsia="zh-CN"/>
+              </w:rPr>
+              <w:t>{{tdd.comutation}}</w:t>
+            </w:r>
+            <w:bookmarkStart w:id="251" w:name="_GoBack"/>
+            <w:bookmarkEnd w:id="251"/>
+          </w:p>
+        </w:tc>
+      </w:tr>
+      <w:tr>
+        <w:tblPrEx>
+          <w:tblBorders>
+            <w:top w:val="single" w:color="1F497D" w:sz="18" w:space="0"/>
+            <w:left w:val="none" w:color="auto" w:sz="0" w:space="0"/>
+            <w:bottom w:val="single" w:color="1F497D" w:sz="18" w:space="0"/>
+            <w:right w:val="none" w:color="auto" w:sz="0" w:space="0"/>
+            <w:insideH w:val="dotted" w:color="1F497D" w:sz="4" w:space="0"/>
+            <w:insideV w:val="dotted" w:color="1F497D" w:sz="4" w:space="0"/>
+          </w:tblBorders>
+          <w:tblCellMar>
+            <w:top w:w="0" w:type="dxa"/>
+            <w:left w:w="108" w:type="dxa"/>
+            <w:bottom w:w="0" w:type="dxa"/>
+            <w:right w:w="108" w:type="dxa"/>
+          </w:tblCellMar>
+        </w:tblPrEx>
+        <w:trPr>
+          <w:trHeight w:val="494" w:hRule="atLeast"/>
+          <w:jc w:val="center"/>
+        </w:trPr>
+        <w:tc>
+          <w:tcPr>
+            <w:tcW w:w="1623" w:type="dxa"/>
+            <w:gridSpan w:val="2"/>
+            <w:tcBorders>
+              <w:tl2br w:val="nil"/>
+              <w:tr2bl w:val="nil"/>
+            </w:tcBorders>
+            <w:shd w:val="clear" w:color="auto" w:fill="auto"/>
+            <w:vAlign w:val="center"/>
+          </w:tcPr>
+          <w:p>
+            <w:pPr>
+              <w:keepNext/>
+              <w:spacing w:before="26"/>
+              <w:jc w:val="center"/>
+              <w:rPr>
+                <w:rFonts w:ascii="Times New Roman" w:hAnsi="Times New Roman" w:eastAsia="微软雅黑" w:cs="Times New Roman"/>
+                <w:b/>
+                <w:color w:val="1F497D"/>
+                <w:sz w:val="18"/>
+                <w:szCs w:val="18"/>
+                <w:lang w:eastAsia="zh-CN"/>
+              </w:rPr>
+            </w:pPr>
+            <w:r>
+              <w:rPr>
+                <w:rFonts w:hint="eastAsia" w:ascii="Times New Roman" w:hAnsi="Times New Roman" w:eastAsia="微软雅黑" w:cs="Times New Roman"/>
+                <w:b/>
+                <w:color w:val="1F497D"/>
+                <w:sz w:val="18"/>
+                <w:szCs w:val="18"/>
+                <w:highlight w:val="none"/>
+                <w:lang w:eastAsia="zh-CN"/>
+              </w:rPr>
+              <w:t>{{ tdd.mutFreq</w:t>
+            </w:r>
+            <w:r>
+              <w:rPr>
+                <w:rFonts w:hint="eastAsia" w:ascii="Times New Roman" w:hAnsi="Times New Roman" w:eastAsia="微软雅黑" w:cs="Times New Roman"/>
+                <w:b/>
+                <w:color w:val="1F497D"/>
+                <w:sz w:val="18"/>
+                <w:szCs w:val="18"/>
+                <w:highlight w:val="none"/>
+                <w:lang w:val="en-US" w:eastAsia="zh-CN"/>
+              </w:rPr>
+              <w:t>Type</w:t>
+            </w:r>
+            <w:r>
+              <w:rPr>
+                <w:rFonts w:hint="eastAsia" w:ascii="Times New Roman" w:hAnsi="Times New Roman" w:eastAsia="微软雅黑" w:cs="Times New Roman"/>
+                <w:b/>
+                <w:color w:val="1F497D"/>
+                <w:sz w:val="18"/>
+                <w:szCs w:val="18"/>
+                <w:highlight w:val="none"/>
+                <w:lang w:eastAsia="zh-CN"/>
+              </w:rPr>
+              <w:t xml:space="preserve"> }}</w:t>
+            </w:r>
+          </w:p>
+        </w:tc>
+        <w:tc>
+          <w:tcPr>
+            <w:tcW w:w="8247" w:type="dxa"/>
+            <w:tcBorders>
+              <w:tl2br w:val="nil"/>
+              <w:tr2bl w:val="nil"/>
+            </w:tcBorders>
+            <w:vAlign w:val="center"/>
+          </w:tcPr>
+          <w:p>
+            <w:pPr>
+              <w:keepNext/>
+              <w:spacing w:before="26"/>
+              <w:jc w:val="center"/>
+              <w:rPr>
+                <w:rFonts w:ascii="Times New Roman" w:hAnsi="Times New Roman" w:eastAsia="微软雅黑" w:cs="Times New Roman"/>
+                <w:bCs/>
+                <w:sz w:val="18"/>
+                <w:szCs w:val="18"/>
+                <w:lang w:eastAsia="zh-CN"/>
+              </w:rPr>
+            </w:pPr>
+            <w:r>
+              <w:rPr>
+                <w:rFonts w:hint="eastAsia" w:ascii="Times New Roman" w:hAnsi="Times New Roman" w:eastAsia="微软雅黑" w:cs="Times New Roman"/>
+                <w:bCs/>
+                <w:sz w:val="18"/>
+                <w:szCs w:val="18"/>
+                <w:lang w:eastAsia="zh-CN"/>
+              </w:rPr>
+              <w:t>{{ tdd.mutFreq }}</w:t>
+            </w:r>
+          </w:p>
+        </w:tc>
+      </w:tr>
+      <w:tr>
+        <w:tblPrEx>
+          <w:tblBorders>
+            <w:top w:val="single" w:color="1F497D" w:sz="18" w:space="0"/>
+            <w:left w:val="none" w:color="auto" w:sz="0" w:space="0"/>
+            <w:bottom w:val="single" w:color="1F497D" w:sz="18" w:space="0"/>
+            <w:right w:val="none" w:color="auto" w:sz="0" w:space="0"/>
+            <w:insideH w:val="dotted" w:color="1F497D" w:sz="4" w:space="0"/>
+            <w:insideV w:val="dotted" w:color="1F497D" w:sz="4" w:space="0"/>
+          </w:tblBorders>
+          <w:tblCellMar>
+            <w:top w:w="0" w:type="dxa"/>
+            <w:left w:w="108" w:type="dxa"/>
+            <w:bottom w:w="0" w:type="dxa"/>
+            <w:right w:w="108" w:type="dxa"/>
+          </w:tblCellMar>
+        </w:tblPrEx>
+        <w:trPr>
+          <w:trHeight w:val="474" w:hRule="atLeast"/>
+          <w:jc w:val="center"/>
+        </w:trPr>
+        <w:tc>
+          <w:tcPr>
+            <w:tcW w:w="432" w:type="dxa"/>
+            <w:vMerge w:val="restart"/>
+            <w:tcBorders>
+              <w:tl2br w:val="nil"/>
+              <w:tr2bl w:val="nil"/>
+            </w:tcBorders>
+            <w:shd w:val="clear" w:color="auto" w:fill="auto"/>
+            <w:vAlign w:val="center"/>
+          </w:tcPr>
+          <w:p>
+            <w:pPr>
+              <w:spacing w:before="1" w:line="250" w:lineRule="auto"/>
+              <w:jc w:val="center"/>
+              <w:rPr>
+                <w:rFonts w:ascii="Times New Roman" w:hAnsi="Times New Roman" w:eastAsia="微软雅黑" w:cs="Times New Roman"/>
+                <w:color w:val="1F497D"/>
+                <w:sz w:val="18"/>
+                <w:szCs w:val="18"/>
+                <w:lang w:eastAsia="zh-CN"/>
+              </w:rPr>
+            </w:pPr>
+            <w:r>
+              <w:rPr>
+                <w:rFonts w:ascii="Times New Roman" w:hAnsi="Times New Roman" w:eastAsia="微软雅黑" w:cs="Times New Roman"/>
+                <w:b/>
+                <w:color w:val="1F497D"/>
+                <w:sz w:val="18"/>
+                <w:szCs w:val="18"/>
+                <w:lang w:eastAsia="zh-CN"/>
+              </w:rPr>
+              <w:t>潜在获益药物</w:t>
+            </w:r>
+          </w:p>
+        </w:tc>
+        <w:tc>
+          <w:tcPr>
+            <w:tcW w:w="1191" w:type="dxa"/>
+            <w:tcBorders>
+              <w:tl2br w:val="nil"/>
+              <w:tr2bl w:val="nil"/>
+            </w:tcBorders>
+            <w:shd w:val="clear" w:color="auto" w:fill="auto"/>
+            <w:vAlign w:val="center"/>
+          </w:tcPr>
+          <w:p>
+            <w:pPr>
+              <w:spacing w:before="1" w:line="250" w:lineRule="auto"/>
+              <w:jc w:val="center"/>
+              <w:rPr>
+                <w:rFonts w:ascii="Times New Roman" w:hAnsi="Times New Roman" w:eastAsia="微软雅黑" w:cs="Times New Roman"/>
+                <w:b/>
+                <w:color w:val="1F497D"/>
+                <w:sz w:val="18"/>
+                <w:szCs w:val="18"/>
+                <w:lang w:eastAsia="zh-CN"/>
+              </w:rPr>
+            </w:pPr>
+            <w:r>
+              <w:rPr>
+                <w:rFonts w:ascii="Times New Roman" w:hAnsi="Times New Roman" w:eastAsia="微软雅黑" w:cs="Times New Roman"/>
+                <w:b/>
+                <w:color w:val="1F497D"/>
+                <w:sz w:val="18"/>
+                <w:szCs w:val="18"/>
+                <w:lang w:eastAsia="zh-CN"/>
+              </w:rPr>
+              <w:t>A级</w:t>
+            </w:r>
+          </w:p>
+        </w:tc>
+        <w:tc>
+          <w:tcPr>
+            <w:tcW w:w="8247" w:type="dxa"/>
+            <w:tcBorders>
+              <w:tl2br w:val="nil"/>
+              <w:tr2bl w:val="nil"/>
+            </w:tcBorders>
+            <w:shd w:val="clear" w:color="auto" w:fill="auto"/>
+            <w:vAlign w:val="center"/>
+          </w:tcPr>
+          <w:p>
+            <w:pPr>
+              <w:spacing w:before="1" w:line="250" w:lineRule="auto"/>
+              <w:jc w:val="center"/>
+              <w:rPr>
+                <w:rFonts w:ascii="Times New Roman" w:hAnsi="Times New Roman" w:eastAsia="微软雅黑" w:cs="Times New Roman"/>
+                <w:b/>
+                <w:color w:val="FFFFFF" w:themeColor="background1"/>
+                <w:sz w:val="18"/>
+                <w:szCs w:val="18"/>
+                <w:lang w:eastAsia="zh-CN"/>
+                <w14:textFill>
+                  <w14:solidFill>
+                    <w14:schemeClr w14:val="bg1"/>
+                  </w14:solidFill>
+                </w14:textFill>
+              </w:rPr>
+            </w:pPr>
+            <w:r>
+              <w:rPr>
+                <w:rFonts w:ascii="Times New Roman" w:hAnsi="Times New Roman" w:eastAsia="微软雅黑" w:cs="Times New Roman"/>
+                <w:sz w:val="18"/>
+                <w:szCs w:val="18"/>
+                <w:lang w:eastAsia="zh-CN"/>
+              </w:rPr>
+              <w:t>{% if tdd.drugaStr == [] %}无{% else%}{% for d in tdd.drugaStr %}{%if loop.last%}</w:t>
+            </w:r>
+            <w:r>
+              <w:rPr>
+                <w:rFonts w:hint="eastAsia" w:ascii="Times New Roman" w:hAnsi="Times New Roman" w:eastAsia="微软雅黑" w:cs="Times New Roman"/>
+                <w:sz w:val="18"/>
+                <w:szCs w:val="18"/>
+                <w:lang w:eastAsia="zh-CN"/>
+              </w:rPr>
+              <w:t>{{ d.nameLevel }}</w:t>
+            </w:r>
+            <w:r>
+              <w:rPr>
+                <w:rFonts w:ascii="Times New Roman" w:hAnsi="Times New Roman" w:eastAsia="微软雅黑" w:cs="Times New Roman"/>
+                <w:sz w:val="18"/>
+                <w:szCs w:val="18"/>
+                <w:lang w:eastAsia="zh-CN"/>
+              </w:rPr>
+              <w:t>{%else%}</w:t>
+            </w:r>
+            <w:r>
+              <w:rPr>
+                <w:rFonts w:hint="eastAsia" w:ascii="Times New Roman" w:hAnsi="Times New Roman" w:eastAsia="微软雅黑" w:cs="Times New Roman"/>
+                <w:sz w:val="18"/>
+                <w:szCs w:val="18"/>
+                <w:lang w:eastAsia="zh-CN"/>
+              </w:rPr>
+              <w:t>{{ d.nameLevel }}</w:t>
+            </w:r>
+            <w:r>
+              <w:rPr>
+                <w:rFonts w:ascii="Times New Roman" w:hAnsi="Times New Roman" w:eastAsia="微软雅黑" w:cs="Times New Roman"/>
+                <w:sz w:val="18"/>
+                <w:szCs w:val="18"/>
+                <w:lang w:eastAsia="zh-CN"/>
+              </w:rPr>
+              <w:t>，{%endif%}{% endfor %}{% endif%}</w:t>
+            </w:r>
+          </w:p>
+        </w:tc>
+      </w:tr>
+      <w:tr>
+        <w:tblPrEx>
+          <w:tblBorders>
+            <w:top w:val="single" w:color="1F497D" w:sz="18" w:space="0"/>
+            <w:left w:val="none" w:color="auto" w:sz="0" w:space="0"/>
+            <w:bottom w:val="single" w:color="1F497D" w:sz="18" w:space="0"/>
+            <w:right w:val="none" w:color="auto" w:sz="0" w:space="0"/>
+            <w:insideH w:val="dotted" w:color="1F497D" w:sz="4" w:space="0"/>
+            <w:insideV w:val="dotted" w:color="1F497D" w:sz="4" w:space="0"/>
+          </w:tblBorders>
+          <w:tblCellMar>
+            <w:top w:w="0" w:type="dxa"/>
+            <w:left w:w="108" w:type="dxa"/>
+            <w:bottom w:w="0" w:type="dxa"/>
+            <w:right w:w="108" w:type="dxa"/>
+          </w:tblCellMar>
+        </w:tblPrEx>
+        <w:trPr>
+          <w:trHeight w:val="474" w:hRule="atLeast"/>
+          <w:jc w:val="center"/>
+        </w:trPr>
+        <w:tc>
+          <w:tcPr>
+            <w:tcW w:w="432" w:type="dxa"/>
+            <w:vMerge w:val="continue"/>
+            <w:tcBorders>
+              <w:tl2br w:val="nil"/>
+              <w:tr2bl w:val="nil"/>
+            </w:tcBorders>
+            <w:shd w:val="clear" w:color="auto" w:fill="auto"/>
+            <w:vAlign w:val="center"/>
+          </w:tcPr>
+          <w:p>
+            <w:pPr>
+              <w:spacing w:before="1" w:line="250" w:lineRule="auto"/>
+              <w:jc w:val="center"/>
+              <w:rPr>
+                <w:rFonts w:ascii="Times New Roman" w:hAnsi="Times New Roman" w:eastAsia="微软雅黑" w:cs="Times New Roman"/>
+                <w:b/>
+                <w:color w:val="1F497D"/>
+                <w:sz w:val="18"/>
+                <w:szCs w:val="18"/>
+                <w:lang w:eastAsia="zh-CN"/>
+              </w:rPr>
+            </w:pPr>
+          </w:p>
+        </w:tc>
+        <w:tc>
+          <w:tcPr>
+            <w:tcW w:w="1191" w:type="dxa"/>
+            <w:tcBorders>
+              <w:tl2br w:val="nil"/>
+              <w:tr2bl w:val="nil"/>
+            </w:tcBorders>
+            <w:shd w:val="clear" w:color="auto" w:fill="auto"/>
+            <w:vAlign w:val="center"/>
+          </w:tcPr>
+          <w:p>
+            <w:pPr>
+              <w:spacing w:before="1" w:line="250" w:lineRule="auto"/>
+              <w:jc w:val="center"/>
+              <w:rPr>
+                <w:rFonts w:ascii="Times New Roman" w:hAnsi="Times New Roman" w:eastAsia="微软雅黑" w:cs="Times New Roman"/>
+                <w:b/>
+                <w:color w:val="1F497D"/>
+                <w:sz w:val="18"/>
+                <w:szCs w:val="18"/>
+                <w:lang w:eastAsia="zh-CN"/>
+              </w:rPr>
+            </w:pPr>
+            <w:r>
+              <w:rPr>
+                <w:rFonts w:ascii="Times New Roman" w:hAnsi="Times New Roman" w:eastAsia="微软雅黑" w:cs="Times New Roman"/>
+                <w:b/>
+                <w:color w:val="1F497D"/>
+                <w:sz w:val="18"/>
+                <w:szCs w:val="18"/>
+                <w:lang w:eastAsia="zh-CN"/>
+              </w:rPr>
+              <w:t>B级</w:t>
+            </w:r>
+          </w:p>
+        </w:tc>
+        <w:tc>
+          <w:tcPr>
+            <w:tcW w:w="8247" w:type="dxa"/>
+            <w:tcBorders>
+              <w:tl2br w:val="nil"/>
+              <w:tr2bl w:val="nil"/>
+            </w:tcBorders>
+            <w:shd w:val="clear" w:color="auto" w:fill="auto"/>
+            <w:vAlign w:val="center"/>
+          </w:tcPr>
+          <w:p>
+            <w:pPr>
+              <w:keepNext/>
+              <w:spacing w:before="26"/>
+              <w:jc w:val="center"/>
+              <w:rPr>
+                <w:rFonts w:ascii="Times New Roman" w:hAnsi="Times New Roman" w:eastAsia="微软雅黑" w:cs="Times New Roman"/>
+                <w:b/>
+                <w:color w:val="FFFFFF" w:themeColor="background1"/>
+                <w:sz w:val="18"/>
+                <w:szCs w:val="18"/>
+                <w:lang w:eastAsia="zh-CN"/>
+                <w14:textFill>
+                  <w14:solidFill>
+                    <w14:schemeClr w14:val="bg1"/>
+                  </w14:solidFill>
+                </w14:textFill>
+              </w:rPr>
+            </w:pPr>
+            <w:r>
+              <w:rPr>
+                <w:rFonts w:ascii="Times New Roman" w:hAnsi="Times New Roman" w:eastAsia="微软雅黑" w:cs="Times New Roman"/>
+                <w:sz w:val="18"/>
+                <w:szCs w:val="18"/>
+                <w:lang w:eastAsia="zh-CN"/>
+              </w:rPr>
+              <w:t>{% if tdd.drugbStr == [] %}无{% else%}{% for d in tdd.drugbStr %}{%if loop.last%}</w:t>
+            </w:r>
+            <w:r>
+              <w:rPr>
+                <w:rFonts w:hint="eastAsia" w:ascii="Times New Roman" w:hAnsi="Times New Roman" w:eastAsia="微软雅黑" w:cs="Times New Roman"/>
+                <w:sz w:val="18"/>
+                <w:szCs w:val="18"/>
+                <w:lang w:eastAsia="zh-CN"/>
+              </w:rPr>
+              <w:t>{{ d.nameLevel }}</w:t>
+            </w:r>
+            <w:r>
+              <w:rPr>
+                <w:rFonts w:ascii="Times New Roman" w:hAnsi="Times New Roman" w:eastAsia="微软雅黑" w:cs="Times New Roman"/>
+                <w:sz w:val="18"/>
+                <w:szCs w:val="18"/>
+                <w:lang w:eastAsia="zh-CN"/>
+              </w:rPr>
+              <w:t>{%else%}</w:t>
+            </w:r>
+            <w:r>
+              <w:rPr>
+                <w:rFonts w:hint="eastAsia" w:ascii="Times New Roman" w:hAnsi="Times New Roman" w:eastAsia="微软雅黑" w:cs="Times New Roman"/>
+                <w:sz w:val="18"/>
+                <w:szCs w:val="18"/>
+                <w:lang w:eastAsia="zh-CN"/>
+              </w:rPr>
+              <w:t>{{ d.nameLevel }}</w:t>
+            </w:r>
+            <w:r>
+              <w:rPr>
+                <w:rFonts w:ascii="Times New Roman" w:hAnsi="Times New Roman" w:eastAsia="微软雅黑" w:cs="Times New Roman"/>
+                <w:sz w:val="18"/>
+                <w:szCs w:val="18"/>
+                <w:lang w:eastAsia="zh-CN"/>
+              </w:rPr>
+              <w:t>，{%endif%}{% endfor %}{% endif%}</w:t>
+            </w:r>
+          </w:p>
+        </w:tc>
+      </w:tr>
+      <w:tr>
+        <w:tblPrEx>
+          <w:tblBorders>
+            <w:top w:val="single" w:color="1F497D" w:sz="18" w:space="0"/>
+            <w:left w:val="none" w:color="auto" w:sz="0" w:space="0"/>
+            <w:bottom w:val="single" w:color="1F497D" w:sz="18" w:space="0"/>
+            <w:right w:val="none" w:color="auto" w:sz="0" w:space="0"/>
+            <w:insideH w:val="dotted" w:color="1F497D" w:sz="4" w:space="0"/>
+            <w:insideV w:val="dotted" w:color="1F497D" w:sz="4" w:space="0"/>
+          </w:tblBorders>
+          <w:tblCellMar>
+            <w:top w:w="0" w:type="dxa"/>
+            <w:left w:w="108" w:type="dxa"/>
+            <w:bottom w:w="0" w:type="dxa"/>
+            <w:right w:w="108" w:type="dxa"/>
+          </w:tblCellMar>
+        </w:tblPrEx>
+        <w:trPr>
+          <w:trHeight w:val="474" w:hRule="atLeast"/>
+          <w:jc w:val="center"/>
+        </w:trPr>
+        <w:tc>
+          <w:tcPr>
+            <w:tcW w:w="432" w:type="dxa"/>
+            <w:vMerge w:val="continue"/>
+            <w:tcBorders>
+              <w:tl2br w:val="nil"/>
+              <w:tr2bl w:val="nil"/>
+            </w:tcBorders>
+            <w:shd w:val="clear" w:color="auto" w:fill="auto"/>
+            <w:vAlign w:val="center"/>
+          </w:tcPr>
+          <w:p>
+            <w:pPr>
+              <w:spacing w:before="1" w:line="250" w:lineRule="auto"/>
+              <w:jc w:val="center"/>
+              <w:rPr>
+                <w:rFonts w:ascii="Times New Roman" w:hAnsi="Times New Roman" w:eastAsia="微软雅黑" w:cs="Times New Roman"/>
+                <w:b/>
+                <w:color w:val="1F497D"/>
+                <w:sz w:val="18"/>
+                <w:szCs w:val="18"/>
+                <w:lang w:eastAsia="zh-CN"/>
+              </w:rPr>
+            </w:pPr>
+          </w:p>
+        </w:tc>
+        <w:tc>
+          <w:tcPr>
+            <w:tcW w:w="1191" w:type="dxa"/>
+            <w:tcBorders>
+              <w:tl2br w:val="nil"/>
+              <w:tr2bl w:val="nil"/>
+            </w:tcBorders>
+            <w:shd w:val="clear" w:color="auto" w:fill="auto"/>
+            <w:vAlign w:val="center"/>
+          </w:tcPr>
+          <w:p>
+            <w:pPr>
+              <w:spacing w:before="1" w:line="250" w:lineRule="auto"/>
+              <w:jc w:val="center"/>
+              <w:rPr>
+                <w:rFonts w:ascii="Times New Roman" w:hAnsi="Times New Roman" w:eastAsia="微软雅黑" w:cs="Times New Roman"/>
+                <w:b/>
+                <w:color w:val="1F497D"/>
+                <w:sz w:val="18"/>
+                <w:szCs w:val="18"/>
+                <w:lang w:eastAsia="zh-CN"/>
+              </w:rPr>
+            </w:pPr>
+            <w:r>
+              <w:rPr>
+                <w:rFonts w:ascii="Times New Roman" w:hAnsi="Times New Roman" w:eastAsia="微软雅黑" w:cs="Times New Roman"/>
+                <w:b/>
+                <w:color w:val="1F497D"/>
+                <w:sz w:val="18"/>
+                <w:szCs w:val="18"/>
+                <w:lang w:eastAsia="zh-CN"/>
+              </w:rPr>
+              <w:t>C级</w:t>
+            </w:r>
+          </w:p>
+        </w:tc>
+        <w:tc>
+          <w:tcPr>
+            <w:tcW w:w="8247" w:type="dxa"/>
+            <w:tcBorders>
+              <w:tl2br w:val="nil"/>
+              <w:tr2bl w:val="nil"/>
+            </w:tcBorders>
+            <w:shd w:val="clear" w:color="auto" w:fill="auto"/>
+            <w:vAlign w:val="center"/>
+          </w:tcPr>
+          <w:p>
+            <w:pPr>
+              <w:keepNext/>
+              <w:spacing w:before="26"/>
+              <w:jc w:val="center"/>
+              <w:rPr>
+                <w:rFonts w:ascii="Times New Roman" w:hAnsi="Times New Roman" w:eastAsia="微软雅黑" w:cs="Times New Roman"/>
+                <w:b/>
+                <w:color w:val="FFFFFF" w:themeColor="background1"/>
+                <w:sz w:val="18"/>
+                <w:szCs w:val="18"/>
+                <w:lang w:eastAsia="zh-CN"/>
+                <w14:textFill>
+                  <w14:solidFill>
+                    <w14:schemeClr w14:val="bg1"/>
+                  </w14:solidFill>
+                </w14:textFill>
+              </w:rPr>
+            </w:pPr>
+            <w:r>
+              <w:rPr>
+                <w:rFonts w:ascii="Times New Roman" w:hAnsi="Times New Roman" w:eastAsia="微软雅黑" w:cs="Times New Roman"/>
+                <w:sz w:val="18"/>
+                <w:szCs w:val="18"/>
+                <w:lang w:eastAsia="zh-CN"/>
+              </w:rPr>
+              <w:t>{% if tdd.drugcStr == [] %}无{% else%}{% for d in tdd.drugcStr %}{%if loop.last%}</w:t>
+            </w:r>
+            <w:r>
+              <w:rPr>
+                <w:rFonts w:hint="eastAsia" w:ascii="Times New Roman" w:hAnsi="Times New Roman" w:eastAsia="微软雅黑" w:cs="Times New Roman"/>
+                <w:sz w:val="18"/>
+                <w:szCs w:val="18"/>
+                <w:lang w:eastAsia="zh-CN"/>
+              </w:rPr>
+              <w:t>{{ d.nameLevel }}</w:t>
+            </w:r>
+            <w:r>
+              <w:rPr>
+                <w:rFonts w:ascii="Times New Roman" w:hAnsi="Times New Roman" w:eastAsia="微软雅黑" w:cs="Times New Roman"/>
+                <w:sz w:val="18"/>
+                <w:szCs w:val="18"/>
+                <w:lang w:eastAsia="zh-CN"/>
+              </w:rPr>
+              <w:t>{%else%}</w:t>
+            </w:r>
+            <w:r>
+              <w:rPr>
+                <w:rFonts w:hint="eastAsia" w:ascii="Times New Roman" w:hAnsi="Times New Roman" w:eastAsia="微软雅黑" w:cs="Times New Roman"/>
+                <w:sz w:val="18"/>
+                <w:szCs w:val="18"/>
+                <w:lang w:eastAsia="zh-CN"/>
+              </w:rPr>
+              <w:t>{{ d.nameLevel }}</w:t>
+            </w:r>
+            <w:r>
+              <w:rPr>
+                <w:rFonts w:ascii="Times New Roman" w:hAnsi="Times New Roman" w:eastAsia="微软雅黑" w:cs="Times New Roman"/>
+                <w:sz w:val="18"/>
+                <w:szCs w:val="18"/>
+                <w:lang w:eastAsia="zh-CN"/>
+              </w:rPr>
+              <w:t>，{%endif%}{% endfor %}{% endif%}</w:t>
+            </w:r>
+          </w:p>
+        </w:tc>
+      </w:tr>
+      <w:tr>
+        <w:tblPrEx>
+          <w:tblBorders>
+            <w:top w:val="single" w:color="1F497D" w:sz="18" w:space="0"/>
+            <w:left w:val="none" w:color="auto" w:sz="0" w:space="0"/>
+            <w:bottom w:val="single" w:color="1F497D" w:sz="18" w:space="0"/>
+            <w:right w:val="none" w:color="auto" w:sz="0" w:space="0"/>
+            <w:insideH w:val="dotted" w:color="1F497D" w:sz="4" w:space="0"/>
+            <w:insideV w:val="dotted" w:color="1F497D" w:sz="4" w:space="0"/>
+          </w:tblBorders>
+          <w:tblCellMar>
+            <w:top w:w="0" w:type="dxa"/>
+            <w:left w:w="108" w:type="dxa"/>
+            <w:bottom w:w="0" w:type="dxa"/>
+            <w:right w:w="108" w:type="dxa"/>
+          </w:tblCellMar>
+        </w:tblPrEx>
+        <w:trPr>
+          <w:trHeight w:val="474" w:hRule="atLeast"/>
+          <w:jc w:val="center"/>
+        </w:trPr>
+        <w:tc>
+          <w:tcPr>
+            <w:tcW w:w="432" w:type="dxa"/>
+            <w:vMerge w:val="continue"/>
+            <w:tcBorders>
+              <w:tl2br w:val="nil"/>
+              <w:tr2bl w:val="nil"/>
+            </w:tcBorders>
+            <w:shd w:val="clear" w:color="auto" w:fill="auto"/>
+            <w:vAlign w:val="center"/>
+          </w:tcPr>
+          <w:p>
+            <w:pPr>
+              <w:spacing w:before="1" w:line="250" w:lineRule="auto"/>
+              <w:jc w:val="center"/>
+              <w:rPr>
+                <w:rFonts w:ascii="Times New Roman" w:hAnsi="Times New Roman" w:eastAsia="微软雅黑" w:cs="Times New Roman"/>
+                <w:b/>
+                <w:color w:val="1F497D"/>
+                <w:sz w:val="18"/>
+                <w:szCs w:val="18"/>
+                <w:lang w:eastAsia="zh-CN"/>
+              </w:rPr>
+            </w:pPr>
+          </w:p>
+        </w:tc>
+        <w:tc>
+          <w:tcPr>
+            <w:tcW w:w="1191" w:type="dxa"/>
+            <w:tcBorders>
+              <w:tl2br w:val="nil"/>
+              <w:tr2bl w:val="nil"/>
+            </w:tcBorders>
+            <w:shd w:val="clear" w:color="auto" w:fill="auto"/>
+            <w:vAlign w:val="center"/>
+          </w:tcPr>
+          <w:p>
+            <w:pPr>
+              <w:spacing w:before="1" w:line="250" w:lineRule="auto"/>
+              <w:jc w:val="center"/>
+              <w:rPr>
+                <w:rFonts w:ascii="Times New Roman" w:hAnsi="Times New Roman" w:eastAsia="微软雅黑" w:cs="Times New Roman"/>
+                <w:b/>
+                <w:color w:val="1F497D"/>
+                <w:sz w:val="18"/>
+                <w:szCs w:val="18"/>
+                <w:lang w:eastAsia="zh-CN"/>
+              </w:rPr>
+            </w:pPr>
+            <w:r>
+              <w:rPr>
+                <w:rFonts w:hint="eastAsia" w:ascii="Times New Roman" w:hAnsi="Times New Roman" w:eastAsia="微软雅黑" w:cs="Times New Roman"/>
+                <w:b/>
+                <w:color w:val="1F497D"/>
+                <w:sz w:val="18"/>
+                <w:szCs w:val="18"/>
+                <w:lang w:eastAsia="zh-CN"/>
+              </w:rPr>
+              <w:t>D</w:t>
+            </w:r>
+            <w:r>
+              <w:rPr>
+                <w:rFonts w:ascii="Times New Roman" w:hAnsi="Times New Roman" w:eastAsia="微软雅黑" w:cs="Times New Roman"/>
+                <w:b/>
+                <w:color w:val="1F497D"/>
+                <w:sz w:val="18"/>
+                <w:szCs w:val="18"/>
+                <w:lang w:eastAsia="zh-CN"/>
+              </w:rPr>
+              <w:t>级</w:t>
+            </w:r>
+          </w:p>
+        </w:tc>
+        <w:tc>
+          <w:tcPr>
+            <w:tcW w:w="8247" w:type="dxa"/>
+            <w:tcBorders>
+              <w:tl2br w:val="nil"/>
+              <w:tr2bl w:val="nil"/>
+            </w:tcBorders>
+            <w:shd w:val="clear" w:color="auto" w:fill="auto"/>
+            <w:vAlign w:val="center"/>
+          </w:tcPr>
+          <w:p>
+            <w:pPr>
+              <w:keepNext/>
+              <w:spacing w:before="26"/>
+              <w:jc w:val="center"/>
+              <w:rPr>
+                <w:rFonts w:ascii="Times New Roman" w:hAnsi="Times New Roman" w:eastAsia="微软雅黑" w:cs="Times New Roman"/>
+                <w:b/>
+                <w:color w:val="FFFFFF" w:themeColor="background1"/>
+                <w:sz w:val="18"/>
+                <w:szCs w:val="18"/>
+                <w:lang w:eastAsia="zh-CN"/>
+                <w14:textFill>
+                  <w14:solidFill>
+                    <w14:schemeClr w14:val="bg1"/>
+                  </w14:solidFill>
+                </w14:textFill>
+              </w:rPr>
+            </w:pPr>
+            <w:r>
+              <w:rPr>
+                <w:rFonts w:ascii="Times New Roman" w:hAnsi="Times New Roman" w:eastAsia="微软雅黑" w:cs="Times New Roman"/>
+                <w:sz w:val="18"/>
+                <w:szCs w:val="18"/>
+                <w:lang w:eastAsia="zh-CN"/>
+              </w:rPr>
+              <w:t>{% if tdd.drug</w:t>
+            </w:r>
+            <w:r>
+              <w:rPr>
+                <w:rFonts w:hint="eastAsia" w:ascii="Times New Roman" w:hAnsi="Times New Roman" w:eastAsia="微软雅黑" w:cs="Times New Roman"/>
+                <w:sz w:val="18"/>
+                <w:szCs w:val="18"/>
+                <w:lang w:eastAsia="zh-CN"/>
+              </w:rPr>
+              <w:t>d</w:t>
+            </w:r>
+            <w:r>
+              <w:rPr>
+                <w:rFonts w:ascii="Times New Roman" w:hAnsi="Times New Roman" w:eastAsia="微软雅黑" w:cs="Times New Roman"/>
+                <w:sz w:val="18"/>
+                <w:szCs w:val="18"/>
+                <w:lang w:eastAsia="zh-CN"/>
+              </w:rPr>
+              <w:t>Str == [] %}无{% else%}{% for d in tdd.drug</w:t>
+            </w:r>
+            <w:r>
+              <w:rPr>
+                <w:rFonts w:hint="eastAsia" w:ascii="Times New Roman" w:hAnsi="Times New Roman" w:eastAsia="微软雅黑" w:cs="Times New Roman"/>
+                <w:sz w:val="18"/>
+                <w:szCs w:val="18"/>
+                <w:lang w:eastAsia="zh-CN"/>
+              </w:rPr>
+              <w:t>d</w:t>
+            </w:r>
+            <w:r>
+              <w:rPr>
+                <w:rFonts w:ascii="Times New Roman" w:hAnsi="Times New Roman" w:eastAsia="微软雅黑" w:cs="Times New Roman"/>
+                <w:sz w:val="18"/>
+                <w:szCs w:val="18"/>
+                <w:lang w:eastAsia="zh-CN"/>
+              </w:rPr>
+              <w:t>Str %}{%if loop.last%}</w:t>
+            </w:r>
+            <w:r>
+              <w:rPr>
+                <w:rFonts w:hint="eastAsia" w:ascii="Times New Roman" w:hAnsi="Times New Roman" w:eastAsia="微软雅黑" w:cs="Times New Roman"/>
+                <w:sz w:val="18"/>
+                <w:szCs w:val="18"/>
+                <w:lang w:eastAsia="zh-CN"/>
+              </w:rPr>
+              <w:t>{{ d.nameLevel }}</w:t>
+            </w:r>
+            <w:r>
+              <w:rPr>
+                <w:rFonts w:ascii="Times New Roman" w:hAnsi="Times New Roman" w:eastAsia="微软雅黑" w:cs="Times New Roman"/>
+                <w:sz w:val="18"/>
+                <w:szCs w:val="18"/>
+                <w:lang w:eastAsia="zh-CN"/>
+              </w:rPr>
+              <w:t>{%else%}</w:t>
+            </w:r>
+            <w:r>
+              <w:rPr>
+                <w:rFonts w:hint="eastAsia" w:ascii="Times New Roman" w:hAnsi="Times New Roman" w:eastAsia="微软雅黑" w:cs="Times New Roman"/>
+                <w:sz w:val="18"/>
+                <w:szCs w:val="18"/>
+                <w:lang w:eastAsia="zh-CN"/>
+              </w:rPr>
+              <w:t>{{ d.nameLevel }}</w:t>
+            </w:r>
+            <w:r>
+              <w:rPr>
+                <w:rFonts w:ascii="Times New Roman" w:hAnsi="Times New Roman" w:eastAsia="微软雅黑" w:cs="Times New Roman"/>
+                <w:sz w:val="18"/>
+                <w:szCs w:val="18"/>
+                <w:lang w:eastAsia="zh-CN"/>
+              </w:rPr>
+              <w:t>，{%endif%}{% endfor %}{% endif%}</w:t>
+            </w:r>
+          </w:p>
+        </w:tc>
+      </w:tr>
+      <w:tr>
+        <w:tblPrEx>
+          <w:tblBorders>
+            <w:top w:val="single" w:color="1F497D" w:sz="18" w:space="0"/>
+            <w:left w:val="none" w:color="auto" w:sz="0" w:space="0"/>
+            <w:bottom w:val="single" w:color="1F497D" w:sz="18" w:space="0"/>
+            <w:right w:val="none" w:color="auto" w:sz="0" w:space="0"/>
+            <w:insideH w:val="dotted" w:color="1F497D" w:sz="4" w:space="0"/>
+            <w:insideV w:val="dotted" w:color="1F497D" w:sz="4" w:space="0"/>
+          </w:tblBorders>
+          <w:tblCellMar>
+            <w:top w:w="0" w:type="dxa"/>
+            <w:left w:w="108" w:type="dxa"/>
+            <w:bottom w:w="0" w:type="dxa"/>
+            <w:right w:w="108" w:type="dxa"/>
+          </w:tblCellMar>
+        </w:tblPrEx>
+        <w:trPr>
+          <w:trHeight w:val="474" w:hRule="atLeast"/>
+          <w:jc w:val="center"/>
+        </w:trPr>
+        <w:tc>
+          <w:tcPr>
+            <w:tcW w:w="432" w:type="dxa"/>
+            <w:vMerge w:val="restart"/>
+            <w:tcBorders>
+              <w:tl2br w:val="nil"/>
+              <w:tr2bl w:val="nil"/>
+            </w:tcBorders>
+            <w:shd w:val="clear" w:color="auto" w:fill="auto"/>
+            <w:vAlign w:val="center"/>
+          </w:tcPr>
+          <w:p>
+            <w:pPr>
+              <w:keepNext/>
+              <w:spacing w:before="26"/>
+              <w:jc w:val="center"/>
+              <w:rPr>
+                <w:rFonts w:ascii="Times New Roman" w:hAnsi="Times New Roman" w:eastAsia="微软雅黑" w:cs="Times New Roman"/>
+                <w:b/>
+                <w:color w:val="1F497D"/>
+                <w:sz w:val="18"/>
+                <w:szCs w:val="18"/>
+                <w:lang w:eastAsia="zh-CN"/>
+              </w:rPr>
+            </w:pPr>
+            <w:r>
+              <w:rPr>
+                <w:rFonts w:ascii="Times New Roman" w:hAnsi="Times New Roman" w:eastAsia="微软雅黑" w:cs="Times New Roman"/>
+                <w:b/>
+                <w:color w:val="1F497D"/>
+                <w:sz w:val="18"/>
+                <w:szCs w:val="18"/>
+                <w:lang w:eastAsia="zh-CN"/>
+              </w:rPr>
+              <w:t>潜在耐药信息</w:t>
+            </w:r>
+          </w:p>
+        </w:tc>
+        <w:tc>
+          <w:tcPr>
+            <w:tcW w:w="1191" w:type="dxa"/>
+            <w:tcBorders>
+              <w:tl2br w:val="nil"/>
+              <w:tr2bl w:val="nil"/>
+            </w:tcBorders>
+            <w:shd w:val="clear" w:color="auto" w:fill="auto"/>
+            <w:vAlign w:val="center"/>
+          </w:tcPr>
+          <w:p>
+            <w:pPr>
+              <w:keepNext/>
+              <w:spacing w:before="26"/>
+              <w:jc w:val="center"/>
+              <w:rPr>
+                <w:rFonts w:ascii="Times New Roman" w:hAnsi="Times New Roman" w:eastAsia="微软雅黑" w:cs="Times New Roman"/>
+                <w:b/>
+                <w:color w:val="1F497D"/>
+                <w:sz w:val="18"/>
+                <w:szCs w:val="18"/>
+                <w:lang w:eastAsia="zh-CN"/>
+              </w:rPr>
+            </w:pPr>
+            <w:r>
+              <w:rPr>
+                <w:rFonts w:ascii="Times New Roman" w:hAnsi="Times New Roman" w:eastAsia="微软雅黑" w:cs="Times New Roman"/>
+                <w:b/>
+                <w:color w:val="1F497D"/>
+                <w:sz w:val="18"/>
+                <w:szCs w:val="18"/>
+                <w:lang w:eastAsia="zh-CN"/>
+              </w:rPr>
+              <w:t>A级</w:t>
+            </w:r>
+          </w:p>
+        </w:tc>
+        <w:tc>
+          <w:tcPr>
+            <w:tcW w:w="8247" w:type="dxa"/>
+            <w:tcBorders>
+              <w:tl2br w:val="nil"/>
+              <w:tr2bl w:val="nil"/>
+            </w:tcBorders>
+            <w:shd w:val="clear" w:color="auto" w:fill="auto"/>
+            <w:vAlign w:val="center"/>
+          </w:tcPr>
+          <w:p>
+            <w:pPr>
+              <w:keepNext/>
+              <w:spacing w:before="26"/>
+              <w:jc w:val="center"/>
+              <w:rPr>
+                <w:rFonts w:ascii="Times New Roman" w:hAnsi="Times New Roman" w:eastAsia="微软雅黑" w:cs="Times New Roman"/>
+                <w:sz w:val="18"/>
+                <w:szCs w:val="18"/>
+                <w:lang w:eastAsia="zh-CN"/>
+              </w:rPr>
+            </w:pPr>
+            <w:r>
+              <w:rPr>
+                <w:rFonts w:ascii="Times New Roman" w:hAnsi="Times New Roman" w:eastAsia="微软雅黑" w:cs="Times New Roman"/>
+                <w:sz w:val="18"/>
+                <w:szCs w:val="18"/>
+                <w:lang w:eastAsia="zh-CN"/>
+              </w:rPr>
+              <w:t>{% if tdd.resistant</w:t>
+            </w:r>
+            <w:r>
+              <w:rPr>
+                <w:rFonts w:hint="eastAsia" w:ascii="Times New Roman" w:hAnsi="Times New Roman" w:eastAsia="微软雅黑" w:cs="Times New Roman"/>
+                <w:sz w:val="18"/>
+                <w:szCs w:val="18"/>
+                <w:lang w:eastAsia="zh-CN"/>
+              </w:rPr>
+              <w:t>a</w:t>
+            </w:r>
+            <w:r>
+              <w:rPr>
+                <w:rFonts w:ascii="Times New Roman" w:hAnsi="Times New Roman" w:eastAsia="微软雅黑" w:cs="Times New Roman"/>
+                <w:sz w:val="18"/>
+                <w:szCs w:val="18"/>
+                <w:lang w:eastAsia="zh-CN"/>
+              </w:rPr>
+              <w:t>Str == [] %}无{% else%}{% for d in tdd.resistant</w:t>
+            </w:r>
+            <w:r>
+              <w:rPr>
+                <w:rFonts w:hint="eastAsia" w:ascii="Times New Roman" w:hAnsi="Times New Roman" w:eastAsia="微软雅黑" w:cs="Times New Roman"/>
+                <w:sz w:val="18"/>
+                <w:szCs w:val="18"/>
+                <w:lang w:eastAsia="zh-CN"/>
+              </w:rPr>
+              <w:t>a</w:t>
+            </w:r>
+            <w:r>
+              <w:rPr>
+                <w:rFonts w:ascii="Times New Roman" w:hAnsi="Times New Roman" w:eastAsia="微软雅黑" w:cs="Times New Roman"/>
+                <w:sz w:val="18"/>
+                <w:szCs w:val="18"/>
+                <w:lang w:eastAsia="zh-CN"/>
+              </w:rPr>
+              <w:t>Str %}{%if loop.last%}</w:t>
+            </w:r>
+            <w:r>
+              <w:rPr>
+                <w:rFonts w:hint="eastAsia" w:ascii="Times New Roman" w:hAnsi="Times New Roman" w:eastAsia="微软雅黑" w:cs="Times New Roman"/>
+                <w:sz w:val="18"/>
+                <w:szCs w:val="18"/>
+                <w:lang w:eastAsia="zh-CN"/>
+              </w:rPr>
+              <w:t>{{ d.nameLevel }}</w:t>
+            </w:r>
+            <w:r>
+              <w:rPr>
+                <w:rFonts w:ascii="Times New Roman" w:hAnsi="Times New Roman" w:eastAsia="微软雅黑" w:cs="Times New Roman"/>
+                <w:sz w:val="18"/>
+                <w:szCs w:val="18"/>
+                <w:lang w:eastAsia="zh-CN"/>
+              </w:rPr>
+              <w:t>{%else%}</w:t>
+            </w:r>
+            <w:r>
+              <w:rPr>
+                <w:rFonts w:hint="eastAsia" w:ascii="Times New Roman" w:hAnsi="Times New Roman" w:eastAsia="微软雅黑" w:cs="Times New Roman"/>
+                <w:sz w:val="18"/>
+                <w:szCs w:val="18"/>
+                <w:lang w:eastAsia="zh-CN"/>
+              </w:rPr>
+              <w:t>{{ d.nameLevel }}</w:t>
+            </w:r>
+            <w:r>
+              <w:rPr>
+                <w:rFonts w:ascii="Times New Roman" w:hAnsi="Times New Roman" w:eastAsia="微软雅黑" w:cs="Times New Roman"/>
+                <w:sz w:val="18"/>
+                <w:szCs w:val="18"/>
+                <w:lang w:eastAsia="zh-CN"/>
+              </w:rPr>
+              <w:t>，{%endif%}{% endfor %}{% endif%}</w:t>
+            </w:r>
+          </w:p>
+        </w:tc>
+      </w:tr>
+      <w:tr>
+        <w:tblPrEx>
+          <w:tblBorders>
+            <w:top w:val="single" w:color="1F497D" w:sz="18" w:space="0"/>
+            <w:left w:val="none" w:color="auto" w:sz="0" w:space="0"/>
+            <w:bottom w:val="single" w:color="1F497D" w:sz="18" w:space="0"/>
+            <w:right w:val="none" w:color="auto" w:sz="0" w:space="0"/>
+            <w:insideH w:val="dotted" w:color="1F497D" w:sz="4" w:space="0"/>
+            <w:insideV w:val="dotted" w:color="1F497D" w:sz="4" w:space="0"/>
+          </w:tblBorders>
+          <w:tblCellMar>
+            <w:top w:w="0" w:type="dxa"/>
+            <w:left w:w="108" w:type="dxa"/>
+            <w:bottom w:w="0" w:type="dxa"/>
+            <w:right w:w="108" w:type="dxa"/>
+          </w:tblCellMar>
+        </w:tblPrEx>
+        <w:trPr>
+          <w:trHeight w:val="474" w:hRule="atLeast"/>
+          <w:jc w:val="center"/>
+        </w:trPr>
+        <w:tc>
+          <w:tcPr>
+            <w:tcW w:w="432" w:type="dxa"/>
+            <w:vMerge w:val="continue"/>
+            <w:tcBorders>
+              <w:tl2br w:val="nil"/>
+              <w:tr2bl w:val="nil"/>
+            </w:tcBorders>
+            <w:shd w:val="clear" w:color="auto" w:fill="auto"/>
+            <w:vAlign w:val="center"/>
+          </w:tcPr>
+          <w:p>
+            <w:pPr>
+              <w:keepNext/>
+              <w:spacing w:before="26"/>
+              <w:jc w:val="center"/>
+              <w:rPr>
+                <w:rFonts w:ascii="Times New Roman" w:hAnsi="Times New Roman" w:eastAsia="微软雅黑" w:cs="Times New Roman"/>
+                <w:b/>
+                <w:color w:val="1F497D"/>
+                <w:sz w:val="18"/>
+                <w:szCs w:val="18"/>
+                <w:lang w:eastAsia="zh-CN"/>
+              </w:rPr>
+            </w:pPr>
+          </w:p>
+        </w:tc>
+        <w:tc>
+          <w:tcPr>
+            <w:tcW w:w="1191" w:type="dxa"/>
+            <w:tcBorders>
+              <w:tl2br w:val="nil"/>
+              <w:tr2bl w:val="nil"/>
+            </w:tcBorders>
+            <w:shd w:val="clear" w:color="auto" w:fill="auto"/>
+            <w:vAlign w:val="center"/>
+          </w:tcPr>
+          <w:p>
+            <w:pPr>
+              <w:keepNext/>
+              <w:spacing w:before="26"/>
+              <w:jc w:val="center"/>
+              <w:rPr>
+                <w:rFonts w:ascii="Times New Roman" w:hAnsi="Times New Roman" w:eastAsia="微软雅黑" w:cs="Times New Roman"/>
+                <w:b/>
+                <w:color w:val="1F497D"/>
+                <w:sz w:val="18"/>
+                <w:szCs w:val="18"/>
+                <w:lang w:eastAsia="zh-CN"/>
+              </w:rPr>
+            </w:pPr>
+            <w:r>
+              <w:rPr>
+                <w:rFonts w:ascii="Times New Roman" w:hAnsi="Times New Roman" w:eastAsia="微软雅黑" w:cs="Times New Roman"/>
+                <w:b/>
+                <w:color w:val="1F497D"/>
+                <w:sz w:val="18"/>
+                <w:szCs w:val="18"/>
+                <w:lang w:eastAsia="zh-CN"/>
+              </w:rPr>
+              <w:t>B级</w:t>
+            </w:r>
+          </w:p>
+        </w:tc>
+        <w:tc>
+          <w:tcPr>
+            <w:tcW w:w="8247" w:type="dxa"/>
+            <w:tcBorders>
+              <w:tl2br w:val="nil"/>
+              <w:tr2bl w:val="nil"/>
+            </w:tcBorders>
+            <w:shd w:val="clear" w:color="auto" w:fill="auto"/>
+            <w:vAlign w:val="center"/>
+          </w:tcPr>
+          <w:p>
+            <w:pPr>
+              <w:keepNext/>
+              <w:spacing w:before="26"/>
+              <w:jc w:val="center"/>
+              <w:rPr>
+                <w:rFonts w:ascii="Times New Roman" w:hAnsi="Times New Roman" w:eastAsia="微软雅黑" w:cs="Times New Roman"/>
+                <w:sz w:val="18"/>
+                <w:szCs w:val="18"/>
+                <w:lang w:eastAsia="zh-CN"/>
+              </w:rPr>
+            </w:pPr>
+            <w:r>
+              <w:rPr>
+                <w:rFonts w:ascii="Times New Roman" w:hAnsi="Times New Roman" w:eastAsia="微软雅黑" w:cs="Times New Roman"/>
+                <w:sz w:val="18"/>
+                <w:szCs w:val="18"/>
+                <w:lang w:eastAsia="zh-CN"/>
+              </w:rPr>
+              <w:t>{% if tdd.resistant</w:t>
+            </w:r>
+            <w:r>
+              <w:rPr>
+                <w:rFonts w:hint="eastAsia" w:ascii="Times New Roman" w:hAnsi="Times New Roman" w:eastAsia="微软雅黑" w:cs="Times New Roman"/>
+                <w:sz w:val="18"/>
+                <w:szCs w:val="18"/>
+                <w:lang w:eastAsia="zh-CN"/>
+              </w:rPr>
+              <w:t>b</w:t>
+            </w:r>
+            <w:r>
+              <w:rPr>
+                <w:rFonts w:ascii="Times New Roman" w:hAnsi="Times New Roman" w:eastAsia="微软雅黑" w:cs="Times New Roman"/>
+                <w:sz w:val="18"/>
+                <w:szCs w:val="18"/>
+                <w:lang w:eastAsia="zh-CN"/>
+              </w:rPr>
+              <w:t>Str == [] %}无{% else%}{% for d in tdd.resistant</w:t>
+            </w:r>
+            <w:r>
+              <w:rPr>
+                <w:rFonts w:hint="eastAsia" w:ascii="Times New Roman" w:hAnsi="Times New Roman" w:eastAsia="微软雅黑" w:cs="Times New Roman"/>
+                <w:sz w:val="18"/>
+                <w:szCs w:val="18"/>
+                <w:lang w:eastAsia="zh-CN"/>
+              </w:rPr>
+              <w:t>b</w:t>
+            </w:r>
+            <w:r>
+              <w:rPr>
+                <w:rFonts w:ascii="Times New Roman" w:hAnsi="Times New Roman" w:eastAsia="微软雅黑" w:cs="Times New Roman"/>
+                <w:sz w:val="18"/>
+                <w:szCs w:val="18"/>
+                <w:lang w:eastAsia="zh-CN"/>
+              </w:rPr>
+              <w:t>Str %}{%if loop.last%}</w:t>
+            </w:r>
+            <w:r>
+              <w:rPr>
+                <w:rFonts w:hint="eastAsia" w:ascii="Times New Roman" w:hAnsi="Times New Roman" w:eastAsia="微软雅黑" w:cs="Times New Roman"/>
+                <w:sz w:val="18"/>
+                <w:szCs w:val="18"/>
+                <w:lang w:eastAsia="zh-CN"/>
+              </w:rPr>
+              <w:t>{{ d.nameLevel }}</w:t>
+            </w:r>
+            <w:r>
+              <w:rPr>
+                <w:rFonts w:ascii="Times New Roman" w:hAnsi="Times New Roman" w:eastAsia="微软雅黑" w:cs="Times New Roman"/>
+                <w:sz w:val="18"/>
+                <w:szCs w:val="18"/>
+                <w:lang w:eastAsia="zh-CN"/>
+              </w:rPr>
+              <w:t>{%else%}</w:t>
+            </w:r>
+            <w:r>
+              <w:rPr>
+                <w:rFonts w:hint="eastAsia" w:ascii="Times New Roman" w:hAnsi="Times New Roman" w:eastAsia="微软雅黑" w:cs="Times New Roman"/>
+                <w:sz w:val="18"/>
+                <w:szCs w:val="18"/>
+                <w:lang w:eastAsia="zh-CN"/>
+              </w:rPr>
+              <w:t>{{ d.nameLevel }}</w:t>
+            </w:r>
+            <w:r>
+              <w:rPr>
+                <w:rFonts w:ascii="Times New Roman" w:hAnsi="Times New Roman" w:eastAsia="微软雅黑" w:cs="Times New Roman"/>
+                <w:sz w:val="18"/>
+                <w:szCs w:val="18"/>
+                <w:lang w:eastAsia="zh-CN"/>
+              </w:rPr>
+              <w:t>，{%endif%}{% endfor %}{% endif%}</w:t>
+            </w:r>
+          </w:p>
+        </w:tc>
+      </w:tr>
+      <w:tr>
+        <w:tblPrEx>
+          <w:tblBorders>
+            <w:top w:val="single" w:color="1F497D" w:sz="18" w:space="0"/>
+            <w:left w:val="none" w:color="auto" w:sz="0" w:space="0"/>
+            <w:bottom w:val="single" w:color="1F497D" w:sz="18" w:space="0"/>
+            <w:right w:val="none" w:color="auto" w:sz="0" w:space="0"/>
+            <w:insideH w:val="dotted" w:color="1F497D" w:sz="4" w:space="0"/>
+            <w:insideV w:val="dotted" w:color="1F497D" w:sz="4" w:space="0"/>
+          </w:tblBorders>
+          <w:tblCellMar>
+            <w:top w:w="0" w:type="dxa"/>
+            <w:left w:w="108" w:type="dxa"/>
+            <w:bottom w:w="0" w:type="dxa"/>
+            <w:right w:w="108" w:type="dxa"/>
+          </w:tblCellMar>
+        </w:tblPrEx>
+        <w:trPr>
+          <w:trHeight w:val="474" w:hRule="atLeast"/>
+          <w:jc w:val="center"/>
+        </w:trPr>
+        <w:tc>
+          <w:tcPr>
+            <w:tcW w:w="432" w:type="dxa"/>
+            <w:vMerge w:val="continue"/>
+            <w:tcBorders>
+              <w:tl2br w:val="nil"/>
+              <w:tr2bl w:val="nil"/>
+            </w:tcBorders>
+            <w:shd w:val="clear" w:color="auto" w:fill="auto"/>
+            <w:vAlign w:val="center"/>
+          </w:tcPr>
+          <w:p>
+            <w:pPr>
+              <w:keepNext/>
+              <w:spacing w:before="26"/>
+              <w:jc w:val="center"/>
+              <w:rPr>
+                <w:rFonts w:ascii="Times New Roman" w:hAnsi="Times New Roman" w:eastAsia="微软雅黑" w:cs="Times New Roman"/>
+                <w:b/>
+                <w:color w:val="1F497D"/>
+                <w:sz w:val="18"/>
+                <w:szCs w:val="18"/>
+                <w:lang w:eastAsia="zh-CN"/>
+              </w:rPr>
+            </w:pPr>
+          </w:p>
+        </w:tc>
+        <w:tc>
+          <w:tcPr>
+            <w:tcW w:w="1191" w:type="dxa"/>
+            <w:tcBorders>
+              <w:tl2br w:val="nil"/>
+              <w:tr2bl w:val="nil"/>
+            </w:tcBorders>
+            <w:shd w:val="clear" w:color="auto" w:fill="auto"/>
+            <w:vAlign w:val="center"/>
+          </w:tcPr>
+          <w:p>
+            <w:pPr>
+              <w:keepNext/>
+              <w:spacing w:before="26"/>
+              <w:jc w:val="center"/>
+              <w:rPr>
+                <w:rFonts w:ascii="Times New Roman" w:hAnsi="Times New Roman" w:eastAsia="微软雅黑" w:cs="Times New Roman"/>
+                <w:b/>
+                <w:color w:val="1F497D"/>
+                <w:sz w:val="18"/>
+                <w:szCs w:val="18"/>
+                <w:lang w:eastAsia="zh-CN"/>
+              </w:rPr>
+            </w:pPr>
+            <w:r>
+              <w:rPr>
+                <w:rFonts w:ascii="Times New Roman" w:hAnsi="Times New Roman" w:eastAsia="微软雅黑" w:cs="Times New Roman"/>
+                <w:b/>
+                <w:color w:val="1F497D"/>
+                <w:sz w:val="18"/>
+                <w:szCs w:val="18"/>
+                <w:lang w:eastAsia="zh-CN"/>
+              </w:rPr>
+              <w:t>C级</w:t>
+            </w:r>
+          </w:p>
+        </w:tc>
+        <w:tc>
+          <w:tcPr>
+            <w:tcW w:w="8247" w:type="dxa"/>
+            <w:tcBorders>
+              <w:tl2br w:val="nil"/>
+              <w:tr2bl w:val="nil"/>
+            </w:tcBorders>
+            <w:shd w:val="clear" w:color="auto" w:fill="auto"/>
+            <w:vAlign w:val="center"/>
+          </w:tcPr>
+          <w:p>
+            <w:pPr>
+              <w:keepNext/>
+              <w:spacing w:before="26"/>
+              <w:jc w:val="center"/>
+              <w:rPr>
+                <w:rFonts w:ascii="Times New Roman" w:hAnsi="Times New Roman" w:eastAsia="微软雅黑" w:cs="Times New Roman"/>
+                <w:sz w:val="18"/>
+                <w:szCs w:val="18"/>
+                <w:lang w:eastAsia="zh-CN"/>
+              </w:rPr>
+            </w:pPr>
+            <w:r>
+              <w:rPr>
+                <w:rFonts w:ascii="Times New Roman" w:hAnsi="Times New Roman" w:eastAsia="微软雅黑" w:cs="Times New Roman"/>
+                <w:sz w:val="18"/>
+                <w:szCs w:val="18"/>
+                <w:lang w:eastAsia="zh-CN"/>
+              </w:rPr>
+              <w:t>{% if tdd.resistant</w:t>
+            </w:r>
+            <w:r>
+              <w:rPr>
+                <w:rFonts w:hint="eastAsia" w:ascii="Times New Roman" w:hAnsi="Times New Roman" w:eastAsia="微软雅黑" w:cs="Times New Roman"/>
+                <w:sz w:val="18"/>
+                <w:szCs w:val="18"/>
+                <w:lang w:eastAsia="zh-CN"/>
+              </w:rPr>
+              <w:t>c</w:t>
+            </w:r>
+            <w:r>
+              <w:rPr>
+                <w:rFonts w:ascii="Times New Roman" w:hAnsi="Times New Roman" w:eastAsia="微软雅黑" w:cs="Times New Roman"/>
+                <w:sz w:val="18"/>
+                <w:szCs w:val="18"/>
+                <w:lang w:eastAsia="zh-CN"/>
+              </w:rPr>
+              <w:t>Str == [] %}无{% else%}{% for d in tdd.resistant</w:t>
+            </w:r>
+            <w:r>
+              <w:rPr>
+                <w:rFonts w:hint="eastAsia" w:ascii="Times New Roman" w:hAnsi="Times New Roman" w:eastAsia="微软雅黑" w:cs="Times New Roman"/>
+                <w:sz w:val="18"/>
+                <w:szCs w:val="18"/>
+                <w:lang w:eastAsia="zh-CN"/>
+              </w:rPr>
+              <w:t>c</w:t>
+            </w:r>
+            <w:r>
+              <w:rPr>
+                <w:rFonts w:ascii="Times New Roman" w:hAnsi="Times New Roman" w:eastAsia="微软雅黑" w:cs="Times New Roman"/>
+                <w:sz w:val="18"/>
+                <w:szCs w:val="18"/>
+                <w:lang w:eastAsia="zh-CN"/>
+              </w:rPr>
+              <w:t>Str %}{%if loop.last%}</w:t>
+            </w:r>
+            <w:r>
+              <w:rPr>
+                <w:rFonts w:hint="eastAsia" w:ascii="Times New Roman" w:hAnsi="Times New Roman" w:eastAsia="微软雅黑" w:cs="Times New Roman"/>
+                <w:sz w:val="18"/>
+                <w:szCs w:val="18"/>
+                <w:lang w:eastAsia="zh-CN"/>
+              </w:rPr>
+              <w:t>{{ d.nameLevel }}</w:t>
+            </w:r>
+            <w:r>
+              <w:rPr>
+                <w:rFonts w:ascii="Times New Roman" w:hAnsi="Times New Roman" w:eastAsia="微软雅黑" w:cs="Times New Roman"/>
+                <w:sz w:val="18"/>
+                <w:szCs w:val="18"/>
+                <w:lang w:eastAsia="zh-CN"/>
+              </w:rPr>
+              <w:t>{%else%}</w:t>
+            </w:r>
+            <w:r>
+              <w:rPr>
+                <w:rFonts w:hint="eastAsia" w:ascii="Times New Roman" w:hAnsi="Times New Roman" w:eastAsia="微软雅黑" w:cs="Times New Roman"/>
+                <w:sz w:val="18"/>
+                <w:szCs w:val="18"/>
+                <w:lang w:eastAsia="zh-CN"/>
+              </w:rPr>
+              <w:t>{{ d.nameLevel }}</w:t>
+            </w:r>
+            <w:r>
+              <w:rPr>
+                <w:rFonts w:ascii="Times New Roman" w:hAnsi="Times New Roman" w:eastAsia="微软雅黑" w:cs="Times New Roman"/>
+                <w:sz w:val="18"/>
+                <w:szCs w:val="18"/>
+                <w:lang w:eastAsia="zh-CN"/>
+              </w:rPr>
+              <w:t>，{%endif%}{% endfor %}{% endif%}</w:t>
+            </w:r>
+          </w:p>
+        </w:tc>
+      </w:tr>
+      <w:tr>
+        <w:tblPrEx>
+          <w:tblBorders>
+            <w:top w:val="single" w:color="1F497D" w:sz="18" w:space="0"/>
+            <w:left w:val="none" w:color="auto" w:sz="0" w:space="0"/>
+            <w:bottom w:val="single" w:color="1F497D" w:sz="18" w:space="0"/>
+            <w:right w:val="none" w:color="auto" w:sz="0" w:space="0"/>
+            <w:insideH w:val="dotted" w:color="1F497D" w:sz="4" w:space="0"/>
+            <w:insideV w:val="dotted" w:color="1F497D" w:sz="4" w:space="0"/>
+          </w:tblBorders>
+          <w:tblCellMar>
+            <w:top w:w="0" w:type="dxa"/>
+            <w:left w:w="108" w:type="dxa"/>
+            <w:bottom w:w="0" w:type="dxa"/>
+            <w:right w:w="108" w:type="dxa"/>
+          </w:tblCellMar>
+        </w:tblPrEx>
+        <w:trPr>
+          <w:trHeight w:val="474" w:hRule="atLeast"/>
+          <w:jc w:val="center"/>
+        </w:trPr>
+        <w:tc>
+          <w:tcPr>
+            <w:tcW w:w="432" w:type="dxa"/>
+            <w:vMerge w:val="continue"/>
+            <w:tcBorders>
+              <w:tl2br w:val="nil"/>
+              <w:tr2bl w:val="nil"/>
+            </w:tcBorders>
+            <w:shd w:val="clear" w:color="auto" w:fill="auto"/>
+            <w:vAlign w:val="center"/>
+          </w:tcPr>
+          <w:p>
+            <w:pPr>
+              <w:keepNext/>
+              <w:spacing w:before="26"/>
+              <w:jc w:val="center"/>
+              <w:rPr>
+                <w:rFonts w:ascii="Times New Roman" w:hAnsi="Times New Roman" w:eastAsia="微软雅黑" w:cs="Times New Roman"/>
+                <w:b/>
+                <w:color w:val="1F497D"/>
+                <w:sz w:val="18"/>
+                <w:szCs w:val="18"/>
+                <w:lang w:eastAsia="zh-CN"/>
+              </w:rPr>
+            </w:pPr>
+          </w:p>
+        </w:tc>
+        <w:tc>
+          <w:tcPr>
+            <w:tcW w:w="1191" w:type="dxa"/>
+            <w:tcBorders>
+              <w:tl2br w:val="nil"/>
+              <w:tr2bl w:val="nil"/>
+            </w:tcBorders>
+            <w:shd w:val="clear" w:color="auto" w:fill="auto"/>
+            <w:vAlign w:val="center"/>
+          </w:tcPr>
+          <w:p>
+            <w:pPr>
+              <w:keepNext/>
+              <w:spacing w:before="26"/>
+              <w:jc w:val="center"/>
+              <w:rPr>
+                <w:rFonts w:ascii="Times New Roman" w:hAnsi="Times New Roman" w:eastAsia="微软雅黑" w:cs="Times New Roman"/>
+                <w:b/>
+                <w:color w:val="1F497D"/>
+                <w:sz w:val="18"/>
+                <w:szCs w:val="18"/>
+                <w:lang w:eastAsia="zh-CN"/>
+              </w:rPr>
+            </w:pPr>
+            <w:r>
+              <w:rPr>
+                <w:rFonts w:hint="eastAsia" w:ascii="Times New Roman" w:hAnsi="Times New Roman" w:eastAsia="微软雅黑" w:cs="Times New Roman"/>
+                <w:b/>
+                <w:color w:val="1F497D"/>
+                <w:sz w:val="18"/>
+                <w:szCs w:val="18"/>
+                <w:lang w:eastAsia="zh-CN"/>
+              </w:rPr>
+              <w:t>D</w:t>
+            </w:r>
+            <w:r>
+              <w:rPr>
+                <w:rFonts w:ascii="Times New Roman" w:hAnsi="Times New Roman" w:eastAsia="微软雅黑" w:cs="Times New Roman"/>
+                <w:b/>
+                <w:color w:val="1F497D"/>
+                <w:sz w:val="18"/>
+                <w:szCs w:val="18"/>
+                <w:lang w:eastAsia="zh-CN"/>
+              </w:rPr>
+              <w:t>级</w:t>
+            </w:r>
+          </w:p>
+        </w:tc>
+        <w:tc>
+          <w:tcPr>
+            <w:tcW w:w="8247" w:type="dxa"/>
+            <w:tcBorders>
+              <w:tl2br w:val="nil"/>
+              <w:tr2bl w:val="nil"/>
+            </w:tcBorders>
+            <w:shd w:val="clear" w:color="auto" w:fill="auto"/>
+            <w:vAlign w:val="center"/>
+          </w:tcPr>
+          <w:p>
+            <w:pPr>
+              <w:keepNext/>
+              <w:spacing w:before="26"/>
+              <w:jc w:val="center"/>
+              <w:rPr>
+                <w:rFonts w:ascii="Times New Roman" w:hAnsi="Times New Roman" w:eastAsia="微软雅黑" w:cs="Times New Roman"/>
+                <w:sz w:val="18"/>
+                <w:szCs w:val="18"/>
+                <w:lang w:eastAsia="zh-CN"/>
+              </w:rPr>
+            </w:pPr>
+            <w:r>
+              <w:rPr>
+                <w:rFonts w:ascii="Times New Roman" w:hAnsi="Times New Roman" w:eastAsia="微软雅黑" w:cs="Times New Roman"/>
+                <w:sz w:val="18"/>
+                <w:szCs w:val="18"/>
+                <w:lang w:eastAsia="zh-CN"/>
+              </w:rPr>
+              <w:t>{% if tdd.resistant</w:t>
+            </w:r>
+            <w:r>
+              <w:rPr>
+                <w:rFonts w:hint="eastAsia" w:ascii="Times New Roman" w:hAnsi="Times New Roman" w:eastAsia="微软雅黑" w:cs="Times New Roman"/>
+                <w:sz w:val="18"/>
+                <w:szCs w:val="18"/>
+                <w:lang w:eastAsia="zh-CN"/>
+              </w:rPr>
+              <w:t>d</w:t>
+            </w:r>
+            <w:r>
+              <w:rPr>
+                <w:rFonts w:ascii="Times New Roman" w:hAnsi="Times New Roman" w:eastAsia="微软雅黑" w:cs="Times New Roman"/>
+                <w:sz w:val="18"/>
+                <w:szCs w:val="18"/>
+                <w:lang w:eastAsia="zh-CN"/>
+              </w:rPr>
+              <w:t>Str == [] %}无{% else%}{% for d in tdd.resistant</w:t>
+            </w:r>
+            <w:r>
+              <w:rPr>
+                <w:rFonts w:hint="eastAsia" w:ascii="Times New Roman" w:hAnsi="Times New Roman" w:eastAsia="微软雅黑" w:cs="Times New Roman"/>
+                <w:sz w:val="18"/>
+                <w:szCs w:val="18"/>
+                <w:lang w:eastAsia="zh-CN"/>
+              </w:rPr>
+              <w:t>d</w:t>
+            </w:r>
+            <w:r>
+              <w:rPr>
+                <w:rFonts w:ascii="Times New Roman" w:hAnsi="Times New Roman" w:eastAsia="微软雅黑" w:cs="Times New Roman"/>
+                <w:sz w:val="18"/>
+                <w:szCs w:val="18"/>
+                <w:lang w:eastAsia="zh-CN"/>
+              </w:rPr>
+              <w:t>Str %}{%if loop.last%}</w:t>
+            </w:r>
+            <w:r>
+              <w:rPr>
+                <w:rFonts w:hint="eastAsia" w:ascii="Times New Roman" w:hAnsi="Times New Roman" w:eastAsia="微软雅黑" w:cs="Times New Roman"/>
+                <w:sz w:val="18"/>
+                <w:szCs w:val="18"/>
+                <w:lang w:eastAsia="zh-CN"/>
+              </w:rPr>
+              <w:t>{{ d.nameLevel }}</w:t>
+            </w:r>
+            <w:r>
+              <w:rPr>
+                <w:rFonts w:ascii="Times New Roman" w:hAnsi="Times New Roman" w:eastAsia="微软雅黑" w:cs="Times New Roman"/>
+                <w:sz w:val="18"/>
+                <w:szCs w:val="18"/>
+                <w:lang w:eastAsia="zh-CN"/>
+              </w:rPr>
+              <w:t>{%else%}</w:t>
+            </w:r>
+            <w:r>
+              <w:rPr>
+                <w:rFonts w:hint="eastAsia" w:ascii="Times New Roman" w:hAnsi="Times New Roman" w:eastAsia="微软雅黑" w:cs="Times New Roman"/>
+                <w:sz w:val="18"/>
+                <w:szCs w:val="18"/>
+                <w:lang w:eastAsia="zh-CN"/>
+              </w:rPr>
+              <w:t>{{ d.nameLevel }}</w:t>
+            </w:r>
+            <w:r>
+              <w:rPr>
+                <w:rFonts w:ascii="Times New Roman" w:hAnsi="Times New Roman" w:eastAsia="微软雅黑" w:cs="Times New Roman"/>
+                <w:sz w:val="18"/>
+                <w:szCs w:val="18"/>
+                <w:lang w:eastAsia="zh-CN"/>
+              </w:rPr>
+              <w:t>，{%endif%}{% endfor %}{% endif%}</w:t>
+            </w:r>
+          </w:p>
+        </w:tc>
+      </w:tr>
+      <w:tr>
+        <w:tblPrEx>
+          <w:tblBorders>
+            <w:top w:val="single" w:color="1F497D" w:sz="18" w:space="0"/>
+            <w:left w:val="none" w:color="auto" w:sz="0" w:space="0"/>
+            <w:bottom w:val="single" w:color="1F497D" w:sz="18" w:space="0"/>
+            <w:right w:val="none" w:color="auto" w:sz="0" w:space="0"/>
+            <w:insideH w:val="dotted" w:color="1F497D" w:sz="4" w:space="0"/>
+            <w:insideV w:val="dotted" w:color="1F497D" w:sz="4" w:space="0"/>
+          </w:tblBorders>
+          <w:tblCellMar>
+            <w:top w:w="0" w:type="dxa"/>
+            <w:left w:w="108" w:type="dxa"/>
+            <w:bottom w:w="0" w:type="dxa"/>
+            <w:right w:w="108" w:type="dxa"/>
+          </w:tblCellMar>
+        </w:tblPrEx>
+        <w:trPr>
+          <w:jc w:val="center"/>
+        </w:trPr>
+        <w:tc>
+          <w:tcPr>
+            <w:tcW w:w="1623" w:type="dxa"/>
+            <w:gridSpan w:val="2"/>
+            <w:tcBorders>
+              <w:bottom w:val="dotted" w:color="1F497D" w:sz="4" w:space="0"/>
+            </w:tcBorders>
+            <w:shd w:val="clear" w:color="auto" w:fill="auto"/>
+            <w:vAlign w:val="center"/>
+          </w:tcPr>
+          <w:p>
+            <w:pPr>
+              <w:keepNext/>
+              <w:spacing w:before="26"/>
+              <w:jc w:val="center"/>
+              <w:rPr>
+                <w:rFonts w:ascii="Times New Roman" w:hAnsi="Times New Roman" w:eastAsia="微软雅黑" w:cs="Times New Roman"/>
+                <w:b/>
+                <w:color w:val="1F497D"/>
+                <w:sz w:val="18"/>
+                <w:szCs w:val="18"/>
+                <w:lang w:eastAsia="zh-CN"/>
+              </w:rPr>
+            </w:pPr>
+            <w:r>
+              <w:rPr>
+                <w:rFonts w:hint="eastAsia" w:ascii="Times New Roman" w:hAnsi="Times New Roman" w:eastAsia="微软雅黑" w:cs="Times New Roman"/>
+                <w:b/>
+                <w:color w:val="1F497D"/>
+                <w:sz w:val="18"/>
+                <w:szCs w:val="18"/>
+                <w:lang w:eastAsia="zh-CN"/>
+              </w:rPr>
+              <w:t>基因突变相关说明</w:t>
+            </w:r>
+          </w:p>
+        </w:tc>
+        <w:tc>
+          <w:tcPr>
+            <w:tcW w:w="8247" w:type="dxa"/>
+            <w:tcBorders>
+              <w:bottom w:val="dotted" w:color="1F497D" w:sz="4" w:space="0"/>
+            </w:tcBorders>
+            <w:vAlign w:val="center"/>
+          </w:tcPr>
+          <w:p>
+            <w:pPr>
+              <w:keepNext/>
+              <w:spacing w:before="26"/>
+              <w:rPr>
+                <w:rFonts w:ascii="Times New Roman" w:hAnsi="Times New Roman" w:eastAsia="微软雅黑" w:cs="Times New Roman"/>
+                <w:sz w:val="18"/>
+                <w:szCs w:val="18"/>
+                <w:lang w:eastAsia="zh-CN"/>
+              </w:rPr>
+            </w:pPr>
+            <w:r>
+              <w:rPr>
+                <w:rFonts w:hint="eastAsia" w:ascii="Times New Roman" w:hAnsi="Times New Roman" w:eastAsia="微软雅黑" w:cs="Times New Roman"/>
+                <w:sz w:val="18"/>
+                <w:szCs w:val="18"/>
+                <w:lang w:eastAsia="zh-CN"/>
+              </w:rPr>
+              <w:t>{% for md in tdd.medicationDescription %}{% if md.key == '突变说明</w:t>
+            </w:r>
+            <w:r>
+              <w:rPr>
+                <w:rFonts w:ascii="Times New Roman" w:hAnsi="Times New Roman" w:eastAsia="微软雅黑" w:cs="Times New Roman"/>
+                <w:sz w:val="18"/>
+                <w:szCs w:val="18"/>
+                <w:lang w:eastAsia="zh-CN"/>
+              </w:rPr>
+              <w:t>:</w:t>
+            </w:r>
+            <w:r>
+              <w:rPr>
+                <w:rFonts w:hint="eastAsia" w:ascii="Times New Roman" w:hAnsi="Times New Roman" w:eastAsia="微软雅黑" w:cs="Times New Roman"/>
+                <w:sz w:val="18"/>
+                <w:szCs w:val="18"/>
+                <w:lang w:eastAsia="zh-CN"/>
+              </w:rPr>
+              <w:t>' %}</w:t>
+            </w:r>
+            <w:r>
+              <w:rPr>
+                <w:rFonts w:hint="eastAsia" w:ascii="Times New Roman" w:hAnsi="Times New Roman" w:eastAsia="微软雅黑" w:cs="Times New Roman"/>
+                <w:b/>
+                <w:bCs/>
+                <w:sz w:val="18"/>
+                <w:szCs w:val="18"/>
+                <w:lang w:eastAsia="zh-CN"/>
+              </w:rPr>
+              <w:t>{{md.key}}</w:t>
+            </w:r>
+            <w:r>
+              <w:rPr>
+                <w:rFonts w:hint="eastAsia" w:ascii="Times New Roman" w:hAnsi="Times New Roman" w:eastAsia="微软雅黑" w:cs="Times New Roman"/>
+                <w:sz w:val="18"/>
+                <w:szCs w:val="18"/>
+                <w:lang w:eastAsia="zh-CN"/>
+              </w:rPr>
+              <w:t>{{md.value}}{% elif md.value == '' %}{% else%}</w:t>
+            </w:r>
+            <w:r>
+              <w:rPr>
+                <w:rFonts w:hint="eastAsia" w:ascii="Times New Roman" w:hAnsi="Times New Roman" w:eastAsia="微软雅黑" w:cs="Times New Roman"/>
+                <w:b/>
+                <w:bCs/>
+                <w:sz w:val="18"/>
+                <w:szCs w:val="18"/>
+                <w:lang w:eastAsia="zh-CN"/>
+              </w:rPr>
+              <w:t>{{md.key}}</w:t>
+            </w:r>
+            <w:r>
+              <w:rPr>
+                <w:rFonts w:hint="eastAsia" w:ascii="Times New Roman" w:hAnsi="Times New Roman" w:eastAsia="微软雅黑" w:cs="Times New Roman"/>
+                <w:sz w:val="18"/>
+                <w:szCs w:val="18"/>
+                <w:lang w:eastAsia="zh-CN"/>
+              </w:rPr>
+              <w:t>{{md.value}}</w:t>
+            </w:r>
+          </w:p>
+          <w:p>
+            <w:pPr>
+              <w:keepNext/>
+              <w:spacing w:before="26"/>
+              <w:rPr>
+                <w:rFonts w:ascii="Times New Roman" w:hAnsi="Times New Roman" w:eastAsia="微软雅黑" w:cs="Times New Roman"/>
+                <w:sz w:val="18"/>
+                <w:szCs w:val="18"/>
+                <w:lang w:eastAsia="zh-CN"/>
+              </w:rPr>
+            </w:pPr>
+            <w:r>
+              <w:rPr>
+                <w:rFonts w:hint="eastAsia" w:ascii="Times New Roman" w:hAnsi="Times New Roman" w:eastAsia="微软雅黑" w:cs="Times New Roman"/>
+                <w:sz w:val="18"/>
+                <w:szCs w:val="18"/>
+                <w:lang w:eastAsia="zh-CN"/>
+              </w:rPr>
+              <w:t>{% endif %}{% endfor %}</w:t>
+            </w:r>
+          </w:p>
+        </w:tc>
+      </w:tr>
+    </w:tbl>
+    <w:p>
+      <w:pPr>
+        <w:pStyle w:val="45"/>
+        <w:rPr>
+          <w:rFonts w:hint="default" w:ascii="Times New Roman" w:hAnsi="Times New Roman" w:eastAsia="微软雅黑" w:cs="Times New Roman"/>
+          <w:b/>
+          <w:color w:val="1F497D" w:themeColor="text2"/>
+          <w:sz w:val="24"/>
+          <w:szCs w:val="24"/>
+          <w:highlight w:val="none"/>
+          <w:lang w:val="en-US" w:eastAsia="zh-CN" w:bidi="ar-SA"/>
+          <w14:textFill>
+            <w14:solidFill>
+              <w14:schemeClr w14:val="tx2"/>
+            </w14:solidFill>
+          </w14:textFill>
+        </w:rPr>
+      </w:pPr>
+      <w:r>
+        <w:rPr>
+          <w:rFonts w:hint="eastAsia" w:ascii="Times New Roman" w:hAnsi="Times New Roman" w:eastAsia="微软雅黑" w:cs="Times New Roman"/>
+          <w:b/>
+          <w:color w:val="1F497D" w:themeColor="text2"/>
+          <w:sz w:val="24"/>
+          <w:szCs w:val="24"/>
+          <w:highlight w:val="none"/>
+          <w:lang w:val="en-US" w:eastAsia="zh-CN" w:bidi="ar-SA"/>
+          <w14:textFill>
+            <w14:solidFill>
+              <w14:schemeClr w14:val="tx2"/>
+            </w14:solidFill>
+          </w14:textFill>
+        </w:rPr>
+        <w:t>{% endfor %}</w:t>
+      </w:r>
+      <w:r>
+        <w:rPr>
+          <w:rFonts w:hint="default" w:ascii="Times New Roman" w:hAnsi="Times New Roman" w:eastAsia="微软雅黑" w:cs="Times New Roman"/>
+          <w:b/>
+          <w:color w:val="1F497D" w:themeColor="text2"/>
+          <w:sz w:val="24"/>
+          <w:szCs w:val="24"/>
+          <w:highlight w:val="none"/>
+          <w:lang w:val="en-US" w:eastAsia="zh-CN" w:bidi="ar-SA"/>
+          <w14:textFill>
+            <w14:solidFill>
+              <w14:schemeClr w14:val="tx2"/>
+            </w14:solidFill>
+          </w14:textFill>
+        </w:rPr>
+        <w:br w:type="page"/>
+      </w:r>
+    </w:p>
+    <w:bookmarkEnd w:id="52"/>
+    <w:bookmarkEnd w:id="53"/>
+    <w:bookmarkEnd w:id="54"/>
+    <w:p>
+      <w:pPr>
+        <w:outlineLvl w:val="9"/>
+        <w:rPr>
+          <w:rFonts w:hint="eastAsia" w:ascii="Times New Roman" w:hAnsi="Times New Roman" w:eastAsia="微软雅黑" w:cs="Times New Roman"/>
+          <w:b/>
+          <w:color w:val="1F497D" w:themeColor="text2"/>
+          <w:sz w:val="24"/>
+          <w:szCs w:val="24"/>
+          <w:highlight w:val="none"/>
+          <w:lang w:val="en-US" w:eastAsia="zh-CN" w:bidi="ar-SA"/>
+          <w14:textFill>
+            <w14:solidFill>
+              <w14:schemeClr w14:val="tx2"/>
+            </w14:solidFill>
+          </w14:textFill>
+        </w:rPr>
+      </w:pPr>
+      <w:bookmarkStart w:id="55" w:name="_Toc32468"/>
+      <w:bookmarkStart w:id="56" w:name="_Toc26543"/>
+      <w:bookmarkStart w:id="57" w:name="_Toc29383"/>
+      <w:bookmarkStart w:id="58" w:name="_Toc6784"/>
+      <w:r>
+        <w:rPr>
+          <w:rFonts w:hint="eastAsia" w:ascii="Times New Roman" w:hAnsi="Times New Roman" w:eastAsia="微软雅黑" w:cs="Times New Roman"/>
+          <w:b/>
+          <w:color w:val="1F497D" w:themeColor="text2"/>
+          <w:sz w:val="24"/>
+          <w:szCs w:val="24"/>
+          <w:highlight w:val="none"/>
+          <w:lang w:val="en-US" w:eastAsia="zh-CN" w:bidi="ar-SA"/>
+          <w14:textFill>
+            <w14:solidFill>
+              <w14:schemeClr w14:val="tx2"/>
+            </w14:solidFill>
+          </w14:textFill>
+        </w:rPr>
+        <w:t>{% endif %}</w:t>
+      </w:r>
+    </w:p>
+    <w:p>
+      <w:pPr>
+        <w:keepNext w:val="0"/>
+        <w:keepLines w:val="0"/>
+        <w:pageBreakBefore w:val="0"/>
+        <w:widowControl/>
+        <w:kinsoku/>
+        <w:wordWrap/>
+        <w:overflowPunct/>
+        <w:topLinePunct w:val="0"/>
+        <w:autoSpaceDE/>
+        <w:autoSpaceDN/>
+        <w:bidi w:val="0"/>
+        <w:adjustRightInd/>
+        <w:snapToGrid/>
+        <w:spacing w:line="240" w:lineRule="auto"/>
+        <w:textAlignment w:val="auto"/>
+        <w:rPr>
+          <w:rFonts w:hint="eastAsia" w:ascii="Times New Roman" w:hAnsi="Times New Roman" w:eastAsia="微软雅黑" w:cs="Times New Roman"/>
+          <w:b/>
+          <w:color w:val="1F497D" w:themeColor="text2"/>
+          <w:sz w:val="24"/>
+          <w:szCs w:val="24"/>
+          <w:lang w:eastAsia="zh-CN"/>
+          <w14:textFill>
+            <w14:solidFill>
+              <w14:schemeClr w14:val="tx2"/>
+            </w14:solidFill>
+          </w14:textFill>
+        </w:rPr>
+      </w:pPr>
+      <w:bookmarkStart w:id="59" w:name="_Toc17445"/>
+      <w:bookmarkStart w:id="60" w:name="_Toc5527"/>
+      <w:bookmarkStart w:id="61" w:name="_Toc149837265"/>
+      <w:r>
+        <w:rPr>
+          <w:rFonts w:hint="eastAsia" w:ascii="Times New Roman" w:hAnsi="Times New Roman" w:eastAsia="微软雅黑" w:cs="Times New Roman"/>
+          <w:b/>
+          <w:color w:val="1F497D" w:themeColor="text2"/>
+          <w:sz w:val="24"/>
+          <w:szCs w:val="24"/>
+          <w:lang w:val="en-US" w:eastAsia="zh-CN"/>
+          <w14:textFill>
+            <w14:solidFill>
+              <w14:schemeClr w14:val="tx2"/>
+            </w14:solidFill>
+          </w14:textFill>
+        </w:rPr>
+        <w:t>2.2</w:t>
+      </w:r>
+      <w:r>
+        <w:rPr>
+          <w:rFonts w:hint="eastAsia" w:ascii="Times New Roman" w:hAnsi="Times New Roman" w:eastAsia="微软雅黑" w:cs="Times New Roman"/>
+          <w:b/>
+          <w:color w:val="1F497D" w:themeColor="text2"/>
+          <w:sz w:val="24"/>
+          <w:szCs w:val="24"/>
+          <w:lang w:eastAsia="zh-CN"/>
+          <w14:textFill>
+            <w14:solidFill>
+              <w14:schemeClr w14:val="tx2"/>
+            </w14:solidFill>
+          </w14:textFill>
+        </w:rPr>
+        <w:t>胚系变异结果解析</w:t>
+      </w:r>
+      <w:bookmarkEnd w:id="59"/>
+      <w:bookmarkEnd w:id="60"/>
+    </w:p>
+    <w:p>
+      <w:pPr>
+        <w:outlineLvl w:val="9"/>
+        <w:rPr>
+          <w:rFonts w:hint="eastAsia" w:ascii="Times New Roman" w:hAnsi="Times New Roman" w:eastAsia="微软雅黑" w:cs="Times New Roman"/>
+          <w:b/>
+          <w:color w:val="1F497D" w:themeColor="text2"/>
+          <w:sz w:val="24"/>
+          <w:szCs w:val="24"/>
+          <w:highlight w:val="none"/>
+          <w:lang w:val="en-US" w:eastAsia="zh-CN" w:bidi="ar-SA"/>
+          <w14:textFill>
+            <w14:solidFill>
+              <w14:schemeClr w14:val="tx2"/>
+            </w14:solidFill>
+          </w14:textFill>
+        </w:rPr>
+      </w:pPr>
+      <w:r>
+        <w:rPr>
+          <w:rFonts w:hint="eastAsia" w:ascii="Times New Roman" w:hAnsi="Times New Roman" w:eastAsia="微软雅黑" w:cs="Times New Roman"/>
+          <w:b/>
+          <w:color w:val="1F497D" w:themeColor="text2"/>
+          <w:sz w:val="24"/>
+          <w:szCs w:val="24"/>
+          <w:highlight w:val="none"/>
+          <w:lang w:val="en-US" w:eastAsia="zh-CN" w:bidi="ar-SA"/>
+          <w14:textFill>
+            <w14:solidFill>
+              <w14:schemeClr w14:val="tx2"/>
+            </w14:solidFill>
+          </w14:textFill>
+        </w:rPr>
+        <w:t>{%if geneticCancerRiskInfo %}{% for tdd in geneticCancerRiskInfo %}</w:t>
+      </w:r>
+      <w:bookmarkEnd w:id="61"/>
+    </w:p>
+    <w:p>
+      <w:pPr>
+        <w:keepNext/>
+        <w:widowControl/>
+        <w:spacing w:before="360" w:beforeLines="150" w:line="260" w:lineRule="auto"/>
+        <w:rPr>
+          <w:rFonts w:hint="eastAsia" w:ascii="Times New Roman" w:hAnsi="Times New Roman" w:eastAsia="微软雅黑" w:cs="Times New Roman"/>
+          <w:b/>
+          <w:color w:val="1F497D" w:themeColor="text2"/>
+          <w:sz w:val="24"/>
+          <w:szCs w:val="24"/>
+          <w:lang w:eastAsia="zh-CN"/>
+          <w14:textFill>
+            <w14:solidFill>
+              <w14:schemeClr w14:val="tx2"/>
+            </w14:solidFill>
+          </w14:textFill>
+        </w:rPr>
+      </w:pPr>
+      <w:r>
+        <w:rPr>
+          <w:rFonts w:hint="eastAsia" w:ascii="Times New Roman" w:hAnsi="Times New Roman" w:eastAsia="微软雅黑" w:cs="Times New Roman"/>
+          <w:b/>
+          <w:color w:val="1F497D" w:themeColor="text2"/>
+          <w:sz w:val="24"/>
+          <w:szCs w:val="24"/>
+          <w:lang w:eastAsia="zh-CN"/>
+          <w14:textFill>
+            <w14:solidFill>
+              <w14:schemeClr w14:val="tx2"/>
+            </w14:solidFill>
+          </w14:textFill>
+        </w:rPr>
+        <w:t>{{ tdd.gene }}</w:t>
+      </w:r>
+    </w:p>
+    <w:tbl>
+      <w:tblPr>
+        <w:tblStyle w:val="18"/>
+        <w:tblpPr w:leftFromText="180" w:rightFromText="180" w:vertAnchor="text" w:tblpXSpec="center" w:tblpY="1"/>
+        <w:tblOverlap w:val="never"/>
+        <w:tblW w:w="9870" w:type="dxa"/>
+        <w:jc w:val="center"/>
+        <w:tblBorders>
+          <w:top w:val="single" w:color="1F497D" w:sz="18" w:space="0"/>
+          <w:left w:val="none" w:color="auto" w:sz="0" w:space="0"/>
+          <w:bottom w:val="single" w:color="1F497D" w:sz="18" w:space="0"/>
+          <w:right w:val="none" w:color="auto" w:sz="0" w:space="0"/>
+          <w:insideH w:val="dotted" w:color="1F497D" w:sz="4" w:space="0"/>
+          <w:insideV w:val="dotted" w:color="1F497D" w:sz="4" w:space="0"/>
+        </w:tblBorders>
+        <w:tblLayout w:type="fixed"/>
+        <w:tblCellMar>
+          <w:top w:w="0" w:type="dxa"/>
+          <w:left w:w="108" w:type="dxa"/>
+          <w:bottom w:w="0" w:type="dxa"/>
+          <w:right w:w="108" w:type="dxa"/>
+        </w:tblCellMar>
+      </w:tblPr>
+      <w:tblGrid>
+        <w:gridCol w:w="432"/>
+        <w:gridCol w:w="1191"/>
+        <w:gridCol w:w="8247"/>
+      </w:tblGrid>
+      <w:tr>
+        <w:tblPrEx>
+          <w:tblBorders>
+            <w:top w:val="single" w:color="1F497D" w:sz="18" w:space="0"/>
+            <w:left w:val="none" w:color="auto" w:sz="0" w:space="0"/>
+            <w:bottom w:val="single" w:color="1F497D" w:sz="18" w:space="0"/>
+            <w:right w:val="none" w:color="auto" w:sz="0" w:space="0"/>
+            <w:insideH w:val="dotted" w:color="1F497D" w:sz="4" w:space="0"/>
+            <w:insideV w:val="dotted" w:color="1F497D" w:sz="4" w:space="0"/>
+          </w:tblBorders>
+          <w:tblCellMar>
+            <w:top w:w="0" w:type="dxa"/>
+            <w:left w:w="108" w:type="dxa"/>
+            <w:bottom w:w="0" w:type="dxa"/>
+            <w:right w:w="108" w:type="dxa"/>
+          </w:tblCellMar>
+        </w:tblPrEx>
+        <w:trPr>
+          <w:trHeight w:val="417" w:hRule="atLeast"/>
+          <w:jc w:val="center"/>
+        </w:trPr>
+        <w:tc>
+          <w:tcPr>
+            <w:tcW w:w="1623" w:type="dxa"/>
+            <w:gridSpan w:val="2"/>
+            <w:tcBorders>
+              <w:tl2br w:val="nil"/>
+              <w:tr2bl w:val="nil"/>
+            </w:tcBorders>
+            <w:shd w:val="clear" w:color="auto" w:fill="auto"/>
+            <w:vAlign w:val="center"/>
+          </w:tcPr>
+          <w:p>
+            <w:pPr>
+              <w:keepNext/>
+              <w:spacing w:before="26"/>
+              <w:jc w:val="center"/>
+              <w:rPr>
+                <w:rFonts w:ascii="Times New Roman" w:hAnsi="Times New Roman" w:eastAsia="微软雅黑" w:cs="Times New Roman"/>
+                <w:b/>
+                <w:color w:val="1F497D"/>
+                <w:sz w:val="18"/>
+                <w:szCs w:val="18"/>
+                <w:lang w:eastAsia="zh-CN"/>
+              </w:rPr>
+            </w:pPr>
+            <w:r>
+              <w:rPr>
+                <w:rFonts w:ascii="Times New Roman" w:hAnsi="Times New Roman" w:eastAsia="微软雅黑" w:cs="Times New Roman"/>
+                <w:b/>
+                <w:color w:val="1F497D"/>
+                <w:sz w:val="18"/>
+                <w:szCs w:val="18"/>
+                <w:lang w:eastAsia="zh-CN"/>
+              </w:rPr>
+              <w:t>突变形式</w:t>
+            </w:r>
+          </w:p>
+        </w:tc>
+        <w:tc>
+          <w:tcPr>
+            <w:tcW w:w="8247" w:type="dxa"/>
+            <w:tcBorders>
+              <w:tl2br w:val="nil"/>
+              <w:tr2bl w:val="nil"/>
+            </w:tcBorders>
+            <w:vAlign w:val="center"/>
+          </w:tcPr>
+          <w:p>
+            <w:pPr>
+              <w:keepNext/>
+              <w:spacing w:before="26"/>
+              <w:jc w:val="center"/>
+              <w:rPr>
+                <w:rFonts w:ascii="Times New Roman" w:hAnsi="Times New Roman" w:eastAsia="微软雅黑" w:cs="Times New Roman"/>
+                <w:bCs/>
+                <w:sz w:val="18"/>
+                <w:szCs w:val="18"/>
+                <w:lang w:eastAsia="zh-CN"/>
+              </w:rPr>
+            </w:pPr>
+            <w:r>
+              <w:rPr>
+                <w:rFonts w:hint="eastAsia" w:ascii="Times New Roman" w:hAnsi="Times New Roman" w:eastAsia="微软雅黑" w:cs="Times New Roman"/>
+                <w:bCs/>
+                <w:sz w:val="18"/>
+                <w:szCs w:val="18"/>
                 <w:lang w:eastAsia="zh-CN"/>
               </w:rPr>
               <w:t>{{ tdd.ori_variant }}</w:t>
@@ -24745,12 +24736,12 @@
         </w:rPr>
       </w:pPr>
       <w:bookmarkStart w:id="62" w:name="_Toc11562_WPSOffice_Level3"/>
-      <w:bookmarkStart w:id="63" w:name="_Toc6988"/>
-      <w:bookmarkStart w:id="64" w:name="_Toc3782"/>
-      <w:bookmarkStart w:id="65" w:name="_Toc26649"/>
-      <w:bookmarkStart w:id="66" w:name="_Toc21764_WPSOffice_Level2"/>
-      <w:bookmarkStart w:id="67" w:name="_Toc1707_WPSOffice_Level2"/>
-      <w:bookmarkStart w:id="68" w:name="_Toc16347"/>
+      <w:bookmarkStart w:id="63" w:name="_Toc26649"/>
+      <w:bookmarkStart w:id="64" w:name="_Toc1707_WPSOffice_Level2"/>
+      <w:bookmarkStart w:id="65" w:name="_Toc21764_WPSOffice_Level2"/>
+      <w:bookmarkStart w:id="66" w:name="_Toc16347"/>
+      <w:bookmarkStart w:id="67" w:name="_Toc6988"/>
+      <w:bookmarkStart w:id="68" w:name="_Toc3782"/>
       <w:bookmarkStart w:id="69" w:name="_Toc15530"/>
       <w:r>
         <w:rPr>
@@ -30780,15 +30771,15 @@
           <w:lang w:val="en-US" w:eastAsia="zh-CN"/>
         </w:rPr>
       </w:pPr>
-      <w:bookmarkStart w:id="71" w:name="_Toc16368_WPSOffice_Level1"/>
-      <w:bookmarkStart w:id="72" w:name="_Toc29730"/>
-      <w:bookmarkStart w:id="73" w:name="_Toc6864"/>
-      <w:bookmarkStart w:id="74" w:name="_Toc28910_WPSOffice_Level1"/>
-      <w:bookmarkStart w:id="75" w:name="_Toc19099"/>
-      <w:bookmarkStart w:id="76" w:name="_Toc8182"/>
-      <w:bookmarkStart w:id="77" w:name="_Toc7549"/>
-      <w:bookmarkStart w:id="78" w:name="_Toc6346"/>
-      <w:bookmarkStart w:id="79" w:name="_Toc22484_WPSOffice_Level1"/>
+      <w:bookmarkStart w:id="71" w:name="_Toc19099"/>
+      <w:bookmarkStart w:id="72" w:name="_Toc7549"/>
+      <w:bookmarkStart w:id="73" w:name="_Toc22484_WPSOffice_Level1"/>
+      <w:bookmarkStart w:id="74" w:name="_Toc16368_WPSOffice_Level1"/>
+      <w:bookmarkStart w:id="75" w:name="_Toc8182"/>
+      <w:bookmarkStart w:id="76" w:name="_Toc6346"/>
+      <w:bookmarkStart w:id="77" w:name="_Toc28910_WPSOffice_Level1"/>
+      <w:bookmarkStart w:id="78" w:name="_Toc29730"/>
+      <w:bookmarkStart w:id="79" w:name="_Toc6864"/>
       <w:r>
         <w:rPr>
           <w:rFonts w:hint="eastAsia" w:ascii="Times New Roman" w:hAnsi="Times New Roman" w:eastAsia="微软雅黑" w:cs="Times New Roman"/>
@@ -30819,16 +30810,16 @@
           <w:lang w:eastAsia="zh-CN"/>
         </w:rPr>
       </w:pPr>
-      <w:bookmarkStart w:id="80" w:name="_Toc17111_WPSOffice_Level2"/>
-      <w:bookmarkStart w:id="81" w:name="_Toc6931_WPSOffice_Level2"/>
-      <w:bookmarkStart w:id="82" w:name="_Toc11193_WPSOffice_Level2"/>
-      <w:bookmarkStart w:id="83" w:name="_Toc19280_WPSOffice_Level2"/>
-      <w:bookmarkStart w:id="84" w:name="_Toc31515_WPSOffice_Level2"/>
-      <w:bookmarkStart w:id="85" w:name="_Toc6304_WPSOffice_Level2"/>
-      <w:bookmarkStart w:id="86" w:name="_Toc3488_WPSOffice_Level2"/>
-      <w:bookmarkStart w:id="87" w:name="_Toc20170_WPSOffice_Level1"/>
-      <w:bookmarkStart w:id="88" w:name="_Toc26985_WPSOffice_Level1"/>
-      <w:bookmarkStart w:id="89" w:name="_Toc28454_WPSOffice_Level1"/>
+      <w:bookmarkStart w:id="80" w:name="_Toc31515_WPSOffice_Level2"/>
+      <w:bookmarkStart w:id="81" w:name="_Toc17111_WPSOffice_Level2"/>
+      <w:bookmarkStart w:id="82" w:name="_Toc19280_WPSOffice_Level2"/>
+      <w:bookmarkStart w:id="83" w:name="_Toc6304_WPSOffice_Level2"/>
+      <w:bookmarkStart w:id="84" w:name="_Toc3488_WPSOffice_Level2"/>
+      <w:bookmarkStart w:id="85" w:name="_Toc11193_WPSOffice_Level2"/>
+      <w:bookmarkStart w:id="86" w:name="_Toc6931_WPSOffice_Level2"/>
+      <w:bookmarkStart w:id="87" w:name="_Toc28454_WPSOffice_Level1"/>
+      <w:bookmarkStart w:id="88" w:name="_Toc20170_WPSOffice_Level1"/>
+      <w:bookmarkStart w:id="89" w:name="_Toc26985_WPSOffice_Level1"/>
       <w:r>
         <w:rPr>
           <w:rFonts w:hint="eastAsia" w:ascii="Times New Roman" w:hAnsi="Times New Roman" w:eastAsia="微软雅黑" w:cs="Times New Roman"/>
@@ -31320,13 +31311,13 @@
           <w:szCs w:val="24"/>
         </w:rPr>
       </w:pPr>
-      <w:bookmarkStart w:id="90" w:name="_Toc29205_WPSOffice_Level2"/>
-      <w:bookmarkStart w:id="91" w:name="_Toc2822_WPSOffice_Level2"/>
-      <w:bookmarkStart w:id="92" w:name="_Toc12087_WPSOffice_Level2"/>
-      <w:bookmarkStart w:id="93" w:name="_Toc25864_WPSOffice_Level2"/>
-      <w:bookmarkStart w:id="94" w:name="_Toc14645_WPSOffice_Level2"/>
-      <w:bookmarkStart w:id="95" w:name="_Toc31138_WPSOffice_Level2"/>
-      <w:bookmarkStart w:id="96" w:name="_Toc26578_WPSOffice_Level2"/>
+      <w:bookmarkStart w:id="90" w:name="_Toc31138_WPSOffice_Level2"/>
+      <w:bookmarkStart w:id="91" w:name="_Toc26578_WPSOffice_Level2"/>
+      <w:bookmarkStart w:id="92" w:name="_Toc29205_WPSOffice_Level2"/>
+      <w:bookmarkStart w:id="93" w:name="_Toc2822_WPSOffice_Level2"/>
+      <w:bookmarkStart w:id="94" w:name="_Toc12087_WPSOffice_Level2"/>
+      <w:bookmarkStart w:id="95" w:name="_Toc25864_WPSOffice_Level2"/>
+      <w:bookmarkStart w:id="96" w:name="_Toc14645_WPSOffice_Level2"/>
       <w:r>
         <w:rPr>
           <w:rFonts w:hint="eastAsia" w:ascii="Times New Roman" w:hAnsi="Times New Roman" w:eastAsia="微软雅黑" w:cs="Times New Roman"/>
@@ -31974,11 +31965,11 @@
                 <w:szCs w:val="18"/>
               </w:rPr>
             </w:pPr>
-            <w:bookmarkStart w:id="104" w:name="_Toc23388_WPSOffice_Level2"/>
-            <w:bookmarkStart w:id="105" w:name="_Toc24626_WPSOffice_Level2"/>
-            <w:bookmarkStart w:id="106" w:name="_Toc20683_WPSOffice_Level2"/>
-            <w:bookmarkStart w:id="107" w:name="_Toc2588_WPSOffice_Level2"/>
-            <w:bookmarkStart w:id="108" w:name="_Toc28235_WPSOffice_Level2"/>
+            <w:bookmarkStart w:id="104" w:name="_Toc24626_WPSOffice_Level2"/>
+            <w:bookmarkStart w:id="105" w:name="_Toc20683_WPSOffice_Level2"/>
+            <w:bookmarkStart w:id="106" w:name="_Toc2588_WPSOffice_Level2"/>
+            <w:bookmarkStart w:id="107" w:name="_Toc28235_WPSOffice_Level2"/>
+            <w:bookmarkStart w:id="108" w:name="_Toc23388_WPSOffice_Level2"/>
             <w:bookmarkStart w:id="109" w:name="_Toc11554_WPSOffice_Level2"/>
             <w:bookmarkStart w:id="110" w:name="_Toc15300_WPSOffice_Level2"/>
             <w:r>
@@ -32481,13 +32472,13 @@
                 <w:szCs w:val="18"/>
               </w:rPr>
             </w:pPr>
-            <w:bookmarkStart w:id="111" w:name="_Toc12493_WPSOffice_Level2"/>
-            <w:bookmarkStart w:id="112" w:name="_Toc31650_WPSOffice_Level2"/>
+            <w:bookmarkStart w:id="111" w:name="_Toc19892_WPSOffice_Level2"/>
+            <w:bookmarkStart w:id="112" w:name="_Toc30071_WPSOffice_Level2"/>
             <w:bookmarkStart w:id="113" w:name="_Toc18182_WPSOffice_Level2"/>
             <w:bookmarkStart w:id="114" w:name="_Toc16027_WPSOffice_Level2"/>
-            <w:bookmarkStart w:id="115" w:name="_Toc30071_WPSOffice_Level2"/>
-            <w:bookmarkStart w:id="116" w:name="_Toc19892_WPSOffice_Level2"/>
-            <w:bookmarkStart w:id="117" w:name="_Toc22590_WPSOffice_Level2"/>
+            <w:bookmarkStart w:id="115" w:name="_Toc22590_WPSOffice_Level2"/>
+            <w:bookmarkStart w:id="116" w:name="_Toc12493_WPSOffice_Level2"/>
+            <w:bookmarkStart w:id="117" w:name="_Toc31650_WPSOffice_Level2"/>
             <w:r>
               <w:rPr>
                 <w:rFonts w:hint="eastAsia" w:ascii="Times New Roman" w:hAnsi="Times New Roman" w:eastAsia="微软雅黑" w:cs="Times New Roman"/>
@@ -32988,13 +32979,13 @@
                 <w:szCs w:val="18"/>
               </w:rPr>
             </w:pPr>
-            <w:bookmarkStart w:id="118" w:name="_Toc8398_WPSOffice_Level2"/>
+            <w:bookmarkStart w:id="118" w:name="_Toc20571_WPSOffice_Level2"/>
             <w:bookmarkStart w:id="119" w:name="_Toc28534_WPSOffice_Level2"/>
-            <w:bookmarkStart w:id="120" w:name="_Toc19289_WPSOffice_Level2"/>
-            <w:bookmarkStart w:id="121" w:name="_Toc11689_WPSOffice_Level2"/>
-            <w:bookmarkStart w:id="122" w:name="_Toc28312_WPSOffice_Level2"/>
-            <w:bookmarkStart w:id="123" w:name="_Toc20571_WPSOffice_Level2"/>
-            <w:bookmarkStart w:id="124" w:name="_Toc31447_WPSOffice_Level2"/>
+            <w:bookmarkStart w:id="120" w:name="_Toc31447_WPSOffice_Level2"/>
+            <w:bookmarkStart w:id="121" w:name="_Toc8398_WPSOffice_Level2"/>
+            <w:bookmarkStart w:id="122" w:name="_Toc19289_WPSOffice_Level2"/>
+            <w:bookmarkStart w:id="123" w:name="_Toc28312_WPSOffice_Level2"/>
+            <w:bookmarkStart w:id="124" w:name="_Toc11689_WPSOffice_Level2"/>
             <w:r>
               <w:rPr>
                 <w:rFonts w:hint="eastAsia" w:ascii="Times New Roman" w:hAnsi="Times New Roman" w:eastAsia="微软雅黑" w:cs="Times New Roman"/>
@@ -33496,11 +33487,11 @@
                 <w:szCs w:val="18"/>
               </w:rPr>
             </w:pPr>
-            <w:bookmarkStart w:id="125" w:name="_Toc13225_WPSOffice_Level2"/>
-            <w:bookmarkStart w:id="126" w:name="_Toc6645_WPSOffice_Level2"/>
-            <w:bookmarkStart w:id="127" w:name="_Toc5423_WPSOffice_Level2"/>
-            <w:bookmarkStart w:id="128" w:name="_Toc5164_WPSOffice_Level2"/>
-            <w:bookmarkStart w:id="129" w:name="_Toc6170_WPSOffice_Level2"/>
+            <w:bookmarkStart w:id="125" w:name="_Toc6170_WPSOffice_Level2"/>
+            <w:bookmarkStart w:id="126" w:name="_Toc5423_WPSOffice_Level2"/>
+            <w:bookmarkStart w:id="127" w:name="_Toc6645_WPSOffice_Level2"/>
+            <w:bookmarkStart w:id="128" w:name="_Toc13225_WPSOffice_Level2"/>
+            <w:bookmarkStart w:id="129" w:name="_Toc5164_WPSOffice_Level2"/>
             <w:bookmarkStart w:id="130" w:name="_Toc2683_WPSOffice_Level2"/>
             <w:bookmarkStart w:id="131" w:name="_Toc6863_WPSOffice_Level2"/>
             <w:r>
@@ -34003,9 +33994,9 @@
                 <w:szCs w:val="18"/>
               </w:rPr>
             </w:pPr>
-            <w:bookmarkStart w:id="132" w:name="_Toc13817_WPSOffice_Level2"/>
-            <w:bookmarkStart w:id="133" w:name="_Toc6323_WPSOffice_Level2"/>
-            <w:bookmarkStart w:id="134" w:name="_Toc24628_WPSOffice_Level2"/>
+            <w:bookmarkStart w:id="132" w:name="_Toc6323_WPSOffice_Level2"/>
+            <w:bookmarkStart w:id="133" w:name="_Toc24628_WPSOffice_Level2"/>
+            <w:bookmarkStart w:id="134" w:name="_Toc13817_WPSOffice_Level2"/>
             <w:bookmarkStart w:id="135" w:name="_Toc5860_WPSOffice_Level2"/>
             <w:bookmarkStart w:id="136" w:name="_Toc12046_WPSOffice_Level2"/>
             <w:bookmarkStart w:id="137" w:name="_Toc3387_WPSOffice_Level2"/>
@@ -34515,8 +34506,8 @@
             <w:bookmarkStart w:id="141" w:name="_Toc22500_WPSOffice_Level2"/>
             <w:bookmarkStart w:id="142" w:name="_Toc15619_WPSOffice_Level2"/>
             <w:bookmarkStart w:id="143" w:name="_Toc13244_WPSOffice_Level2"/>
-            <w:bookmarkStart w:id="144" w:name="_Toc708_WPSOffice_Level2"/>
-            <w:bookmarkStart w:id="145" w:name="_Toc31905_WPSOffice_Level2"/>
+            <w:bookmarkStart w:id="144" w:name="_Toc31905_WPSOffice_Level2"/>
+            <w:bookmarkStart w:id="145" w:name="_Toc708_WPSOffice_Level2"/>
             <w:r>
               <w:rPr>
                 <w:rFonts w:hint="eastAsia" w:ascii="Times New Roman" w:hAnsi="Times New Roman" w:eastAsia="微软雅黑" w:cs="Times New Roman"/>
@@ -34980,6 +34971,14 @@
         <w:gridCol w:w="1409"/>
       </w:tblGrid>
       <w:tr>
+        <w:tblPrEx>
+          <w:tblCellMar>
+            <w:top w:w="0" w:type="dxa"/>
+            <w:left w:w="0" w:type="dxa"/>
+            <w:bottom w:w="0" w:type="dxa"/>
+            <w:right w:w="0" w:type="dxa"/>
+          </w:tblCellMar>
+        </w:tblPrEx>
         <w:trPr>
           <w:trHeight w:val="356" w:hRule="exact"/>
           <w:jc w:val="center"/>
@@ -35009,11 +35008,11 @@
                 <w:szCs w:val="18"/>
               </w:rPr>
             </w:pPr>
-            <w:bookmarkStart w:id="146" w:name="_Toc15479_WPSOffice_Level2"/>
-            <w:bookmarkStart w:id="147" w:name="_Toc23537_WPSOffice_Level2"/>
-            <w:bookmarkStart w:id="148" w:name="_Toc13664_WPSOffice_Level2"/>
-            <w:bookmarkStart w:id="149" w:name="_Toc4042_WPSOffice_Level2"/>
-            <w:bookmarkStart w:id="150" w:name="_Toc21560_WPSOffice_Level2"/>
+            <w:bookmarkStart w:id="146" w:name="_Toc13664_WPSOffice_Level2"/>
+            <w:bookmarkStart w:id="147" w:name="_Toc4042_WPSOffice_Level2"/>
+            <w:bookmarkStart w:id="148" w:name="_Toc23537_WPSOffice_Level2"/>
+            <w:bookmarkStart w:id="149" w:name="_Toc21560_WPSOffice_Level2"/>
+            <w:bookmarkStart w:id="150" w:name="_Toc15479_WPSOffice_Level2"/>
             <w:bookmarkStart w:id="151" w:name="_Toc7586_WPSOffice_Level2"/>
             <w:bookmarkStart w:id="152" w:name="_Toc23443_WPSOffice_Level2"/>
             <w:r>
@@ -35521,8 +35520,8 @@
             <w:bookmarkStart w:id="155" w:name="_Toc22039_WPSOffice_Level2"/>
             <w:bookmarkStart w:id="156" w:name="_Toc29193_WPSOffice_Level2"/>
             <w:bookmarkStart w:id="157" w:name="_Toc10575_WPSOffice_Level2"/>
-            <w:bookmarkStart w:id="158" w:name="_Toc2337_WPSOffice_Level2"/>
-            <w:bookmarkStart w:id="159" w:name="_Toc11254_WPSOffice_Level2"/>
+            <w:bookmarkStart w:id="158" w:name="_Toc11254_WPSOffice_Level2"/>
+            <w:bookmarkStart w:id="159" w:name="_Toc2337_WPSOffice_Level2"/>
             <w:r>
               <w:rPr>
                 <w:rFonts w:hint="eastAsia" w:ascii="Times New Roman" w:hAnsi="Times New Roman" w:eastAsia="微软雅黑" w:cs="Times New Roman"/>
@@ -36025,10 +36024,10 @@
             </w:pPr>
             <w:bookmarkStart w:id="160" w:name="_Toc2613_WPSOffice_Level2"/>
             <w:bookmarkStart w:id="161" w:name="_Toc13246_WPSOffice_Level2"/>
-            <w:bookmarkStart w:id="162" w:name="_Toc8519_WPSOffice_Level2"/>
-            <w:bookmarkStart w:id="163" w:name="_Toc17621_WPSOffice_Level2"/>
-            <w:bookmarkStart w:id="164" w:name="_Toc18866_WPSOffice_Level2"/>
-            <w:bookmarkStart w:id="165" w:name="_Toc17668_WPSOffice_Level2"/>
+            <w:bookmarkStart w:id="162" w:name="_Toc17668_WPSOffice_Level2"/>
+            <w:bookmarkStart w:id="163" w:name="_Toc18866_WPSOffice_Level2"/>
+            <w:bookmarkStart w:id="164" w:name="_Toc17621_WPSOffice_Level2"/>
+            <w:bookmarkStart w:id="165" w:name="_Toc8519_WPSOffice_Level2"/>
             <w:bookmarkStart w:id="166" w:name="_Toc8985_WPSOffice_Level2"/>
             <w:r>
               <w:rPr>
@@ -36530,13 +36529,13 @@
                 <w:szCs w:val="18"/>
               </w:rPr>
             </w:pPr>
-            <w:bookmarkStart w:id="167" w:name="_Toc23413_WPSOffice_Level2"/>
-            <w:bookmarkStart w:id="168" w:name="_Toc2334_WPSOffice_Level2"/>
-            <w:bookmarkStart w:id="169" w:name="_Toc12027_WPSOffice_Level2"/>
-            <w:bookmarkStart w:id="170" w:name="_Toc24337_WPSOffice_Level2"/>
-            <w:bookmarkStart w:id="171" w:name="_Toc12118_WPSOffice_Level2"/>
-            <w:bookmarkStart w:id="172" w:name="_Toc25338_WPSOffice_Level2"/>
-            <w:bookmarkStart w:id="173" w:name="_Toc6654_WPSOffice_Level2"/>
+            <w:bookmarkStart w:id="167" w:name="_Toc12027_WPSOffice_Level2"/>
+            <w:bookmarkStart w:id="168" w:name="_Toc12118_WPSOffice_Level2"/>
+            <w:bookmarkStart w:id="169" w:name="_Toc2334_WPSOffice_Level2"/>
+            <w:bookmarkStart w:id="170" w:name="_Toc25338_WPSOffice_Level2"/>
+            <w:bookmarkStart w:id="171" w:name="_Toc6654_WPSOffice_Level2"/>
+            <w:bookmarkStart w:id="172" w:name="_Toc24337_WPSOffice_Level2"/>
+            <w:bookmarkStart w:id="173" w:name="_Toc23413_WPSOffice_Level2"/>
             <w:r>
               <w:rPr>
                 <w:rFonts w:hint="eastAsia" w:ascii="Times New Roman" w:hAnsi="Times New Roman" w:eastAsia="微软雅黑" w:cs="Times New Roman"/>
@@ -37037,13 +37036,13 @@
                 <w:szCs w:val="18"/>
               </w:rPr>
             </w:pPr>
-            <w:bookmarkStart w:id="174" w:name="_Toc17711_WPSOffice_Level2"/>
-            <w:bookmarkStart w:id="175" w:name="_Toc20271_WPSOffice_Level2"/>
-            <w:bookmarkStart w:id="176" w:name="_Toc20736_WPSOffice_Level2"/>
-            <w:bookmarkStart w:id="177" w:name="_Toc28807_WPSOffice_Level2"/>
-            <w:bookmarkStart w:id="178" w:name="_Toc6074_WPSOffice_Level2"/>
-            <w:bookmarkStart w:id="179" w:name="_Toc17254_WPSOffice_Level2"/>
-            <w:bookmarkStart w:id="180" w:name="_Toc5840_WPSOffice_Level2"/>
+            <w:bookmarkStart w:id="174" w:name="_Toc6074_WPSOffice_Level2"/>
+            <w:bookmarkStart w:id="175" w:name="_Toc20736_WPSOffice_Level2"/>
+            <w:bookmarkStart w:id="176" w:name="_Toc28807_WPSOffice_Level2"/>
+            <w:bookmarkStart w:id="177" w:name="_Toc5840_WPSOffice_Level2"/>
+            <w:bookmarkStart w:id="178" w:name="_Toc17254_WPSOffice_Level2"/>
+            <w:bookmarkStart w:id="179" w:name="_Toc17711_WPSOffice_Level2"/>
+            <w:bookmarkStart w:id="180" w:name="_Toc20271_WPSOffice_Level2"/>
             <w:r>
               <w:rPr>
                 <w:rFonts w:hint="eastAsia" w:ascii="Times New Roman" w:hAnsi="Times New Roman" w:eastAsia="微软雅黑" w:cs="Times New Roman"/>
@@ -37546,11 +37545,11 @@
             </w:pPr>
             <w:bookmarkStart w:id="181" w:name="_Toc31683_WPSOffice_Level2"/>
             <w:bookmarkStart w:id="182" w:name="_Toc18813_WPSOffice_Level2"/>
-            <w:bookmarkStart w:id="183" w:name="_Toc18784_WPSOffice_Level2"/>
+            <w:bookmarkStart w:id="183" w:name="_Toc24586_WPSOffice_Level2"/>
             <w:bookmarkStart w:id="184" w:name="_Toc26031_WPSOffice_Level2"/>
-            <w:bookmarkStart w:id="185" w:name="_Toc22623_WPSOffice_Level2"/>
-            <w:bookmarkStart w:id="186" w:name="_Toc24586_WPSOffice_Level2"/>
-            <w:bookmarkStart w:id="187" w:name="_Toc18295_WPSOffice_Level2"/>
+            <w:bookmarkStart w:id="185" w:name="_Toc18295_WPSOffice_Level2"/>
+            <w:bookmarkStart w:id="186" w:name="_Toc18784_WPSOffice_Level2"/>
+            <w:bookmarkStart w:id="187" w:name="_Toc22623_WPSOffice_Level2"/>
             <w:r>
               <w:rPr>
                 <w:rFonts w:hint="eastAsia" w:ascii="Times New Roman" w:hAnsi="Times New Roman" w:eastAsia="微软雅黑" w:cs="Times New Roman"/>
@@ -38547,11 +38546,11 @@
             </w:pPr>
             <w:bookmarkStart w:id="188" w:name="_Toc22167_WPSOffice_Level2"/>
             <w:bookmarkStart w:id="189" w:name="_Toc11576_WPSOffice_Level2"/>
-            <w:bookmarkStart w:id="190" w:name="_Toc25837_WPSOffice_Level2"/>
-            <w:bookmarkStart w:id="191" w:name="_Toc15930_WPSOffice_Level2"/>
-            <w:bookmarkStart w:id="192" w:name="_Toc2455_WPSOffice_Level2"/>
-            <w:bookmarkStart w:id="193" w:name="_Toc30144_WPSOffice_Level2"/>
-            <w:bookmarkStart w:id="194" w:name="_Toc31152_WPSOffice_Level2"/>
+            <w:bookmarkStart w:id="190" w:name="_Toc30144_WPSOffice_Level2"/>
+            <w:bookmarkStart w:id="191" w:name="_Toc25837_WPSOffice_Level2"/>
+            <w:bookmarkStart w:id="192" w:name="_Toc31152_WPSOffice_Level2"/>
+            <w:bookmarkStart w:id="193" w:name="_Toc2455_WPSOffice_Level2"/>
+            <w:bookmarkStart w:id="194" w:name="_Toc15930_WPSOffice_Level2"/>
             <w:r>
               <w:rPr>
                 <w:rFonts w:hint="eastAsia" w:ascii="Times New Roman" w:hAnsi="Times New Roman" w:eastAsia="微软雅黑" w:cs="Times New Roman"/>
@@ -39053,13 +39052,13 @@
                 <w:szCs w:val="18"/>
               </w:rPr>
             </w:pPr>
-            <w:bookmarkStart w:id="195" w:name="_Toc21218_WPSOffice_Level2"/>
-            <w:bookmarkStart w:id="196" w:name="_Toc21844_WPSOffice_Level2"/>
-            <w:bookmarkStart w:id="197" w:name="_Toc10927_WPSOffice_Level2"/>
-            <w:bookmarkStart w:id="198" w:name="_Toc18298_WPSOffice_Level2"/>
-            <w:bookmarkStart w:id="199" w:name="_Toc17817_WPSOffice_Level2"/>
+            <w:bookmarkStart w:id="195" w:name="_Toc18298_WPSOffice_Level2"/>
+            <w:bookmarkStart w:id="196" w:name="_Toc21218_WPSOffice_Level2"/>
+            <w:bookmarkStart w:id="197" w:name="_Toc6105_WPSOffice_Level2"/>
+            <w:bookmarkStart w:id="198" w:name="_Toc10927_WPSOffice_Level2"/>
+            <w:bookmarkStart w:id="199" w:name="_Toc21844_WPSOffice_Level2"/>
             <w:bookmarkStart w:id="200" w:name="_Toc24581_WPSOffice_Level2"/>
-            <w:bookmarkStart w:id="201" w:name="_Toc6105_WPSOffice_Level2"/>
+            <w:bookmarkStart w:id="201" w:name="_Toc17817_WPSOffice_Level2"/>
             <w:r>
               <w:rPr>
                 <w:rFonts w:hint="eastAsia" w:ascii="Times New Roman" w:hAnsi="Times New Roman" w:eastAsia="微软雅黑" w:cs="Times New Roman"/>
@@ -39560,13 +39559,13 @@
                 <w:szCs w:val="18"/>
               </w:rPr>
             </w:pPr>
-            <w:bookmarkStart w:id="202" w:name="_Toc22953_WPSOffice_Level2"/>
-            <w:bookmarkStart w:id="203" w:name="_Toc3881_WPSOffice_Level2"/>
-            <w:bookmarkStart w:id="204" w:name="_Toc26632_WPSOffice_Level2"/>
-            <w:bookmarkStart w:id="205" w:name="_Toc20673_WPSOffice_Level2"/>
-            <w:bookmarkStart w:id="206" w:name="_Toc7518_WPSOffice_Level2"/>
-            <w:bookmarkStart w:id="207" w:name="_Toc32618_WPSOffice_Level2"/>
-            <w:bookmarkStart w:id="208" w:name="_Toc5805_WPSOffice_Level2"/>
+            <w:bookmarkStart w:id="202" w:name="_Toc5805_WPSOffice_Level2"/>
+            <w:bookmarkStart w:id="203" w:name="_Toc20673_WPSOffice_Level2"/>
+            <w:bookmarkStart w:id="204" w:name="_Toc3881_WPSOffice_Level2"/>
+            <w:bookmarkStart w:id="205" w:name="_Toc7518_WPSOffice_Level2"/>
+            <w:bookmarkStart w:id="206" w:name="_Toc22953_WPSOffice_Level2"/>
+            <w:bookmarkStart w:id="207" w:name="_Toc26632_WPSOffice_Level2"/>
+            <w:bookmarkStart w:id="208" w:name="_Toc32618_WPSOffice_Level2"/>
             <w:r>
               <w:rPr>
                 <w:rFonts w:hint="eastAsia" w:ascii="Times New Roman" w:hAnsi="Times New Roman" w:eastAsia="微软雅黑" w:cs="Times New Roman"/>
@@ -40067,13 +40066,13 @@
                 <w:szCs w:val="18"/>
               </w:rPr>
             </w:pPr>
-            <w:bookmarkStart w:id="209" w:name="_Toc14661_WPSOffice_Level2"/>
-            <w:bookmarkStart w:id="210" w:name="_Toc22431_WPSOffice_Level2"/>
-            <w:bookmarkStart w:id="211" w:name="_Toc9505_WPSOffice_Level2"/>
-            <w:bookmarkStart w:id="212" w:name="_Toc22629_WPSOffice_Level2"/>
-            <w:bookmarkStart w:id="213" w:name="_Toc31722_WPSOffice_Level2"/>
+            <w:bookmarkStart w:id="209" w:name="_Toc22431_WPSOffice_Level2"/>
+            <w:bookmarkStart w:id="210" w:name="_Toc31722_WPSOffice_Level2"/>
+            <w:bookmarkStart w:id="211" w:name="_Toc14661_WPSOffice_Level2"/>
+            <w:bookmarkStart w:id="212" w:name="_Toc15940_WPSOffice_Level2"/>
+            <w:bookmarkStart w:id="213" w:name="_Toc9505_WPSOffice_Level2"/>
             <w:bookmarkStart w:id="214" w:name="_Toc25299_WPSOffice_Level2"/>
-            <w:bookmarkStart w:id="215" w:name="_Toc15940_WPSOffice_Level2"/>
+            <w:bookmarkStart w:id="215" w:name="_Toc22629_WPSOffice_Level2"/>
             <w:r>
               <w:rPr>
                 <w:rFonts w:hint="eastAsia" w:ascii="Times New Roman" w:hAnsi="Times New Roman" w:eastAsia="微软雅黑" w:cs="Times New Roman"/>
@@ -40574,12 +40573,12 @@
                 <w:szCs w:val="18"/>
               </w:rPr>
             </w:pPr>
-            <w:bookmarkStart w:id="216" w:name="_Toc27188_WPSOffice_Level2"/>
-            <w:bookmarkStart w:id="217" w:name="_Toc20849_WPSOffice_Level2"/>
-            <w:bookmarkStart w:id="218" w:name="_Toc27147_WPSOffice_Level2"/>
-            <w:bookmarkStart w:id="219" w:name="_Toc24372_WPSOffice_Level2"/>
-            <w:bookmarkStart w:id="220" w:name="_Toc5581_WPSOffice_Level2"/>
-            <w:bookmarkStart w:id="221" w:name="_Toc4328_WPSOffice_Level2"/>
+            <w:bookmarkStart w:id="216" w:name="_Toc4328_WPSOffice_Level2"/>
+            <w:bookmarkStart w:id="217" w:name="_Toc27147_WPSOffice_Level2"/>
+            <w:bookmarkStart w:id="218" w:name="_Toc24372_WPSOffice_Level2"/>
+            <w:bookmarkStart w:id="219" w:name="_Toc20849_WPSOffice_Level2"/>
+            <w:bookmarkStart w:id="220" w:name="_Toc27188_WPSOffice_Level2"/>
+            <w:bookmarkStart w:id="221" w:name="_Toc5581_WPSOffice_Level2"/>
             <w:bookmarkStart w:id="222" w:name="_Toc7607_WPSOffice_Level2"/>
             <w:r>
               <w:rPr>
@@ -41082,12 +41081,12 @@
               </w:rPr>
             </w:pPr>
             <w:bookmarkStart w:id="223" w:name="_Toc6343_WPSOffice_Level2"/>
-            <w:bookmarkStart w:id="224" w:name="_Toc11511_WPSOffice_Level2"/>
-            <w:bookmarkStart w:id="225" w:name="_Toc9066_WPSOffice_Level2"/>
-            <w:bookmarkStart w:id="226" w:name="_Toc8746_WPSOffice_Level2"/>
-            <w:bookmarkStart w:id="227" w:name="_Toc23854_WPSOffice_Level2"/>
-            <w:bookmarkStart w:id="228" w:name="_Toc26466_WPSOffice_Level2"/>
-            <w:bookmarkStart w:id="229" w:name="_Toc23457_WPSOffice_Level2"/>
+            <w:bookmarkStart w:id="224" w:name="_Toc9066_WPSOffice_Level2"/>
+            <w:bookmarkStart w:id="225" w:name="_Toc23854_WPSOffice_Level2"/>
+            <w:bookmarkStart w:id="226" w:name="_Toc26466_WPSOffice_Level2"/>
+            <w:bookmarkStart w:id="227" w:name="_Toc23457_WPSOffice_Level2"/>
+            <w:bookmarkStart w:id="228" w:name="_Toc11511_WPSOffice_Level2"/>
+            <w:bookmarkStart w:id="229" w:name="_Toc8746_WPSOffice_Level2"/>
             <w:r>
               <w:rPr>
                 <w:rFonts w:hint="eastAsia" w:ascii="Times New Roman" w:hAnsi="Times New Roman" w:eastAsia="微软雅黑" w:cs="Times New Roman"/>
@@ -41588,13 +41587,13 @@
                 <w:szCs w:val="18"/>
               </w:rPr>
             </w:pPr>
-            <w:bookmarkStart w:id="230" w:name="_Toc3049_WPSOffice_Level2"/>
-            <w:bookmarkStart w:id="231" w:name="_Toc12685_WPSOffice_Level2"/>
-            <w:bookmarkStart w:id="232" w:name="_Toc17440_WPSOffice_Level2"/>
-            <w:bookmarkStart w:id="233" w:name="_Toc1557_WPSOffice_Level2"/>
-            <w:bookmarkStart w:id="234" w:name="_Toc20319_WPSOffice_Level2"/>
-            <w:bookmarkStart w:id="235" w:name="_Toc6069_WPSOffice_Level2"/>
-            <w:bookmarkStart w:id="236" w:name="_Toc17938_WPSOffice_Level2"/>
+            <w:bookmarkStart w:id="230" w:name="_Toc20319_WPSOffice_Level2"/>
+            <w:bookmarkStart w:id="231" w:name="_Toc6069_WPSOffice_Level2"/>
+            <w:bookmarkStart w:id="232" w:name="_Toc1557_WPSOffice_Level2"/>
+            <w:bookmarkStart w:id="233" w:name="_Toc17440_WPSOffice_Level2"/>
+            <w:bookmarkStart w:id="234" w:name="_Toc17938_WPSOffice_Level2"/>
+            <w:bookmarkStart w:id="235" w:name="_Toc12685_WPSOffice_Level2"/>
+            <w:bookmarkStart w:id="236" w:name="_Toc3049_WPSOffice_Level2"/>
             <w:r>
               <w:rPr>
                 <w:rFonts w:hint="eastAsia" w:ascii="Times New Roman" w:hAnsi="Times New Roman" w:eastAsia="微软雅黑" w:cs="Times New Roman"/>
@@ -42095,12 +42094,12 @@
                 <w:szCs w:val="18"/>
               </w:rPr>
             </w:pPr>
-            <w:bookmarkStart w:id="237" w:name="_Toc27824_WPSOffice_Level2"/>
-            <w:bookmarkStart w:id="238" w:name="_Toc29816_WPSOffice_Level2"/>
-            <w:bookmarkStart w:id="239" w:name="_Toc19766_WPSOffice_Level2"/>
-            <w:bookmarkStart w:id="240" w:name="_Toc25956_WPSOffice_Level2"/>
-            <w:bookmarkStart w:id="241" w:name="_Toc28180_WPSOffice_Level2"/>
-            <w:bookmarkStart w:id="242" w:name="_Toc18427_WPSOffice_Level2"/>
+            <w:bookmarkStart w:id="237" w:name="_Toc25956_WPSOffice_Level2"/>
+            <w:bookmarkStart w:id="238" w:name="_Toc28180_WPSOffice_Level2"/>
+            <w:bookmarkStart w:id="239" w:name="_Toc18427_WPSOffice_Level2"/>
+            <w:bookmarkStart w:id="240" w:name="_Toc27824_WPSOffice_Level2"/>
+            <w:bookmarkStart w:id="241" w:name="_Toc19766_WPSOffice_Level2"/>
+            <w:bookmarkStart w:id="242" w:name="_Toc29816_WPSOffice_Level2"/>
             <w:bookmarkStart w:id="243" w:name="_Toc21686_WPSOffice_Level2"/>
             <w:r>
               <w:rPr>
@@ -42602,12 +42601,12 @@
                 <w:szCs w:val="18"/>
               </w:rPr>
             </w:pPr>
-            <w:bookmarkStart w:id="244" w:name="_Toc9870_WPSOffice_Level2"/>
-            <w:bookmarkStart w:id="245" w:name="_Toc27941_WPSOffice_Level2"/>
-            <w:bookmarkStart w:id="246" w:name="_Toc19658_WPSOffice_Level2"/>
-            <w:bookmarkStart w:id="247" w:name="_Toc8959_WPSOffice_Level2"/>
-            <w:bookmarkStart w:id="248" w:name="_Toc20570_WPSOffice_Level2"/>
-            <w:bookmarkStart w:id="249" w:name="_Toc7268_WPSOffice_Level2"/>
+            <w:bookmarkStart w:id="244" w:name="_Toc27941_WPSOffice_Level2"/>
+            <w:bookmarkStart w:id="245" w:name="_Toc9870_WPSOffice_Level2"/>
+            <w:bookmarkStart w:id="246" w:name="_Toc20570_WPSOffice_Level2"/>
+            <w:bookmarkStart w:id="247" w:name="_Toc19658_WPSOffice_Level2"/>
+            <w:bookmarkStart w:id="248" w:name="_Toc7268_WPSOffice_Level2"/>
+            <w:bookmarkStart w:id="249" w:name="_Toc8959_WPSOffice_Level2"/>
             <w:bookmarkStart w:id="250" w:name="_Toc24661_WPSOffice_Level2"/>
             <w:r>
               <w:rPr>

--- a/WebContent/docx/泛实体瘤182+6基因报告.docx
+++ b/WebContent/docx/泛实体瘤182+6基因报告.docx
@@ -5714,14 +5714,14 @@
           <w:lang w:val="en-US" w:eastAsia="zh-CN"/>
         </w:rPr>
       </w:pPr>
-      <w:bookmarkStart w:id="4" w:name="_Toc3871"/>
-      <w:bookmarkStart w:id="5" w:name="_Toc31068"/>
-      <w:bookmarkStart w:id="6" w:name="_Toc18058"/>
-      <w:bookmarkStart w:id="7" w:name="_Toc6221_WPSOffice_Level1"/>
-      <w:bookmarkStart w:id="8" w:name="_Toc23369_WPSOffice_Level1"/>
+      <w:bookmarkStart w:id="4" w:name="_Toc31068"/>
+      <w:bookmarkStart w:id="5" w:name="_Toc6221_WPSOffice_Level1"/>
+      <w:bookmarkStart w:id="6" w:name="_Toc23369_WPSOffice_Level1"/>
+      <w:bookmarkStart w:id="7" w:name="_Toc18058"/>
+      <w:bookmarkStart w:id="8" w:name="_Toc3871"/>
       <w:bookmarkStart w:id="9" w:name="_Toc1410"/>
-      <w:bookmarkStart w:id="10" w:name="_Toc25920"/>
-      <w:bookmarkStart w:id="11" w:name="_Toc4088"/>
+      <w:bookmarkStart w:id="10" w:name="_Toc4088"/>
+      <w:bookmarkStart w:id="11" w:name="_Toc25920"/>
       <w:r>
         <w:rPr>
           <w:rFonts w:hint="eastAsia" w:ascii="Times New Roman" w:hAnsi="Times New Roman" w:eastAsia="微软雅黑" w:cs="Times New Roman"/>
@@ -7022,8 +7022,8 @@
         </w:rPr>
       </w:pPr>
       <w:bookmarkStart w:id="12" w:name="_Toc527112381"/>
-      <w:bookmarkStart w:id="13" w:name="_Toc99096408"/>
-      <w:bookmarkStart w:id="14" w:name="_Toc526855033"/>
+      <w:bookmarkStart w:id="13" w:name="_Toc526855033"/>
+      <w:bookmarkStart w:id="14" w:name="_Toc99096408"/>
       <w:r>
         <w:rPr>
           <w:rFonts w:hint="eastAsia" w:ascii="Times New Roman" w:hAnsi="Times New Roman" w:eastAsia="微软雅黑" w:cs="Times New Roman"/>
@@ -7053,8 +7053,8 @@
           <w:lang w:eastAsia="zh-CN"/>
         </w:rPr>
       </w:pPr>
-      <w:bookmarkStart w:id="15" w:name="_Toc99096409"/>
-      <w:bookmarkStart w:id="16" w:name="_Toc527112382"/>
+      <w:bookmarkStart w:id="15" w:name="_Toc527112382"/>
+      <w:bookmarkStart w:id="16" w:name="_Toc99096409"/>
       <w:bookmarkStart w:id="17" w:name="_Toc526855034"/>
       <w:r>
         <w:rPr>
@@ -7174,6 +7174,12 @@
             <w:insideH w:val="single" w:color="auto" w:sz="4" w:space="0"/>
             <w:insideV w:val="single" w:color="auto" w:sz="4" w:space="0"/>
           </w:tblBorders>
+          <w:tblCellMar>
+            <w:top w:w="0" w:type="dxa"/>
+            <w:left w:w="0" w:type="dxa"/>
+            <w:bottom w:w="0" w:type="dxa"/>
+            <w:right w:w="0" w:type="dxa"/>
+          </w:tblCellMar>
         </w:tblPrEx>
         <w:trPr>
           <w:trHeight w:val="510" w:hRule="atLeast"/>
@@ -11326,8 +11332,8 @@
           <w:lang w:eastAsia="zh-CN"/>
         </w:rPr>
       </w:pPr>
-      <w:bookmarkStart w:id="18" w:name="_Toc92381619"/>
-      <w:bookmarkStart w:id="19" w:name="_Toc99096410"/>
+      <w:bookmarkStart w:id="18" w:name="_Toc99096410"/>
+      <w:bookmarkStart w:id="19" w:name="_Toc92381619"/>
       <w:r>
         <w:rPr>
           <w:rFonts w:ascii="Times New Roman" w:hAnsi="Times New Roman" w:eastAsia="微软雅黑" w:cs="Times New Roman"/>
@@ -13420,6 +13426,12 @@
             <w:insideH w:val="single" w:color="auto" w:sz="4" w:space="0"/>
             <w:insideV w:val="single" w:color="auto" w:sz="4" w:space="0"/>
           </w:tblBorders>
+          <w:tblCellMar>
+            <w:top w:w="0" w:type="dxa"/>
+            <w:left w:w="0" w:type="dxa"/>
+            <w:bottom w:w="0" w:type="dxa"/>
+            <w:right w:w="0" w:type="dxa"/>
+          </w:tblCellMar>
         </w:tblPrEx>
         <w:trPr>
           <w:trHeight w:val="510" w:hRule="atLeast"/>
@@ -15643,14 +15655,14 @@
           <w:lang w:val="en-US" w:eastAsia="zh-CN"/>
         </w:rPr>
       </w:pPr>
-      <w:bookmarkStart w:id="23" w:name="_Toc21278"/>
-      <w:bookmarkStart w:id="24" w:name="_Toc626"/>
+      <w:bookmarkStart w:id="23" w:name="_Toc4339"/>
+      <w:bookmarkStart w:id="24" w:name="_Toc21278"/>
       <w:bookmarkStart w:id="25" w:name="_Toc25737"/>
-      <w:bookmarkStart w:id="26" w:name="_Toc4339"/>
+      <w:bookmarkStart w:id="26" w:name="_Toc626"/>
       <w:bookmarkStart w:id="27" w:name="_Toc1549"/>
-      <w:bookmarkStart w:id="28" w:name="_Toc6221_WPSOffice_Level2"/>
-      <w:bookmarkStart w:id="29" w:name="_Toc7551_WPSOffice_Level2"/>
-      <w:bookmarkStart w:id="30" w:name="_Toc17410"/>
+      <w:bookmarkStart w:id="28" w:name="_Toc7551_WPSOffice_Level2"/>
+      <w:bookmarkStart w:id="29" w:name="_Toc17410"/>
+      <w:bookmarkStart w:id="30" w:name="_Toc6221_WPSOffice_Level2"/>
       <w:bookmarkStart w:id="31" w:name="_Toc99096411"/>
       <w:bookmarkStart w:id="32" w:name="_Toc527112383"/>
       <w:bookmarkStart w:id="33" w:name="_Toc526855035"/>
@@ -15692,14 +15704,14 @@
           <w:lang w:eastAsia="zh-CN"/>
         </w:rPr>
       </w:pPr>
-      <w:bookmarkStart w:id="34" w:name="_Hlk516758315"/>
+      <w:bookmarkStart w:id="34" w:name="_Toc13107"/>
       <w:bookmarkStart w:id="35" w:name="_Toc10743"/>
-      <w:bookmarkStart w:id="36" w:name="_Toc19898_WPSOffice_Level2"/>
-      <w:bookmarkStart w:id="37" w:name="_Toc10572"/>
+      <w:bookmarkStart w:id="36" w:name="_Toc24038"/>
+      <w:bookmarkStart w:id="37" w:name="_Toc19898_WPSOffice_Level2"/>
       <w:bookmarkStart w:id="38" w:name="_Toc13489_WPSOffice_Level2"/>
-      <w:bookmarkStart w:id="39" w:name="_Toc13107"/>
-      <w:bookmarkStart w:id="40" w:name="_Toc24038"/>
-      <w:bookmarkStart w:id="41" w:name="_Toc29093"/>
+      <w:bookmarkStart w:id="39" w:name="_Toc29093"/>
+      <w:bookmarkStart w:id="40" w:name="_Toc10572"/>
+      <w:bookmarkStart w:id="41" w:name="_Hlk516758315"/>
       <w:bookmarkStart w:id="42" w:name="_Toc30343"/>
       <w:r>
         <w:rPr>
@@ -17934,14 +17946,14 @@
           <w:lang w:eastAsia="zh-CN"/>
         </w:rPr>
       </w:pPr>
-      <w:bookmarkStart w:id="43" w:name="_Toc32661"/>
-      <w:bookmarkStart w:id="44" w:name="_Toc29258"/>
-      <w:bookmarkStart w:id="45" w:name="_Toc25727"/>
-      <w:bookmarkStart w:id="46" w:name="_Toc4331_WPSOffice_Level1"/>
-      <w:bookmarkStart w:id="47" w:name="_Toc32443_WPSOffice_Level1"/>
-      <w:bookmarkStart w:id="48" w:name="_Toc28194"/>
-      <w:bookmarkStart w:id="49" w:name="_Toc5598"/>
-      <w:bookmarkStart w:id="50" w:name="_Toc23846_WPSOffice_Level1"/>
+      <w:bookmarkStart w:id="43" w:name="_Toc29258"/>
+      <w:bookmarkStart w:id="44" w:name="_Toc4331_WPSOffice_Level1"/>
+      <w:bookmarkStart w:id="45" w:name="_Toc32443_WPSOffice_Level1"/>
+      <w:bookmarkStart w:id="46" w:name="_Toc28194"/>
+      <w:bookmarkStart w:id="47" w:name="_Toc25727"/>
+      <w:bookmarkStart w:id="48" w:name="_Toc5598"/>
+      <w:bookmarkStart w:id="49" w:name="_Toc23846_WPSOffice_Level1"/>
+      <w:bookmarkStart w:id="50" w:name="_Toc32661"/>
       <w:bookmarkStart w:id="51" w:name="_Toc23903"/>
       <w:r>
         <w:rPr>
@@ -20089,9 +20101,9 @@
           </w14:textFill>
         </w:rPr>
       </w:pPr>
-      <w:bookmarkStart w:id="52" w:name="_Toc526855036"/>
-      <w:bookmarkStart w:id="53" w:name="_Toc527112384"/>
-      <w:bookmarkStart w:id="54" w:name="_Hlk500167513"/>
+      <w:bookmarkStart w:id="52" w:name="_Hlk500167513"/>
+      <w:bookmarkStart w:id="53" w:name="_Toc526855036"/>
+      <w:bookmarkStart w:id="54" w:name="_Toc527112384"/>
       <w:r>
         <w:rPr>
           <w:rFonts w:hint="eastAsia" w:ascii="Times New Roman" w:hAnsi="Times New Roman" w:eastAsia="微软雅黑" w:cs="Times New Roman"/>
@@ -20617,8 +20629,6 @@
               </w:rPr>
               <w:t>{{tdd.comutation}}</w:t>
             </w:r>
-            <w:bookmarkStart w:id="251" w:name="_GoBack"/>
-            <w:bookmarkEnd w:id="251"/>
           </w:p>
         </w:tc>
       </w:tr>
@@ -22467,8 +22477,8 @@
       </w:pPr>
       <w:bookmarkStart w:id="55" w:name="_Toc32468"/>
       <w:bookmarkStart w:id="56" w:name="_Toc26543"/>
-      <w:bookmarkStart w:id="57" w:name="_Toc29383"/>
-      <w:bookmarkStart w:id="58" w:name="_Toc6784"/>
+      <w:bookmarkStart w:id="57" w:name="_Toc6784"/>
+      <w:bookmarkStart w:id="58" w:name="_Toc29383"/>
       <w:r>
         <w:rPr>
           <w:rFonts w:hint="eastAsia" w:ascii="Times New Roman" w:hAnsi="Times New Roman" w:eastAsia="微软雅黑" w:cs="Times New Roman"/>
@@ -24738,10 +24748,10 @@
       <w:bookmarkStart w:id="62" w:name="_Toc11562_WPSOffice_Level3"/>
       <w:bookmarkStart w:id="63" w:name="_Toc26649"/>
       <w:bookmarkStart w:id="64" w:name="_Toc1707_WPSOffice_Level2"/>
-      <w:bookmarkStart w:id="65" w:name="_Toc21764_WPSOffice_Level2"/>
-      <w:bookmarkStart w:id="66" w:name="_Toc16347"/>
-      <w:bookmarkStart w:id="67" w:name="_Toc6988"/>
-      <w:bookmarkStart w:id="68" w:name="_Toc3782"/>
+      <w:bookmarkStart w:id="65" w:name="_Toc6988"/>
+      <w:bookmarkStart w:id="66" w:name="_Toc3782"/>
+      <w:bookmarkStart w:id="67" w:name="_Toc21764_WPSOffice_Level2"/>
+      <w:bookmarkStart w:id="68" w:name="_Toc16347"/>
       <w:bookmarkStart w:id="69" w:name="_Toc15530"/>
       <w:r>
         <w:rPr>
@@ -24795,12 +24805,6 @@
             <w:insideH w:val="single" w:color="A4A4A4" w:sz="4" w:space="0"/>
             <w:insideV w:val="single" w:color="A4A4A4" w:sz="4" w:space="0"/>
           </w:tblBorders>
-          <w:tblCellMar>
-            <w:top w:w="0" w:type="dxa"/>
-            <w:left w:w="108" w:type="dxa"/>
-            <w:bottom w:w="0" w:type="dxa"/>
-            <w:right w:w="108" w:type="dxa"/>
-          </w:tblCellMar>
         </w:tblPrEx>
         <w:trPr>
           <w:trHeight w:val="462" w:hRule="atLeast"/>
@@ -29055,12 +29059,21 @@
             </w:r>
             <w:r>
               <w:rPr>
+                <w:rFonts w:hint="eastAsia" w:ascii="Times New Roman" w:hAnsi="Times New Roman" w:eastAsia="微软雅黑" w:cs="Times New Roman"/>
+                <w:sz w:val="21"/>
+                <w:szCs w:val="21"/>
+                <w:lang w:val="en-US" w:eastAsia="zh-CN" w:bidi="ar"/>
+              </w:rPr>
+              <w:t>5</w:t>
+            </w:r>
+            <w:r>
+              <w:rPr>
                 <w:rFonts w:ascii="Times New Roman" w:hAnsi="Times New Roman" w:eastAsia="微软雅黑" w:cs="Times New Roman"/>
                 <w:sz w:val="21"/>
                 <w:szCs w:val="21"/>
                 <w:lang w:eastAsia="zh-CN" w:bidi="ar"/>
               </w:rPr>
-              <w:t>100</w:t>
+              <w:t>0</w:t>
             </w:r>
             <w:r>
               <w:rPr>
@@ -29084,9 +29097,9 @@
                 <w:rFonts w:hint="eastAsia" w:ascii="Times New Roman" w:hAnsi="Times New Roman" w:eastAsia="微软雅黑" w:cs="Times New Roman"/>
                 <w:sz w:val="21"/>
                 <w:szCs w:val="21"/>
-                <w:lang w:eastAsia="zh-CN" w:bidi="ar"/>
-              </w:rPr>
-              <w:t>2</w:t>
+                <w:lang w:val="en-US" w:eastAsia="zh-CN" w:bidi="ar"/>
+              </w:rPr>
+              <w:t>1</w:t>
             </w:r>
             <w:r>
               <w:rPr>
@@ -29245,12 +29258,12 @@
             </w:pPr>
             <w:r>
               <w:rPr>
-                <w:rFonts w:ascii="Times New Roman" w:hAnsi="Times New Roman" w:eastAsia="微软雅黑" w:cs="Times New Roman"/>
+                <w:rFonts w:hint="eastAsia" w:ascii="Times New Roman" w:hAnsi="Times New Roman" w:eastAsia="微软雅黑" w:cs="Times New Roman"/>
                 <w:sz w:val="21"/>
                 <w:szCs w:val="21"/>
-                <w:lang w:eastAsia="zh-CN" w:bidi="ar"/>
-              </w:rPr>
-              <w:t>A/B/C</w:t>
+                <w:lang w:val="en-US" w:eastAsia="zh-CN" w:bidi="ar"/>
+              </w:rPr>
+              <w:t>1-2</w:t>
             </w:r>
             <w:r>
               <w:rPr>
@@ -29419,12 +29432,21 @@
             </w:r>
             <w:r>
               <w:rPr>
+                <w:rFonts w:hint="eastAsia" w:ascii="Times New Roman" w:hAnsi="Times New Roman" w:eastAsia="微软雅黑" w:cs="Times New Roman"/>
+                <w:sz w:val="21"/>
+                <w:szCs w:val="21"/>
+                <w:lang w:val="en-US" w:eastAsia="zh-CN" w:bidi="ar"/>
+              </w:rPr>
+              <w:t>32</w:t>
+            </w:r>
+            <w:r>
+              <w:rPr>
                 <w:rFonts w:ascii="Times New Roman" w:hAnsi="Times New Roman" w:eastAsia="微软雅黑" w:cs="Times New Roman"/>
                 <w:sz w:val="21"/>
                 <w:szCs w:val="21"/>
                 <w:lang w:eastAsia="zh-CN" w:bidi="ar"/>
               </w:rPr>
-              <w:t>500</w:t>
+              <w:t>0</w:t>
             </w:r>
           </w:p>
         </w:tc>
@@ -30224,7 +30246,7 @@
           <w:szCs w:val="18"/>
           <w:lang w:eastAsia="zh-CN"/>
         </w:rPr>
-        <w:t>肿瘤细胞含量：送检样本经HE染色评估的肿瘤细胞含量。如送检样本不满足病理评估所需条件，则不进行此项评估。血浆cfDNA样本不做此项评估。</w:t>
+        <w:t>肿瘤细胞含量：送检样本经HE染色评估的肿瘤细胞含量。如送检样本不满足病理评估所需条件，则不进行此项评估。{% if summaryOfRresults.type == “blood” %}血浆cfDNA样本不做此项评估。{% endif %}</w:t>
       </w:r>
     </w:p>
     <w:p>
@@ -30253,6 +30275,8 @@
         </w:rPr>
         <w:t>DNA总量：送检样本的DNA提取总量。</w:t>
       </w:r>
+      <w:bookmarkStart w:id="251" w:name="_GoBack"/>
+      <w:bookmarkEnd w:id="251"/>
     </w:p>
     <w:p>
       <w:pPr>
@@ -30278,272 +30302,7 @@
           <w:szCs w:val="18"/>
           <w:lang w:eastAsia="zh-CN"/>
         </w:rPr>
-        <w:t>DNA降解程度：cfDNA样本不适用于此项评估。</w:t>
-      </w:r>
-    </w:p>
-    <w:p>
-      <w:pPr>
-        <w:numPr>
-          <w:ilvl w:val="0"/>
-          <w:numId w:val="15"/>
-        </w:numPr>
-        <w:spacing w:line="270" w:lineRule="exact"/>
-        <w:ind w:left="613" w:leftChars="150" w:hanging="283"/>
-        <w:rPr>
-          <w:rFonts w:ascii="Times New Roman" w:hAnsi="Times New Roman" w:eastAsia="微软雅黑" w:cs="Times New Roman"/>
-          <w:bCs/>
-          <w:sz w:val="18"/>
-          <w:szCs w:val="18"/>
-          <w:lang w:eastAsia="zh-CN"/>
-        </w:rPr>
-      </w:pPr>
-      <w:r>
-        <w:rPr>
-          <w:rFonts w:ascii="Times New Roman" w:hAnsi="Times New Roman" w:eastAsia="微软雅黑" w:cs="Times New Roman"/>
-          <w:bCs/>
-          <w:sz w:val="18"/>
-          <w:szCs w:val="18"/>
-          <w:lang w:eastAsia="zh-CN"/>
-        </w:rPr>
-        <w:t>A级：有主带，或降解均匀且降解区域主要集中在5000bp以上</w:t>
-      </w:r>
-      <w:r>
-        <w:rPr>
-          <w:rFonts w:hint="eastAsia" w:ascii="Times New Roman" w:hAnsi="Times New Roman" w:eastAsia="微软雅黑" w:cs="Times New Roman"/>
-          <w:bCs/>
-          <w:sz w:val="18"/>
-          <w:szCs w:val="18"/>
-          <w:lang w:eastAsia="zh-CN"/>
-        </w:rPr>
-        <w:t>；</w:t>
-      </w:r>
-    </w:p>
-    <w:p>
-      <w:pPr>
-        <w:numPr>
-          <w:ilvl w:val="0"/>
-          <w:numId w:val="15"/>
-        </w:numPr>
-        <w:spacing w:line="270" w:lineRule="exact"/>
-        <w:ind w:left="613" w:leftChars="150" w:hanging="283"/>
-        <w:rPr>
-          <w:rFonts w:ascii="Times New Roman" w:hAnsi="Times New Roman" w:eastAsia="微软雅黑" w:cs="Times New Roman"/>
-          <w:bCs/>
-          <w:sz w:val="18"/>
-          <w:szCs w:val="18"/>
-          <w:lang w:eastAsia="zh-CN"/>
-        </w:rPr>
-      </w:pPr>
-      <w:r>
-        <w:rPr>
-          <w:rFonts w:ascii="Times New Roman" w:hAnsi="Times New Roman" w:eastAsia="微软雅黑" w:cs="Times New Roman"/>
-          <w:bCs/>
-          <w:sz w:val="18"/>
-          <w:szCs w:val="18"/>
-          <w:lang w:eastAsia="zh-CN"/>
-        </w:rPr>
-        <w:t>B级：无主带，降解均匀且降解区域主要集中在1500-5000bp之间</w:t>
-      </w:r>
-      <w:r>
-        <w:rPr>
-          <w:rFonts w:hint="eastAsia" w:ascii="Times New Roman" w:hAnsi="Times New Roman" w:eastAsia="微软雅黑" w:cs="Times New Roman"/>
-          <w:bCs/>
-          <w:sz w:val="18"/>
-          <w:szCs w:val="18"/>
-          <w:lang w:eastAsia="zh-CN"/>
-        </w:rPr>
-        <w:t>；</w:t>
-      </w:r>
-    </w:p>
-    <w:p>
-      <w:pPr>
-        <w:numPr>
-          <w:ilvl w:val="0"/>
-          <w:numId w:val="15"/>
-        </w:numPr>
-        <w:spacing w:line="270" w:lineRule="exact"/>
-        <w:ind w:left="613" w:leftChars="150" w:hanging="283"/>
-        <w:rPr>
-          <w:rFonts w:ascii="Times New Roman" w:hAnsi="Times New Roman" w:eastAsia="微软雅黑" w:cs="Times New Roman"/>
-          <w:bCs/>
-          <w:sz w:val="18"/>
-          <w:szCs w:val="18"/>
-          <w:lang w:eastAsia="zh-CN"/>
-        </w:rPr>
-      </w:pPr>
-      <w:r>
-        <w:rPr>
-          <w:rFonts w:ascii="Times New Roman" w:hAnsi="Times New Roman" w:eastAsia="微软雅黑" w:cs="Times New Roman"/>
-          <w:bCs/>
-          <w:sz w:val="18"/>
-          <w:szCs w:val="18"/>
-          <w:lang w:eastAsia="zh-CN"/>
-        </w:rPr>
-        <w:t>C级：无主带，降解均匀且降解区域主要集中在500-1500bp之间</w:t>
-      </w:r>
-      <w:r>
-        <w:rPr>
-          <w:rFonts w:hint="eastAsia" w:ascii="Times New Roman" w:hAnsi="Times New Roman" w:eastAsia="微软雅黑" w:cs="Times New Roman"/>
-          <w:bCs/>
-          <w:sz w:val="18"/>
-          <w:szCs w:val="18"/>
-          <w:lang w:eastAsia="zh-CN"/>
-        </w:rPr>
-        <w:t>；</w:t>
-      </w:r>
-    </w:p>
-    <w:p>
-      <w:pPr>
-        <w:numPr>
-          <w:ilvl w:val="0"/>
-          <w:numId w:val="15"/>
-        </w:numPr>
-        <w:spacing w:line="270" w:lineRule="exact"/>
-        <w:ind w:left="613" w:leftChars="150" w:hanging="283"/>
-        <w:rPr>
-          <w:rFonts w:ascii="Times New Roman" w:hAnsi="Times New Roman" w:eastAsia="微软雅黑" w:cs="Times New Roman"/>
-          <w:bCs/>
-          <w:sz w:val="18"/>
-          <w:szCs w:val="18"/>
-          <w:lang w:eastAsia="zh-CN"/>
-        </w:rPr>
-      </w:pPr>
-      <w:r>
-        <w:rPr>
-          <w:rFonts w:ascii="Times New Roman" w:hAnsi="Times New Roman" w:eastAsia="微软雅黑" w:cs="Times New Roman"/>
-          <w:bCs/>
-          <w:spacing w:val="3"/>
-          <w:sz w:val="18"/>
-          <w:szCs w:val="18"/>
-          <w:lang w:eastAsia="zh-CN"/>
-        </w:rPr>
-        <w:t>D级</w:t>
-      </w:r>
-      <w:r>
-        <w:rPr>
-          <w:rFonts w:ascii="Times New Roman" w:hAnsi="Times New Roman" w:eastAsia="微软雅黑" w:cs="Times New Roman"/>
-          <w:bCs/>
-          <w:sz w:val="18"/>
-          <w:szCs w:val="18"/>
-          <w:lang w:eastAsia="zh-CN"/>
-        </w:rPr>
-        <w:t>（</w:t>
-      </w:r>
-      <w:r>
-        <w:rPr>
-          <w:rFonts w:ascii="Times New Roman" w:hAnsi="Times New Roman" w:eastAsia="微软雅黑" w:cs="Times New Roman"/>
-          <w:bCs/>
-          <w:spacing w:val="1"/>
-          <w:sz w:val="18"/>
-          <w:szCs w:val="18"/>
-          <w:lang w:eastAsia="zh-CN"/>
-        </w:rPr>
-        <w:t>不合格</w:t>
-      </w:r>
-      <w:r>
-        <w:rPr>
-          <w:rFonts w:ascii="Times New Roman" w:hAnsi="Times New Roman" w:eastAsia="微软雅黑" w:cs="Times New Roman"/>
-          <w:bCs/>
-          <w:spacing w:val="-90"/>
-          <w:sz w:val="18"/>
-          <w:szCs w:val="18"/>
-          <w:lang w:eastAsia="zh-CN"/>
-        </w:rPr>
-        <w:t>）</w:t>
-      </w:r>
-      <w:r>
-        <w:rPr>
-          <w:rFonts w:ascii="Times New Roman" w:hAnsi="Times New Roman" w:eastAsia="微软雅黑" w:cs="Times New Roman"/>
-          <w:bCs/>
-          <w:sz w:val="18"/>
-          <w:szCs w:val="18"/>
-          <w:lang w:eastAsia="zh-CN"/>
-        </w:rPr>
-        <w:t>）：无主带，降解均匀且降解区域主要集中在500-1500bp</w:t>
-      </w:r>
-      <w:r>
-        <w:rPr>
-          <w:rFonts w:ascii="Times New Roman" w:hAnsi="Times New Roman" w:eastAsia="微软雅黑" w:cs="Times New Roman"/>
-          <w:bCs/>
-          <w:spacing w:val="-1"/>
-          <w:sz w:val="18"/>
-          <w:szCs w:val="18"/>
-          <w:lang w:eastAsia="zh-CN"/>
-        </w:rPr>
-        <w:t>之间，但总量介于</w:t>
-      </w:r>
-      <w:r>
-        <w:rPr>
-          <w:rFonts w:ascii="Times New Roman" w:hAnsi="Times New Roman" w:eastAsia="微软雅黑" w:cs="Times New Roman"/>
-          <w:bCs/>
-          <w:sz w:val="18"/>
-          <w:szCs w:val="18"/>
-          <w:lang w:eastAsia="zh-CN"/>
-        </w:rPr>
-        <w:t>100ng</w:t>
-      </w:r>
-      <w:r>
-        <w:rPr>
-          <w:rFonts w:ascii="Times New Roman" w:hAnsi="Times New Roman" w:eastAsia="微软雅黑" w:cs="Times New Roman"/>
-          <w:bCs/>
-          <w:spacing w:val="-3"/>
-          <w:sz w:val="18"/>
-          <w:szCs w:val="18"/>
-          <w:lang w:eastAsia="zh-CN"/>
-        </w:rPr>
-        <w:t>到</w:t>
-      </w:r>
-      <w:r>
-        <w:rPr>
-          <w:rFonts w:ascii="Times New Roman" w:hAnsi="Times New Roman" w:eastAsia="微软雅黑" w:cs="Times New Roman"/>
-          <w:bCs/>
-          <w:sz w:val="18"/>
-          <w:szCs w:val="18"/>
-          <w:lang w:eastAsia="zh-CN"/>
-        </w:rPr>
-        <w:t>300ng之间；或降解区</w:t>
-      </w:r>
-      <w:r>
-        <w:rPr>
-          <w:rFonts w:ascii="Times New Roman" w:hAnsi="Times New Roman" w:eastAsia="微软雅黑" w:cs="Times New Roman"/>
-          <w:bCs/>
-          <w:spacing w:val="-2"/>
-          <w:sz w:val="18"/>
-          <w:szCs w:val="18"/>
-          <w:lang w:eastAsia="zh-CN"/>
-        </w:rPr>
-        <w:t>域弥散在</w:t>
-      </w:r>
-      <w:r>
-        <w:rPr>
-          <w:rFonts w:ascii="Times New Roman" w:hAnsi="Times New Roman" w:eastAsia="微软雅黑" w:cs="Times New Roman"/>
-          <w:bCs/>
-          <w:sz w:val="18"/>
-          <w:szCs w:val="18"/>
-          <w:lang w:eastAsia="zh-CN"/>
-        </w:rPr>
-        <w:t>150-1000bp</w:t>
-      </w:r>
-      <w:r>
-        <w:rPr>
-          <w:rFonts w:ascii="Times New Roman" w:hAnsi="Times New Roman" w:eastAsia="微软雅黑" w:cs="Times New Roman"/>
-          <w:bCs/>
-          <w:spacing w:val="-2"/>
-          <w:sz w:val="18"/>
-          <w:szCs w:val="18"/>
-          <w:lang w:eastAsia="zh-CN"/>
-        </w:rPr>
-        <w:t>，或集中在</w:t>
-      </w:r>
-      <w:r>
-        <w:rPr>
-          <w:rFonts w:ascii="Times New Roman" w:hAnsi="Times New Roman" w:eastAsia="微软雅黑" w:cs="Times New Roman"/>
-          <w:bCs/>
-          <w:sz w:val="18"/>
-          <w:szCs w:val="18"/>
-          <w:lang w:eastAsia="zh-CN"/>
-        </w:rPr>
-        <w:t>500bp以下。</w:t>
+        <w:t>DNA降解程度：1-2级别样本质量较好，3级不能满足检测要求{% if summaryOfRresults.type == “blood” %}；cfDNA样本不适用于此项评估{% endif %}。</w:t>
       </w:r>
     </w:p>
     <w:p>
@@ -30771,15 +30530,15 @@
           <w:lang w:val="en-US" w:eastAsia="zh-CN"/>
         </w:rPr>
       </w:pPr>
-      <w:bookmarkStart w:id="71" w:name="_Toc19099"/>
-      <w:bookmarkStart w:id="72" w:name="_Toc7549"/>
-      <w:bookmarkStart w:id="73" w:name="_Toc22484_WPSOffice_Level1"/>
-      <w:bookmarkStart w:id="74" w:name="_Toc16368_WPSOffice_Level1"/>
-      <w:bookmarkStart w:id="75" w:name="_Toc8182"/>
+      <w:bookmarkStart w:id="71" w:name="_Toc29730"/>
+      <w:bookmarkStart w:id="72" w:name="_Toc6864"/>
+      <w:bookmarkStart w:id="73" w:name="_Toc8182"/>
+      <w:bookmarkStart w:id="74" w:name="_Toc22484_WPSOffice_Level1"/>
+      <w:bookmarkStart w:id="75" w:name="_Toc16368_WPSOffice_Level1"/>
       <w:bookmarkStart w:id="76" w:name="_Toc6346"/>
       <w:bookmarkStart w:id="77" w:name="_Toc28910_WPSOffice_Level1"/>
-      <w:bookmarkStart w:id="78" w:name="_Toc29730"/>
-      <w:bookmarkStart w:id="79" w:name="_Toc6864"/>
+      <w:bookmarkStart w:id="78" w:name="_Toc19099"/>
+      <w:bookmarkStart w:id="79" w:name="_Toc7549"/>
       <w:r>
         <w:rPr>
           <w:rFonts w:hint="eastAsia" w:ascii="Times New Roman" w:hAnsi="Times New Roman" w:eastAsia="微软雅黑" w:cs="Times New Roman"/>
@@ -30810,16 +30569,16 @@
           <w:lang w:eastAsia="zh-CN"/>
         </w:rPr>
       </w:pPr>
-      <w:bookmarkStart w:id="80" w:name="_Toc31515_WPSOffice_Level2"/>
-      <w:bookmarkStart w:id="81" w:name="_Toc17111_WPSOffice_Level2"/>
-      <w:bookmarkStart w:id="82" w:name="_Toc19280_WPSOffice_Level2"/>
+      <w:bookmarkStart w:id="80" w:name="_Toc19280_WPSOffice_Level2"/>
+      <w:bookmarkStart w:id="81" w:name="_Toc6931_WPSOffice_Level2"/>
+      <w:bookmarkStart w:id="82" w:name="_Toc31515_WPSOffice_Level2"/>
       <w:bookmarkStart w:id="83" w:name="_Toc6304_WPSOffice_Level2"/>
       <w:bookmarkStart w:id="84" w:name="_Toc3488_WPSOffice_Level2"/>
-      <w:bookmarkStart w:id="85" w:name="_Toc11193_WPSOffice_Level2"/>
-      <w:bookmarkStart w:id="86" w:name="_Toc6931_WPSOffice_Level2"/>
+      <w:bookmarkStart w:id="85" w:name="_Toc17111_WPSOffice_Level2"/>
+      <w:bookmarkStart w:id="86" w:name="_Toc11193_WPSOffice_Level2"/>
       <w:bookmarkStart w:id="87" w:name="_Toc28454_WPSOffice_Level1"/>
-      <w:bookmarkStart w:id="88" w:name="_Toc20170_WPSOffice_Level1"/>
-      <w:bookmarkStart w:id="89" w:name="_Toc26985_WPSOffice_Level1"/>
+      <w:bookmarkStart w:id="88" w:name="_Toc26985_WPSOffice_Level1"/>
+      <w:bookmarkStart w:id="89" w:name="_Toc20170_WPSOffice_Level1"/>
       <w:r>
         <w:rPr>
           <w:rFonts w:hint="eastAsia" w:ascii="Times New Roman" w:hAnsi="Times New Roman" w:eastAsia="微软雅黑" w:cs="Times New Roman"/>
@@ -31312,12 +31071,12 @@
         </w:rPr>
       </w:pPr>
       <w:bookmarkStart w:id="90" w:name="_Toc31138_WPSOffice_Level2"/>
-      <w:bookmarkStart w:id="91" w:name="_Toc26578_WPSOffice_Level2"/>
-      <w:bookmarkStart w:id="92" w:name="_Toc29205_WPSOffice_Level2"/>
-      <w:bookmarkStart w:id="93" w:name="_Toc2822_WPSOffice_Level2"/>
-      <w:bookmarkStart w:id="94" w:name="_Toc12087_WPSOffice_Level2"/>
-      <w:bookmarkStart w:id="95" w:name="_Toc25864_WPSOffice_Level2"/>
-      <w:bookmarkStart w:id="96" w:name="_Toc14645_WPSOffice_Level2"/>
+      <w:bookmarkStart w:id="91" w:name="_Toc2822_WPSOffice_Level2"/>
+      <w:bookmarkStart w:id="92" w:name="_Toc26578_WPSOffice_Level2"/>
+      <w:bookmarkStart w:id="93" w:name="_Toc12087_WPSOffice_Level2"/>
+      <w:bookmarkStart w:id="94" w:name="_Toc25864_WPSOffice_Level2"/>
+      <w:bookmarkStart w:id="95" w:name="_Toc14645_WPSOffice_Level2"/>
+      <w:bookmarkStart w:id="96" w:name="_Toc29205_WPSOffice_Level2"/>
       <w:r>
         <w:rPr>
           <w:rFonts w:hint="eastAsia" w:ascii="Times New Roman" w:hAnsi="Times New Roman" w:eastAsia="微软雅黑" w:cs="Times New Roman"/>
@@ -31459,12 +31218,12 @@
               </w:rPr>
             </w:pPr>
             <w:bookmarkStart w:id="97" w:name="_Toc3819_WPSOffice_Level2"/>
-            <w:bookmarkStart w:id="98" w:name="_Toc17905_WPSOffice_Level2"/>
-            <w:bookmarkStart w:id="99" w:name="_Toc18696_WPSOffice_Level2"/>
+            <w:bookmarkStart w:id="98" w:name="_Toc18696_WPSOffice_Level2"/>
+            <w:bookmarkStart w:id="99" w:name="_Toc17905_WPSOffice_Level2"/>
             <w:bookmarkStart w:id="100" w:name="_Toc5660_WPSOffice_Level2"/>
-            <w:bookmarkStart w:id="101" w:name="_Toc23221_WPSOffice_Level2"/>
-            <w:bookmarkStart w:id="102" w:name="_Toc31020_WPSOffice_Level2"/>
-            <w:bookmarkStart w:id="103" w:name="_Toc5261_WPSOffice_Level2"/>
+            <w:bookmarkStart w:id="101" w:name="_Toc31020_WPSOffice_Level2"/>
+            <w:bookmarkStart w:id="102" w:name="_Toc5261_WPSOffice_Level2"/>
+            <w:bookmarkStart w:id="103" w:name="_Toc23221_WPSOffice_Level2"/>
             <w:r>
               <w:rPr>
                 <w:rFonts w:hint="eastAsia" w:ascii="Times New Roman" w:hAnsi="Times New Roman" w:eastAsia="微软雅黑" w:cs="Times New Roman"/>
@@ -31966,12 +31725,12 @@
               </w:rPr>
             </w:pPr>
             <w:bookmarkStart w:id="104" w:name="_Toc24626_WPSOffice_Level2"/>
-            <w:bookmarkStart w:id="105" w:name="_Toc20683_WPSOffice_Level2"/>
-            <w:bookmarkStart w:id="106" w:name="_Toc2588_WPSOffice_Level2"/>
-            <w:bookmarkStart w:id="107" w:name="_Toc28235_WPSOffice_Level2"/>
-            <w:bookmarkStart w:id="108" w:name="_Toc23388_WPSOffice_Level2"/>
-            <w:bookmarkStart w:id="109" w:name="_Toc11554_WPSOffice_Level2"/>
-            <w:bookmarkStart w:id="110" w:name="_Toc15300_WPSOffice_Level2"/>
+            <w:bookmarkStart w:id="105" w:name="_Toc2588_WPSOffice_Level2"/>
+            <w:bookmarkStart w:id="106" w:name="_Toc15300_WPSOffice_Level2"/>
+            <w:bookmarkStart w:id="107" w:name="_Toc20683_WPSOffice_Level2"/>
+            <w:bookmarkStart w:id="108" w:name="_Toc28235_WPSOffice_Level2"/>
+            <w:bookmarkStart w:id="109" w:name="_Toc23388_WPSOffice_Level2"/>
+            <w:bookmarkStart w:id="110" w:name="_Toc11554_WPSOffice_Level2"/>
             <w:r>
               <w:rPr>
                 <w:rFonts w:hint="eastAsia" w:ascii="Times New Roman" w:hAnsi="Times New Roman" w:eastAsia="微软雅黑" w:cs="Times New Roman"/>
@@ -32472,13 +32231,13 @@
                 <w:szCs w:val="18"/>
               </w:rPr>
             </w:pPr>
-            <w:bookmarkStart w:id="111" w:name="_Toc19892_WPSOffice_Level2"/>
-            <w:bookmarkStart w:id="112" w:name="_Toc30071_WPSOffice_Level2"/>
-            <w:bookmarkStart w:id="113" w:name="_Toc18182_WPSOffice_Level2"/>
-            <w:bookmarkStart w:id="114" w:name="_Toc16027_WPSOffice_Level2"/>
-            <w:bookmarkStart w:id="115" w:name="_Toc22590_WPSOffice_Level2"/>
-            <w:bookmarkStart w:id="116" w:name="_Toc12493_WPSOffice_Level2"/>
-            <w:bookmarkStart w:id="117" w:name="_Toc31650_WPSOffice_Level2"/>
+            <w:bookmarkStart w:id="111" w:name="_Toc16027_WPSOffice_Level2"/>
+            <w:bookmarkStart w:id="112" w:name="_Toc22590_WPSOffice_Level2"/>
+            <w:bookmarkStart w:id="113" w:name="_Toc19892_WPSOffice_Level2"/>
+            <w:bookmarkStart w:id="114" w:name="_Toc12493_WPSOffice_Level2"/>
+            <w:bookmarkStart w:id="115" w:name="_Toc30071_WPSOffice_Level2"/>
+            <w:bookmarkStart w:id="116" w:name="_Toc31650_WPSOffice_Level2"/>
+            <w:bookmarkStart w:id="117" w:name="_Toc18182_WPSOffice_Level2"/>
             <w:r>
               <w:rPr>
                 <w:rFonts w:hint="eastAsia" w:ascii="Times New Roman" w:hAnsi="Times New Roman" w:eastAsia="微软雅黑" w:cs="Times New Roman"/>
@@ -32979,11 +32738,11 @@
                 <w:szCs w:val="18"/>
               </w:rPr>
             </w:pPr>
-            <w:bookmarkStart w:id="118" w:name="_Toc20571_WPSOffice_Level2"/>
-            <w:bookmarkStart w:id="119" w:name="_Toc28534_WPSOffice_Level2"/>
+            <w:bookmarkStart w:id="118" w:name="_Toc19289_WPSOffice_Level2"/>
+            <w:bookmarkStart w:id="119" w:name="_Toc20571_WPSOffice_Level2"/>
             <w:bookmarkStart w:id="120" w:name="_Toc31447_WPSOffice_Level2"/>
-            <w:bookmarkStart w:id="121" w:name="_Toc8398_WPSOffice_Level2"/>
-            <w:bookmarkStart w:id="122" w:name="_Toc19289_WPSOffice_Level2"/>
+            <w:bookmarkStart w:id="121" w:name="_Toc28534_WPSOffice_Level2"/>
+            <w:bookmarkStart w:id="122" w:name="_Toc8398_WPSOffice_Level2"/>
             <w:bookmarkStart w:id="123" w:name="_Toc28312_WPSOffice_Level2"/>
             <w:bookmarkStart w:id="124" w:name="_Toc11689_WPSOffice_Level2"/>
             <w:r>
@@ -33487,11 +33246,11 @@
                 <w:szCs w:val="18"/>
               </w:rPr>
             </w:pPr>
-            <w:bookmarkStart w:id="125" w:name="_Toc6170_WPSOffice_Level2"/>
-            <w:bookmarkStart w:id="126" w:name="_Toc5423_WPSOffice_Level2"/>
-            <w:bookmarkStart w:id="127" w:name="_Toc6645_WPSOffice_Level2"/>
-            <w:bookmarkStart w:id="128" w:name="_Toc13225_WPSOffice_Level2"/>
-            <w:bookmarkStart w:id="129" w:name="_Toc5164_WPSOffice_Level2"/>
+            <w:bookmarkStart w:id="125" w:name="_Toc6645_WPSOffice_Level2"/>
+            <w:bookmarkStart w:id="126" w:name="_Toc13225_WPSOffice_Level2"/>
+            <w:bookmarkStart w:id="127" w:name="_Toc5164_WPSOffice_Level2"/>
+            <w:bookmarkStart w:id="128" w:name="_Toc6170_WPSOffice_Level2"/>
+            <w:bookmarkStart w:id="129" w:name="_Toc5423_WPSOffice_Level2"/>
             <w:bookmarkStart w:id="130" w:name="_Toc2683_WPSOffice_Level2"/>
             <w:bookmarkStart w:id="131" w:name="_Toc6863_WPSOffice_Level2"/>
             <w:r>
@@ -33995,12 +33754,12 @@
               </w:rPr>
             </w:pPr>
             <w:bookmarkStart w:id="132" w:name="_Toc6323_WPSOffice_Level2"/>
-            <w:bookmarkStart w:id="133" w:name="_Toc24628_WPSOffice_Level2"/>
-            <w:bookmarkStart w:id="134" w:name="_Toc13817_WPSOffice_Level2"/>
+            <w:bookmarkStart w:id="133" w:name="_Toc3387_WPSOffice_Level2"/>
+            <w:bookmarkStart w:id="134" w:name="_Toc24628_WPSOffice_Level2"/>
             <w:bookmarkStart w:id="135" w:name="_Toc5860_WPSOffice_Level2"/>
-            <w:bookmarkStart w:id="136" w:name="_Toc12046_WPSOffice_Level2"/>
-            <w:bookmarkStart w:id="137" w:name="_Toc3387_WPSOffice_Level2"/>
-            <w:bookmarkStart w:id="138" w:name="_Toc29762_WPSOffice_Level2"/>
+            <w:bookmarkStart w:id="136" w:name="_Toc29762_WPSOffice_Level2"/>
+            <w:bookmarkStart w:id="137" w:name="_Toc12046_WPSOffice_Level2"/>
+            <w:bookmarkStart w:id="138" w:name="_Toc13817_WPSOffice_Level2"/>
             <w:r>
               <w:rPr>
                 <w:rFonts w:hint="eastAsia" w:ascii="Times New Roman" w:hAnsi="Times New Roman" w:eastAsia="微软雅黑" w:cs="Times New Roman"/>
@@ -34501,13 +34260,13 @@
                 <w:szCs w:val="18"/>
               </w:rPr>
             </w:pPr>
-            <w:bookmarkStart w:id="139" w:name="_Toc6004_WPSOffice_Level2"/>
-            <w:bookmarkStart w:id="140" w:name="_Toc11082_WPSOffice_Level2"/>
-            <w:bookmarkStart w:id="141" w:name="_Toc22500_WPSOffice_Level2"/>
-            <w:bookmarkStart w:id="142" w:name="_Toc15619_WPSOffice_Level2"/>
-            <w:bookmarkStart w:id="143" w:name="_Toc13244_WPSOffice_Level2"/>
-            <w:bookmarkStart w:id="144" w:name="_Toc31905_WPSOffice_Level2"/>
-            <w:bookmarkStart w:id="145" w:name="_Toc708_WPSOffice_Level2"/>
+            <w:bookmarkStart w:id="139" w:name="_Toc11082_WPSOffice_Level2"/>
+            <w:bookmarkStart w:id="140" w:name="_Toc31905_WPSOffice_Level2"/>
+            <w:bookmarkStart w:id="141" w:name="_Toc15619_WPSOffice_Level2"/>
+            <w:bookmarkStart w:id="142" w:name="_Toc6004_WPSOffice_Level2"/>
+            <w:bookmarkStart w:id="143" w:name="_Toc708_WPSOffice_Level2"/>
+            <w:bookmarkStart w:id="144" w:name="_Toc22500_WPSOffice_Level2"/>
+            <w:bookmarkStart w:id="145" w:name="_Toc13244_WPSOffice_Level2"/>
             <w:r>
               <w:rPr>
                 <w:rFonts w:hint="eastAsia" w:ascii="Times New Roman" w:hAnsi="Times New Roman" w:eastAsia="微软雅黑" w:cs="Times New Roman"/>
@@ -35008,13 +34767,13 @@
                 <w:szCs w:val="18"/>
               </w:rPr>
             </w:pPr>
-            <w:bookmarkStart w:id="146" w:name="_Toc13664_WPSOffice_Level2"/>
-            <w:bookmarkStart w:id="147" w:name="_Toc4042_WPSOffice_Level2"/>
-            <w:bookmarkStart w:id="148" w:name="_Toc23537_WPSOffice_Level2"/>
+            <w:bookmarkStart w:id="146" w:name="_Toc23443_WPSOffice_Level2"/>
+            <w:bookmarkStart w:id="147" w:name="_Toc13664_WPSOffice_Level2"/>
+            <w:bookmarkStart w:id="148" w:name="_Toc7586_WPSOffice_Level2"/>
             <w:bookmarkStart w:id="149" w:name="_Toc21560_WPSOffice_Level2"/>
-            <w:bookmarkStart w:id="150" w:name="_Toc15479_WPSOffice_Level2"/>
-            <w:bookmarkStart w:id="151" w:name="_Toc7586_WPSOffice_Level2"/>
-            <w:bookmarkStart w:id="152" w:name="_Toc23443_WPSOffice_Level2"/>
+            <w:bookmarkStart w:id="150" w:name="_Toc4042_WPSOffice_Level2"/>
+            <w:bookmarkStart w:id="151" w:name="_Toc15479_WPSOffice_Level2"/>
+            <w:bookmarkStart w:id="152" w:name="_Toc23537_WPSOffice_Level2"/>
             <w:r>
               <w:rPr>
                 <w:rFonts w:hint="eastAsia" w:ascii="Times New Roman" w:hAnsi="Times New Roman" w:eastAsia="微软雅黑" w:cs="Times New Roman"/>
@@ -35515,13 +35274,13 @@
                 <w:szCs w:val="18"/>
               </w:rPr>
             </w:pPr>
-            <w:bookmarkStart w:id="153" w:name="_Toc28498_WPSOffice_Level2"/>
-            <w:bookmarkStart w:id="154" w:name="_Toc5629_WPSOffice_Level2"/>
+            <w:bookmarkStart w:id="153" w:name="_Toc5629_WPSOffice_Level2"/>
+            <w:bookmarkStart w:id="154" w:name="_Toc28498_WPSOffice_Level2"/>
             <w:bookmarkStart w:id="155" w:name="_Toc22039_WPSOffice_Level2"/>
             <w:bookmarkStart w:id="156" w:name="_Toc29193_WPSOffice_Level2"/>
-            <w:bookmarkStart w:id="157" w:name="_Toc10575_WPSOffice_Level2"/>
-            <w:bookmarkStart w:id="158" w:name="_Toc11254_WPSOffice_Level2"/>
-            <w:bookmarkStart w:id="159" w:name="_Toc2337_WPSOffice_Level2"/>
+            <w:bookmarkStart w:id="157" w:name="_Toc2337_WPSOffice_Level2"/>
+            <w:bookmarkStart w:id="158" w:name="_Toc10575_WPSOffice_Level2"/>
+            <w:bookmarkStart w:id="159" w:name="_Toc11254_WPSOffice_Level2"/>
             <w:r>
               <w:rPr>
                 <w:rFonts w:hint="eastAsia" w:ascii="Times New Roman" w:hAnsi="Times New Roman" w:eastAsia="微软雅黑" w:cs="Times New Roman"/>
@@ -35985,14 +35744,6 @@
         <w:gridCol w:w="1409"/>
       </w:tblGrid>
       <w:tr>
-        <w:tblPrEx>
-          <w:tblCellMar>
-            <w:top w:w="0" w:type="dxa"/>
-            <w:left w:w="0" w:type="dxa"/>
-            <w:bottom w:w="0" w:type="dxa"/>
-            <w:right w:w="0" w:type="dxa"/>
-          </w:tblCellMar>
-        </w:tblPrEx>
         <w:trPr>
           <w:trHeight w:val="356" w:hRule="exact"/>
           <w:jc w:val="center"/>
@@ -36023,12 +35774,12 @@
               </w:rPr>
             </w:pPr>
             <w:bookmarkStart w:id="160" w:name="_Toc2613_WPSOffice_Level2"/>
-            <w:bookmarkStart w:id="161" w:name="_Toc13246_WPSOffice_Level2"/>
-            <w:bookmarkStart w:id="162" w:name="_Toc17668_WPSOffice_Level2"/>
-            <w:bookmarkStart w:id="163" w:name="_Toc18866_WPSOffice_Level2"/>
-            <w:bookmarkStart w:id="164" w:name="_Toc17621_WPSOffice_Level2"/>
-            <w:bookmarkStart w:id="165" w:name="_Toc8519_WPSOffice_Level2"/>
-            <w:bookmarkStart w:id="166" w:name="_Toc8985_WPSOffice_Level2"/>
+            <w:bookmarkStart w:id="161" w:name="_Toc17668_WPSOffice_Level2"/>
+            <w:bookmarkStart w:id="162" w:name="_Toc18866_WPSOffice_Level2"/>
+            <w:bookmarkStart w:id="163" w:name="_Toc8985_WPSOffice_Level2"/>
+            <w:bookmarkStart w:id="164" w:name="_Toc8519_WPSOffice_Level2"/>
+            <w:bookmarkStart w:id="165" w:name="_Toc13246_WPSOffice_Level2"/>
+            <w:bookmarkStart w:id="166" w:name="_Toc17621_WPSOffice_Level2"/>
             <w:r>
               <w:rPr>
                 <w:rFonts w:hint="eastAsia" w:ascii="Times New Roman" w:hAnsi="Times New Roman" w:eastAsia="微软雅黑" w:cs="Times New Roman"/>
@@ -36529,13 +36280,13 @@
                 <w:szCs w:val="18"/>
               </w:rPr>
             </w:pPr>
-            <w:bookmarkStart w:id="167" w:name="_Toc12027_WPSOffice_Level2"/>
-            <w:bookmarkStart w:id="168" w:name="_Toc12118_WPSOffice_Level2"/>
-            <w:bookmarkStart w:id="169" w:name="_Toc2334_WPSOffice_Level2"/>
-            <w:bookmarkStart w:id="170" w:name="_Toc25338_WPSOffice_Level2"/>
-            <w:bookmarkStart w:id="171" w:name="_Toc6654_WPSOffice_Level2"/>
-            <w:bookmarkStart w:id="172" w:name="_Toc24337_WPSOffice_Level2"/>
-            <w:bookmarkStart w:id="173" w:name="_Toc23413_WPSOffice_Level2"/>
+            <w:bookmarkStart w:id="167" w:name="_Toc12118_WPSOffice_Level2"/>
+            <w:bookmarkStart w:id="168" w:name="_Toc6654_WPSOffice_Level2"/>
+            <w:bookmarkStart w:id="169" w:name="_Toc23413_WPSOffice_Level2"/>
+            <w:bookmarkStart w:id="170" w:name="_Toc2334_WPSOffice_Level2"/>
+            <w:bookmarkStart w:id="171" w:name="_Toc25338_WPSOffice_Level2"/>
+            <w:bookmarkStart w:id="172" w:name="_Toc12027_WPSOffice_Level2"/>
+            <w:bookmarkStart w:id="173" w:name="_Toc24337_WPSOffice_Level2"/>
             <w:r>
               <w:rPr>
                 <w:rFonts w:hint="eastAsia" w:ascii="Times New Roman" w:hAnsi="Times New Roman" w:eastAsia="微软雅黑" w:cs="Times New Roman"/>
@@ -37037,12 +36788,12 @@
               </w:rPr>
             </w:pPr>
             <w:bookmarkStart w:id="174" w:name="_Toc6074_WPSOffice_Level2"/>
-            <w:bookmarkStart w:id="175" w:name="_Toc20736_WPSOffice_Level2"/>
-            <w:bookmarkStart w:id="176" w:name="_Toc28807_WPSOffice_Level2"/>
-            <w:bookmarkStart w:id="177" w:name="_Toc5840_WPSOffice_Level2"/>
-            <w:bookmarkStart w:id="178" w:name="_Toc17254_WPSOffice_Level2"/>
-            <w:bookmarkStart w:id="179" w:name="_Toc17711_WPSOffice_Level2"/>
-            <w:bookmarkStart w:id="180" w:name="_Toc20271_WPSOffice_Level2"/>
+            <w:bookmarkStart w:id="175" w:name="_Toc28807_WPSOffice_Level2"/>
+            <w:bookmarkStart w:id="176" w:name="_Toc5840_WPSOffice_Level2"/>
+            <w:bookmarkStart w:id="177" w:name="_Toc17254_WPSOffice_Level2"/>
+            <w:bookmarkStart w:id="178" w:name="_Toc20271_WPSOffice_Level2"/>
+            <w:bookmarkStart w:id="179" w:name="_Toc20736_WPSOffice_Level2"/>
+            <w:bookmarkStart w:id="180" w:name="_Toc17711_WPSOffice_Level2"/>
             <w:r>
               <w:rPr>
                 <w:rFonts w:hint="eastAsia" w:ascii="Times New Roman" w:hAnsi="Times New Roman" w:eastAsia="微软雅黑" w:cs="Times New Roman"/>
@@ -37546,10 +37297,10 @@
             <w:bookmarkStart w:id="181" w:name="_Toc31683_WPSOffice_Level2"/>
             <w:bookmarkStart w:id="182" w:name="_Toc18813_WPSOffice_Level2"/>
             <w:bookmarkStart w:id="183" w:name="_Toc24586_WPSOffice_Level2"/>
-            <w:bookmarkStart w:id="184" w:name="_Toc26031_WPSOffice_Level2"/>
-            <w:bookmarkStart w:id="185" w:name="_Toc18295_WPSOffice_Level2"/>
-            <w:bookmarkStart w:id="186" w:name="_Toc18784_WPSOffice_Level2"/>
-            <w:bookmarkStart w:id="187" w:name="_Toc22623_WPSOffice_Level2"/>
+            <w:bookmarkStart w:id="184" w:name="_Toc18784_WPSOffice_Level2"/>
+            <w:bookmarkStart w:id="185" w:name="_Toc22623_WPSOffice_Level2"/>
+            <w:bookmarkStart w:id="186" w:name="_Toc26031_WPSOffice_Level2"/>
+            <w:bookmarkStart w:id="187" w:name="_Toc18295_WPSOffice_Level2"/>
             <w:r>
               <w:rPr>
                 <w:rFonts w:hint="eastAsia" w:ascii="Times New Roman" w:hAnsi="Times New Roman" w:eastAsia="微软雅黑" w:cs="Times New Roman"/>
@@ -38544,12 +38295,12 @@
                 <w:szCs w:val="18"/>
               </w:rPr>
             </w:pPr>
-            <w:bookmarkStart w:id="188" w:name="_Toc22167_WPSOffice_Level2"/>
-            <w:bookmarkStart w:id="189" w:name="_Toc11576_WPSOffice_Level2"/>
-            <w:bookmarkStart w:id="190" w:name="_Toc30144_WPSOffice_Level2"/>
-            <w:bookmarkStart w:id="191" w:name="_Toc25837_WPSOffice_Level2"/>
-            <w:bookmarkStart w:id="192" w:name="_Toc31152_WPSOffice_Level2"/>
-            <w:bookmarkStart w:id="193" w:name="_Toc2455_WPSOffice_Level2"/>
+            <w:bookmarkStart w:id="188" w:name="_Toc11576_WPSOffice_Level2"/>
+            <w:bookmarkStart w:id="189" w:name="_Toc25837_WPSOffice_Level2"/>
+            <w:bookmarkStart w:id="190" w:name="_Toc2455_WPSOffice_Level2"/>
+            <w:bookmarkStart w:id="191" w:name="_Toc31152_WPSOffice_Level2"/>
+            <w:bookmarkStart w:id="192" w:name="_Toc22167_WPSOffice_Level2"/>
+            <w:bookmarkStart w:id="193" w:name="_Toc30144_WPSOffice_Level2"/>
             <w:bookmarkStart w:id="194" w:name="_Toc15930_WPSOffice_Level2"/>
             <w:r>
               <w:rPr>
@@ -39052,13 +38803,13 @@
                 <w:szCs w:val="18"/>
               </w:rPr>
             </w:pPr>
-            <w:bookmarkStart w:id="195" w:name="_Toc18298_WPSOffice_Level2"/>
-            <w:bookmarkStart w:id="196" w:name="_Toc21218_WPSOffice_Level2"/>
-            <w:bookmarkStart w:id="197" w:name="_Toc6105_WPSOffice_Level2"/>
-            <w:bookmarkStart w:id="198" w:name="_Toc10927_WPSOffice_Level2"/>
-            <w:bookmarkStart w:id="199" w:name="_Toc21844_WPSOffice_Level2"/>
-            <w:bookmarkStart w:id="200" w:name="_Toc24581_WPSOffice_Level2"/>
-            <w:bookmarkStart w:id="201" w:name="_Toc17817_WPSOffice_Level2"/>
+            <w:bookmarkStart w:id="195" w:name="_Toc17817_WPSOffice_Level2"/>
+            <w:bookmarkStart w:id="196" w:name="_Toc10927_WPSOffice_Level2"/>
+            <w:bookmarkStart w:id="197" w:name="_Toc24581_WPSOffice_Level2"/>
+            <w:bookmarkStart w:id="198" w:name="_Toc18298_WPSOffice_Level2"/>
+            <w:bookmarkStart w:id="199" w:name="_Toc21218_WPSOffice_Level2"/>
+            <w:bookmarkStart w:id="200" w:name="_Toc21844_WPSOffice_Level2"/>
+            <w:bookmarkStart w:id="201" w:name="_Toc6105_WPSOffice_Level2"/>
             <w:r>
               <w:rPr>
                 <w:rFonts w:hint="eastAsia" w:ascii="Times New Roman" w:hAnsi="Times New Roman" w:eastAsia="微软雅黑" w:cs="Times New Roman"/>
@@ -39560,12 +39311,12 @@
               </w:rPr>
             </w:pPr>
             <w:bookmarkStart w:id="202" w:name="_Toc5805_WPSOffice_Level2"/>
-            <w:bookmarkStart w:id="203" w:name="_Toc20673_WPSOffice_Level2"/>
+            <w:bookmarkStart w:id="203" w:name="_Toc26632_WPSOffice_Level2"/>
             <w:bookmarkStart w:id="204" w:name="_Toc3881_WPSOffice_Level2"/>
-            <w:bookmarkStart w:id="205" w:name="_Toc7518_WPSOffice_Level2"/>
-            <w:bookmarkStart w:id="206" w:name="_Toc22953_WPSOffice_Level2"/>
-            <w:bookmarkStart w:id="207" w:name="_Toc26632_WPSOffice_Level2"/>
-            <w:bookmarkStart w:id="208" w:name="_Toc32618_WPSOffice_Level2"/>
+            <w:bookmarkStart w:id="205" w:name="_Toc22953_WPSOffice_Level2"/>
+            <w:bookmarkStart w:id="206" w:name="_Toc20673_WPSOffice_Level2"/>
+            <w:bookmarkStart w:id="207" w:name="_Toc32618_WPSOffice_Level2"/>
+            <w:bookmarkStart w:id="208" w:name="_Toc7518_WPSOffice_Level2"/>
             <w:r>
               <w:rPr>
                 <w:rFonts w:hint="eastAsia" w:ascii="Times New Roman" w:hAnsi="Times New Roman" w:eastAsia="微软雅黑" w:cs="Times New Roman"/>
@@ -40067,12 +39818,12 @@
               </w:rPr>
             </w:pPr>
             <w:bookmarkStart w:id="209" w:name="_Toc22431_WPSOffice_Level2"/>
-            <w:bookmarkStart w:id="210" w:name="_Toc31722_WPSOffice_Level2"/>
-            <w:bookmarkStart w:id="211" w:name="_Toc14661_WPSOffice_Level2"/>
-            <w:bookmarkStart w:id="212" w:name="_Toc15940_WPSOffice_Level2"/>
-            <w:bookmarkStart w:id="213" w:name="_Toc9505_WPSOffice_Level2"/>
-            <w:bookmarkStart w:id="214" w:name="_Toc25299_WPSOffice_Level2"/>
-            <w:bookmarkStart w:id="215" w:name="_Toc22629_WPSOffice_Level2"/>
+            <w:bookmarkStart w:id="210" w:name="_Toc25299_WPSOffice_Level2"/>
+            <w:bookmarkStart w:id="211" w:name="_Toc15940_WPSOffice_Level2"/>
+            <w:bookmarkStart w:id="212" w:name="_Toc22629_WPSOffice_Level2"/>
+            <w:bookmarkStart w:id="213" w:name="_Toc31722_WPSOffice_Level2"/>
+            <w:bookmarkStart w:id="214" w:name="_Toc9505_WPSOffice_Level2"/>
+            <w:bookmarkStart w:id="215" w:name="_Toc14661_WPSOffice_Level2"/>
             <w:r>
               <w:rPr>
                 <w:rFonts w:hint="eastAsia" w:ascii="Times New Roman" w:hAnsi="Times New Roman" w:eastAsia="微软雅黑" w:cs="Times New Roman"/>
@@ -40573,13 +40324,13 @@
                 <w:szCs w:val="18"/>
               </w:rPr>
             </w:pPr>
-            <w:bookmarkStart w:id="216" w:name="_Toc4328_WPSOffice_Level2"/>
-            <w:bookmarkStart w:id="217" w:name="_Toc27147_WPSOffice_Level2"/>
-            <w:bookmarkStart w:id="218" w:name="_Toc24372_WPSOffice_Level2"/>
-            <w:bookmarkStart w:id="219" w:name="_Toc20849_WPSOffice_Level2"/>
-            <w:bookmarkStart w:id="220" w:name="_Toc27188_WPSOffice_Level2"/>
+            <w:bookmarkStart w:id="216" w:name="_Toc27147_WPSOffice_Level2"/>
+            <w:bookmarkStart w:id="217" w:name="_Toc20849_WPSOffice_Level2"/>
+            <w:bookmarkStart w:id="218" w:name="_Toc7607_WPSOffice_Level2"/>
+            <w:bookmarkStart w:id="219" w:name="_Toc24372_WPSOffice_Level2"/>
+            <w:bookmarkStart w:id="220" w:name="_Toc4328_WPSOffice_Level2"/>
             <w:bookmarkStart w:id="221" w:name="_Toc5581_WPSOffice_Level2"/>
-            <w:bookmarkStart w:id="222" w:name="_Toc7607_WPSOffice_Level2"/>
+            <w:bookmarkStart w:id="222" w:name="_Toc27188_WPSOffice_Level2"/>
             <w:r>
               <w:rPr>
                 <w:rFonts w:hint="eastAsia" w:ascii="Times New Roman" w:hAnsi="Times New Roman" w:eastAsia="微软雅黑" w:cs="Times New Roman"/>
@@ -41081,12 +40832,12 @@
               </w:rPr>
             </w:pPr>
             <w:bookmarkStart w:id="223" w:name="_Toc6343_WPSOffice_Level2"/>
-            <w:bookmarkStart w:id="224" w:name="_Toc9066_WPSOffice_Level2"/>
-            <w:bookmarkStart w:id="225" w:name="_Toc23854_WPSOffice_Level2"/>
-            <w:bookmarkStart w:id="226" w:name="_Toc26466_WPSOffice_Level2"/>
-            <w:bookmarkStart w:id="227" w:name="_Toc23457_WPSOffice_Level2"/>
-            <w:bookmarkStart w:id="228" w:name="_Toc11511_WPSOffice_Level2"/>
-            <w:bookmarkStart w:id="229" w:name="_Toc8746_WPSOffice_Level2"/>
+            <w:bookmarkStart w:id="224" w:name="_Toc23854_WPSOffice_Level2"/>
+            <w:bookmarkStart w:id="225" w:name="_Toc8746_WPSOffice_Level2"/>
+            <w:bookmarkStart w:id="226" w:name="_Toc9066_WPSOffice_Level2"/>
+            <w:bookmarkStart w:id="227" w:name="_Toc26466_WPSOffice_Level2"/>
+            <w:bookmarkStart w:id="228" w:name="_Toc23457_WPSOffice_Level2"/>
+            <w:bookmarkStart w:id="229" w:name="_Toc11511_WPSOffice_Level2"/>
             <w:r>
               <w:rPr>
                 <w:rFonts w:hint="eastAsia" w:ascii="Times New Roman" w:hAnsi="Times New Roman" w:eastAsia="微软雅黑" w:cs="Times New Roman"/>
@@ -41588,11 +41339,11 @@
               </w:rPr>
             </w:pPr>
             <w:bookmarkStart w:id="230" w:name="_Toc20319_WPSOffice_Level2"/>
-            <w:bookmarkStart w:id="231" w:name="_Toc6069_WPSOffice_Level2"/>
-            <w:bookmarkStart w:id="232" w:name="_Toc1557_WPSOffice_Level2"/>
-            <w:bookmarkStart w:id="233" w:name="_Toc17440_WPSOffice_Level2"/>
-            <w:bookmarkStart w:id="234" w:name="_Toc17938_WPSOffice_Level2"/>
-            <w:bookmarkStart w:id="235" w:name="_Toc12685_WPSOffice_Level2"/>
+            <w:bookmarkStart w:id="231" w:name="_Toc1557_WPSOffice_Level2"/>
+            <w:bookmarkStart w:id="232" w:name="_Toc17440_WPSOffice_Level2"/>
+            <w:bookmarkStart w:id="233" w:name="_Toc17938_WPSOffice_Level2"/>
+            <w:bookmarkStart w:id="234" w:name="_Toc12685_WPSOffice_Level2"/>
+            <w:bookmarkStart w:id="235" w:name="_Toc6069_WPSOffice_Level2"/>
             <w:bookmarkStart w:id="236" w:name="_Toc3049_WPSOffice_Level2"/>
             <w:r>
               <w:rPr>
@@ -42603,8 +42354,8 @@
             </w:pPr>
             <w:bookmarkStart w:id="244" w:name="_Toc27941_WPSOffice_Level2"/>
             <w:bookmarkStart w:id="245" w:name="_Toc9870_WPSOffice_Level2"/>
-            <w:bookmarkStart w:id="246" w:name="_Toc20570_WPSOffice_Level2"/>
-            <w:bookmarkStart w:id="247" w:name="_Toc19658_WPSOffice_Level2"/>
+            <w:bookmarkStart w:id="246" w:name="_Toc19658_WPSOffice_Level2"/>
+            <w:bookmarkStart w:id="247" w:name="_Toc20570_WPSOffice_Level2"/>
             <w:bookmarkStart w:id="248" w:name="_Toc7268_WPSOffice_Level2"/>
             <w:bookmarkStart w:id="249" w:name="_Toc8959_WPSOffice_Level2"/>
             <w:bookmarkStart w:id="250" w:name="_Toc24661_WPSOffice_Level2"/>
@@ -45111,23 +44862,6 @@
     </w:lvl>
   </w:abstractNum>
   <w:abstractNum w:abstractNumId="13">
-    <w:nsid w:val="58AABCAB"/>
-    <w:multiLevelType w:val="singleLevel"/>
-    <w:tmpl w:val="58AABCAB"/>
-    <w:lvl w:ilvl="0" w:tentative="0">
-      <w:start w:val="1"/>
-      <w:numFmt w:val="bullet"/>
-      <w:lvlText w:val=""/>
-      <w:lvlJc w:val="left"/>
-      <w:pPr>
-        <w:ind w:left="420" w:hanging="420"/>
-      </w:pPr>
-      <w:rPr>
-        <w:rFonts w:hint="default" w:ascii="Wingdings" w:hAnsi="Wingdings"/>
-      </w:rPr>
-    </w:lvl>
-  </w:abstractNum>
-  <w:abstractNum w:abstractNumId="14">
     <w:nsid w:val="5B812BEF"/>
     <w:multiLevelType w:val="multilevel"/>
     <w:tmpl w:val="5B812BEF"/>
@@ -45246,7 +44980,7 @@
     </w:lvl>
   </w:abstractNum>
   <w:num w:numId="1">
-    <w:abstractNumId w:val="14"/>
+    <w:abstractNumId w:val="13"/>
   </w:num>
   <w:num w:numId="2">
     <w:abstractNumId w:val="9"/>
@@ -45286,9 +45020,6 @@
   </w:num>
   <w:num w:numId="14">
     <w:abstractNumId w:val="8"/>
-  </w:num>
-  <w:num w:numId="15">
-    <w:abstractNumId w:val="13"/>
   </w:num>
 </w:numbering>
 </file>
